--- a/docs/downloads/john-nelson-darby/سينوبسيس-تم-سينوبسيس/doc_0413.docx
+++ b/docs/downloads/john-nelson-darby/سينوبسيس-تم-سينوبسيس/doc_0413.docx
@@ -5,540 +5,2399 @@
     <w:p>
       <w:pPr>
         <w:rPr>
-          <w:rFonts w:ascii="Sakkal Majalla" w:hAnsi="Sakkal Majalla" w:cs="Sakkal Majalla"/>
-          <w:sz w:val="28"/>
-          <w:szCs w:val="28"/>
-          <w:rtl/>
-          <w:lang w:bidi="ar-AE"/>
-        </w:rPr>
-      </w:pPr>
-      <w:r>
-        <w:rPr>
-          <w:rFonts w:ascii="Sakkal Majalla" w:hAnsi="Sakkal Majalla" w:cs="Sakkal Majalla" w:hint="cs"/>
-          <w:sz w:val="28"/>
-          <w:szCs w:val="28"/>
-          <w:rtl/>
-          <w:lang w:bidi="ar-AE"/>
-        </w:rPr>
-        <w:t>يوحنا داربي</w:t>
-      </w:r>
-    </w:p>
-    <w:p>
-      <w:pPr>
-        <w:rPr>
-          <w:rFonts w:ascii="Sakkal Majalla" w:hAnsi="Sakkal Majalla" w:cs="Sakkal Majalla"/>
-          <w:sz w:val="28"/>
-          <w:szCs w:val="28"/>
-          <w:rtl/>
-          <w:lang w:bidi="ar-AE"/>
-        </w:rPr>
-      </w:pPr>
-      <w:r>
-        <w:rPr>
-          <w:rFonts w:ascii="Sakkal Majalla" w:hAnsi="Sakkal Majalla" w:cs="Sakkal Majalla" w:hint="cs"/>
-          <w:sz w:val="28"/>
-          <w:szCs w:val="28"/>
-          <w:rtl/>
-          <w:lang w:bidi="ar-AE"/>
-        </w:rPr>
-        <w:t>ملخص مركز في سفر راعوث</w:t>
-      </w:r>
-    </w:p>
-    <w:p>
-      <w:pPr>
-        <w:jc w:val="both"/>
-        <w:rPr>
-          <w:rFonts w:ascii="Sakkal Majalla" w:hAnsi="Sakkal Majalla" w:cs="Sakkal Majalla"/>
-          <w:sz w:val="28"/>
-          <w:szCs w:val="28"/>
-          <w:rtl/>
-          <w:lang w:bidi="ar-AE"/>
-        </w:rPr>
-      </w:pPr>
-      <w:r>
-        <w:rPr>
-          <w:rFonts w:ascii="Sakkal Majalla" w:hAnsi="Sakkal Majalla" w:cs="Sakkal Majalla" w:hint="cs"/>
-          <w:sz w:val="28"/>
-          <w:szCs w:val="28"/>
-          <w:rtl/>
-          <w:lang w:bidi="ar-AE"/>
-        </w:rPr>
-        <w:t xml:space="preserve">سفر راعوث يحدثنا أيضًا عن أيام القضاة، حينما لم يكن ملك في إسرائيل؛ إلا أنه يرينا الجانب الجميل لتلك الأيام في تأثيرات نعمة الله، الذي (مبارك هو اسمه!) لم يمتنع أبدًا وسط الشر، كما وفي استمرار تقدم الأحداث، بأن يتدخل لتتميم مواعيده في </w:t>
-      </w:r>
-      <w:proofErr w:type="spellStart"/>
-      <w:r>
-        <w:rPr>
-          <w:rFonts w:ascii="Sakkal Majalla" w:hAnsi="Sakkal Majalla" w:cs="Sakkal Majalla" w:hint="cs"/>
-          <w:sz w:val="28"/>
-          <w:szCs w:val="28"/>
-          <w:rtl/>
-          <w:lang w:bidi="ar-AE"/>
-        </w:rPr>
-        <w:t>المسيا</w:t>
-      </w:r>
-      <w:proofErr w:type="spellEnd"/>
-      <w:r>
-        <w:rPr>
-          <w:rFonts w:ascii="Sakkal Majalla" w:hAnsi="Sakkal Majalla" w:cs="Sakkal Majalla" w:hint="cs"/>
-          <w:sz w:val="28"/>
-          <w:szCs w:val="28"/>
-          <w:rtl/>
-          <w:lang w:bidi="ar-AE"/>
-        </w:rPr>
-        <w:t>، مهما بلغ حينها تقدم الشر عامة.</w:t>
-      </w:r>
-    </w:p>
-    <w:p>
-      <w:pPr>
-        <w:jc w:val="both"/>
-        <w:rPr>
-          <w:rFonts w:ascii="Sakkal Majalla" w:hAnsi="Sakkal Majalla" w:cs="Sakkal Majalla"/>
-          <w:sz w:val="28"/>
-          <w:szCs w:val="28"/>
-          <w:rtl/>
-          <w:lang w:bidi="ar-AE"/>
-        </w:rPr>
-      </w:pPr>
-      <w:r>
-        <w:rPr>
-          <w:rFonts w:ascii="Sakkal Majalla" w:hAnsi="Sakkal Majalla" w:cs="Sakkal Majalla" w:hint="cs"/>
-          <w:sz w:val="28"/>
-          <w:szCs w:val="28"/>
-          <w:rtl/>
-          <w:lang w:bidi="ar-AE"/>
-        </w:rPr>
-        <w:t xml:space="preserve">راعوث، وهي غريبة الجنس، إذ بحثت بالإيمان عن حمى تحت خوافي إله إسرائيل، </w:t>
-      </w:r>
-      <w:r>
-        <w:rPr>
-          <w:rFonts w:ascii="Sakkal Majalla" w:hAnsi="Sakkal Majalla" w:cs="Sakkal Majalla" w:hint="cs"/>
-          <w:sz w:val="28"/>
-          <w:szCs w:val="28"/>
-          <w:rtl/>
-          <w:lang w:bidi="ar-AE"/>
-        </w:rPr>
-        <w:t>استقبلتها النعمة، ونسل داود، الملك على إسرائيل بحسب النعمة، مرتبط بها.</w:t>
-      </w:r>
-      <w:r>
-        <w:rPr>
-          <w:rFonts w:ascii="Sakkal Majalla" w:hAnsi="Sakkal Majalla" w:cs="Sakkal Majalla" w:hint="cs"/>
-          <w:sz w:val="28"/>
-          <w:szCs w:val="28"/>
-          <w:rtl/>
-          <w:lang w:bidi="ar-AE"/>
-        </w:rPr>
-        <w:t xml:space="preserve"> </w:t>
-      </w:r>
-      <w:r>
-        <w:rPr>
-          <w:rFonts w:ascii="Sakkal Majalla" w:hAnsi="Sakkal Majalla" w:cs="Sakkal Majalla" w:hint="cs"/>
-          <w:sz w:val="28"/>
-          <w:szCs w:val="28"/>
-          <w:rtl/>
-          <w:lang w:bidi="ar-AE"/>
-        </w:rPr>
-        <w:t>إنه نسل الرب يسوع بذاته حسب الجسد.</w:t>
-      </w:r>
-    </w:p>
-    <w:p>
-      <w:pPr>
-        <w:jc w:val="both"/>
-        <w:rPr>
-          <w:rFonts w:ascii="Sakkal Majalla" w:hAnsi="Sakkal Majalla" w:cs="Sakkal Majalla"/>
-          <w:sz w:val="28"/>
-          <w:szCs w:val="28"/>
-          <w:rtl/>
-          <w:lang w:bidi="ar-AE"/>
-        </w:rPr>
-      </w:pPr>
-      <w:r>
-        <w:rPr>
-          <w:rFonts w:ascii="Sakkal Majalla" w:hAnsi="Sakkal Majalla" w:cs="Sakkal Majalla" w:hint="cs"/>
-          <w:sz w:val="28"/>
-          <w:szCs w:val="28"/>
-          <w:rtl/>
-          <w:lang w:bidi="ar-AE"/>
-        </w:rPr>
-        <w:t>يبدو لي بأن هذا السفر يمثل في مثال قَبول بقية إسرائيل في الأيام الأخيرة في النعمة، إذ أن فاديها (قريبها بالدم، الذي له حق الفكاك) تولّى أمرها بذاته.</w:t>
-      </w:r>
-    </w:p>
-    <w:p>
-      <w:pPr>
-        <w:jc w:val="both"/>
-        <w:rPr>
-          <w:rFonts w:ascii="Sakkal Majalla" w:hAnsi="Sakkal Majalla" w:cs="Sakkal Majalla"/>
-          <w:sz w:val="28"/>
-          <w:szCs w:val="28"/>
-          <w:rtl/>
-          <w:lang w:bidi="ar-AE"/>
-        </w:rPr>
-      </w:pPr>
-      <w:r>
-        <w:rPr>
-          <w:rFonts w:ascii="Sakkal Majalla" w:hAnsi="Sakkal Majalla" w:cs="Sakkal Majalla" w:hint="cs"/>
-          <w:sz w:val="28"/>
-          <w:szCs w:val="28"/>
-          <w:rtl/>
-          <w:lang w:bidi="ar-AE"/>
-        </w:rPr>
-        <w:t xml:space="preserve">إذ أن أليمالك (ما يعني: الله الملك) ميت، أصبحت نعمة (المنعم عليها، المحبوبة) أرملة، وأخيرًا فقدت أيضًا ابنيها. إنها مثال للأمة اليهودية، التي، إذ أنها فقدت إلهها، أصبحت كإحدى الأرامل ولم يكن لها وريث. وفعلاً ستكون هنالك بقية معدومة من كل حقوقها في المواعيد (ولذا رمزيًا تُمَثَّل بواحدة غريبة)، يتم قبولها في النعمة (كالأمم والكنيسة، بالمقارنة بـ ميخا 5: 3 الجزء الأخير منه) </w:t>
-      </w:r>
-      <w:r>
-        <w:rPr>
-          <w:rFonts w:ascii="Sakkal Majalla" w:hAnsi="Sakkal Majalla" w:cs="Sakkal Majalla"/>
-          <w:sz w:val="28"/>
-          <w:szCs w:val="28"/>
-          <w:rtl/>
-          <w:lang w:bidi="ar-AE"/>
-        </w:rPr>
-        <w:t>–</w:t>
-      </w:r>
-      <w:r>
-        <w:rPr>
-          <w:rFonts w:ascii="Sakkal Majalla" w:hAnsi="Sakkal Majalla" w:cs="Sakkal Majalla" w:hint="cs"/>
-          <w:sz w:val="28"/>
-          <w:szCs w:val="28"/>
-          <w:rtl/>
-          <w:lang w:bidi="ar-AE"/>
-        </w:rPr>
-        <w:t xml:space="preserve"> </w:t>
-      </w:r>
-      <w:r>
-        <w:rPr>
-          <w:rFonts w:ascii="Sakkal Majalla" w:hAnsi="Sakkal Majalla" w:cs="Sakkal Majalla" w:hint="cs"/>
-          <w:sz w:val="28"/>
-          <w:szCs w:val="28"/>
-          <w:rtl/>
-          <w:lang w:bidi="ar-AE"/>
-        </w:rPr>
-        <w:t>والتي ستلتحق بأمانة وقلبيًا بإسرائيل المهجرة؛ لأن راعوث تمسكت بها وبإلهها (راعوث 1: 16). الله سيعترف بتلك البقية، التي هي بذاتها فقيرة ومتضايقة، ستطيع من قلبها الوصايا المعطاة للشعب.</w:t>
-      </w:r>
-    </w:p>
-    <w:p>
-      <w:pPr>
-        <w:jc w:val="both"/>
-        <w:rPr>
-          <w:rFonts w:ascii="Sakkal Majalla" w:hAnsi="Sakkal Majalla" w:cs="Sakkal Majalla"/>
-          <w:sz w:val="28"/>
-          <w:szCs w:val="28"/>
-          <w:rtl/>
-          <w:lang w:bidi="ar-AE"/>
-        </w:rPr>
-      </w:pPr>
-      <w:r>
-        <w:rPr>
-          <w:rFonts w:ascii="Sakkal Majalla" w:hAnsi="Sakkal Majalla" w:cs="Sakkal Majalla" w:hint="cs"/>
-          <w:sz w:val="28"/>
-          <w:szCs w:val="28"/>
-          <w:rtl/>
-          <w:lang w:bidi="ar-AE"/>
-        </w:rPr>
-        <w:t>نعمي، التي هي في مسكنتها مثالاً للأمة، تصرّح بحالتها: هي تدعو نفسها مارة (مرة).</w:t>
-      </w:r>
-    </w:p>
-    <w:p>
-      <w:pPr>
-        <w:jc w:val="both"/>
-        <w:rPr>
-          <w:rFonts w:ascii="Sakkal Majalla" w:hAnsi="Sakkal Majalla" w:cs="Sakkal Majalla"/>
-          <w:sz w:val="28"/>
-          <w:szCs w:val="28"/>
-          <w:rtl/>
-          <w:lang w:bidi="ar-AE"/>
-        </w:rPr>
-      </w:pPr>
-      <w:r>
-        <w:rPr>
-          <w:rFonts w:ascii="Sakkal Majalla" w:hAnsi="Sakkal Majalla" w:cs="Sakkal Majalla" w:hint="cs"/>
-          <w:sz w:val="28"/>
-          <w:szCs w:val="28"/>
-          <w:rtl/>
-          <w:lang w:bidi="ar-AE"/>
-        </w:rPr>
-        <w:t>إن أقرب المقربين، مَن كان عليه أن يُسرّ بفك الميراث، يرفض ذلك، عند</w:t>
-      </w:r>
-      <w:r>
-        <w:rPr>
-          <w:rFonts w:ascii="Sakkal Majalla" w:hAnsi="Sakkal Majalla" w:cs="Sakkal Majalla" w:hint="cs"/>
-          <w:sz w:val="28"/>
-          <w:szCs w:val="28"/>
-          <w:rtl/>
-          <w:lang w:bidi="ar-AE"/>
-        </w:rPr>
-        <w:t>ما</w:t>
-      </w:r>
-      <w:r>
-        <w:rPr>
-          <w:rFonts w:ascii="Sakkal Majalla" w:hAnsi="Sakkal Majalla" w:cs="Sakkal Majalla" w:hint="cs"/>
-          <w:sz w:val="28"/>
-          <w:szCs w:val="28"/>
-          <w:rtl/>
-          <w:lang w:bidi="ar-AE"/>
-        </w:rPr>
-        <w:t xml:space="preserve"> كان لا بد من إدخال راعوث في الصورة. الناموس (ولا الكنيسة) كان يومًا باستطاعته، لا أن يعيد إسرائيل إلى ميراثه، ولا أن يحيي اسم الميت في نعمة.</w:t>
-      </w:r>
-    </w:p>
-    <w:p>
-      <w:pPr>
-        <w:jc w:val="both"/>
-        <w:rPr>
-          <w:rFonts w:ascii="Sakkal Majalla" w:hAnsi="Sakkal Majalla" w:cs="Sakkal Majalla"/>
-          <w:sz w:val="28"/>
-          <w:szCs w:val="28"/>
-          <w:rtl/>
-          <w:lang w:bidi="ar-AE"/>
-        </w:rPr>
-      </w:pPr>
-      <w:r>
-        <w:rPr>
-          <w:rFonts w:ascii="Sakkal Majalla" w:hAnsi="Sakkal Majalla" w:cs="Sakkal Majalla" w:hint="cs"/>
-          <w:sz w:val="28"/>
-          <w:szCs w:val="28"/>
-          <w:rtl/>
-          <w:lang w:bidi="ar-AE"/>
-        </w:rPr>
-        <w:t>بوعز (فيه العز)، الذي لم تكن للبقية أي حق مباشر فيه (</w:t>
-      </w:r>
-      <w:r>
-        <w:rPr>
-          <w:rFonts w:ascii="Sakkal Majalla" w:hAnsi="Sakkal Majalla" w:cs="Sakkal Majalla" w:hint="cs"/>
-          <w:sz w:val="28"/>
-          <w:szCs w:val="28"/>
-          <w:rtl/>
-          <w:lang w:bidi="ar-AE"/>
-        </w:rPr>
-        <w:t>والذي هو رمز للمسيح المقام، الذي فيه مراحم داود الخاصة)، تولّى إحياء اسم الميت وتجديد ميراث إسرائيل. وقد تعامل بنعمة ورأفة وشجّع إيمان البقية الصابرة والمتواضعة، ودعاء الأرض، وظهر أمينًا ليتمم قصد الله ومشيئته بخصوص هذه العائلة المسكينة والبائسة. لا توجد تفاصيل أكثر إيثارًا وانتقاءً من التفاصيل المعطاة هنا. إن طابع راعوث، المرأة المسكينة الأممية، يُظهر جمالاً عظيمًا.</w:t>
-      </w:r>
-    </w:p>
-    <w:p>
-      <w:pPr>
-        <w:jc w:val="both"/>
-        <w:rPr>
-          <w:rFonts w:ascii="Sakkal Majalla" w:hAnsi="Sakkal Majalla" w:cs="Sakkal Majalla"/>
-          <w:sz w:val="28"/>
-          <w:szCs w:val="28"/>
-          <w:rtl/>
-          <w:lang w:bidi="ar-AE"/>
-        </w:rPr>
-      </w:pPr>
-      <w:r>
-        <w:rPr>
-          <w:rFonts w:ascii="Sakkal Majalla" w:hAnsi="Sakkal Majalla" w:cs="Sakkal Majalla" w:hint="cs"/>
-          <w:sz w:val="28"/>
-          <w:szCs w:val="28"/>
-          <w:rtl/>
-          <w:lang w:bidi="ar-AE"/>
-        </w:rPr>
-        <w:t xml:space="preserve">"وأخذت نعمي الولد ووضعته في حضنها"، وقد قيل: "وًلد لنعمي ولد." وفعلاً سيولد وارث مواعيد إسرائيل كأمة، على الرغم من أن تتمة المواعيد ستختص فقط بالبقية، التي، وبينما تتحد تمامًا بنطاق اهتمامات الشعب، إلا أنها لا </w:t>
-      </w:r>
-      <w:r>
-        <w:rPr>
-          <w:rFonts w:ascii="Sakkal Majalla" w:hAnsi="Sakkal Majalla" w:cs="Sakkal Majalla" w:hint="cs"/>
-          <w:sz w:val="28"/>
-          <w:szCs w:val="28"/>
-          <w:rtl/>
-          <w:lang w:bidi="ar-AE"/>
-        </w:rPr>
-        <w:t xml:space="preserve">تذهب وراء الأغنياء ولا الفقراء، وإنما تحفظ شهادة الله في الإيمان والطاعة وسط الشعب في السبيل المُعدّ لها. فإن كان سفر </w:t>
-      </w:r>
-      <w:proofErr w:type="spellStart"/>
-      <w:r>
-        <w:rPr>
-          <w:rFonts w:ascii="Sakkal Majalla" w:hAnsi="Sakkal Majalla" w:cs="Sakkal Majalla" w:hint="cs"/>
-          <w:sz w:val="28"/>
-          <w:szCs w:val="28"/>
-          <w:rtl/>
-          <w:lang w:bidi="ar-AE"/>
-        </w:rPr>
-        <w:t>القضا</w:t>
-      </w:r>
-      <w:proofErr w:type="spellEnd"/>
-      <w:r>
-        <w:rPr>
-          <w:rFonts w:ascii="Sakkal Majalla" w:hAnsi="Sakkal Majalla" w:cs="Sakkal Majalla" w:hint="cs"/>
-          <w:sz w:val="28"/>
-          <w:szCs w:val="28"/>
-          <w:rtl/>
-          <w:lang w:bidi="ar-AE"/>
-        </w:rPr>
-        <w:t xml:space="preserve"> يرينا من جانب واحد ارتداد شعب إسرائيل وفشله في مسؤوليته، وبالأخص حينما كان الله معينه، فهذا السفر المؤثر والثمين يعرض لأنظارنا في الجانب الآخر فجر صبح أمور أفضل، النعمة، العاملة وسط الصعاب، </w:t>
-      </w:r>
-      <w:r>
-        <w:rPr>
-          <w:rFonts w:ascii="Sakkal Majalla" w:hAnsi="Sakkal Majalla" w:cs="Sakkal Majalla" w:hint="cs"/>
-          <w:sz w:val="28"/>
-          <w:szCs w:val="28"/>
-          <w:rtl/>
-          <w:lang w:bidi="ar-AE"/>
-        </w:rPr>
-        <w:t>بضمانها لتتميم الوعد وإطهاء الجمال على هذا المشهد من البؤس والخطية بوقائع إيمان حلوة وجميلة، من خلال ثمار النعمة الحلوة هذه، إن في ضعف وإخلاص أو في قوة ورأفة، وعلى طول الخط بانسجام مع مشيئة الله الكاملة، وتؤمّن رمزيًا من خلال هذه الرواية المؤثرة، بأن تتجدد إسرائيل بحسب المواعيد للبركة تمامًا. إنها صورة منعشة وحلوة وسط قساوة قلب إسرائيل وآلامها.</w:t>
-      </w:r>
-    </w:p>
-    <w:p>
-      <w:pPr>
-        <w:jc w:val="both"/>
-        <w:rPr>
-          <w:rFonts w:ascii="Sakkal Majalla" w:hAnsi="Sakkal Majalla" w:cs="Sakkal Majalla"/>
-          <w:sz w:val="28"/>
-          <w:szCs w:val="28"/>
-          <w:rtl/>
-          <w:lang w:bidi="ar-AE"/>
-        </w:rPr>
-      </w:pPr>
-      <w:r>
-        <w:rPr>
-          <w:rFonts w:ascii="Sakkal Majalla" w:hAnsi="Sakkal Majalla" w:cs="Sakkal Majalla" w:hint="cs"/>
-          <w:sz w:val="28"/>
-          <w:szCs w:val="28"/>
-          <w:rtl/>
-          <w:lang w:bidi="ar-AE"/>
-        </w:rPr>
-        <w:t xml:space="preserve">في الأسفار التالية سنرى نبوة وتاريخ معاملات الله وتطور الأحداث، التي آلت لتتميم مخططاته </w:t>
-      </w:r>
-      <w:r>
-        <w:rPr>
-          <w:rFonts w:ascii="Sakkal Majalla" w:hAnsi="Sakkal Majalla" w:cs="Sakkal Majalla"/>
-          <w:sz w:val="28"/>
-          <w:szCs w:val="28"/>
-          <w:rtl/>
-          <w:lang w:bidi="ar-AE"/>
-        </w:rPr>
-        <w:t>–</w:t>
-      </w:r>
-      <w:r>
-        <w:rPr>
-          <w:rFonts w:ascii="Sakkal Majalla" w:hAnsi="Sakkal Majalla" w:cs="Sakkal Majalla" w:hint="cs"/>
-          <w:sz w:val="28"/>
-          <w:szCs w:val="28"/>
-          <w:rtl/>
-          <w:lang w:bidi="ar-AE"/>
-        </w:rPr>
-        <w:t xml:space="preserve"> أول المبادئ، </w:t>
-      </w:r>
-      <w:r>
-        <w:rPr>
-          <w:rFonts w:ascii="Sakkal Majalla" w:hAnsi="Sakkal Majalla" w:cs="Sakkal Majalla" w:hint="cs"/>
-          <w:sz w:val="28"/>
-          <w:szCs w:val="28"/>
-          <w:rtl/>
-          <w:lang w:bidi="ar-AE"/>
-        </w:rPr>
-        <w:t>هي الموضوعة مكوناتها فيما يُستعرض لنا في هذا السفر. لأن سفر راعوث يشكل نوعًا من الوساطة ما بين سقوط إسرائيل تحت حكومة الله المباشرة وتتميم مواعيدها في المستقبل.</w:t>
-      </w:r>
-    </w:p>
-    <w:p>
-      <w:pPr>
-        <w:jc w:val="both"/>
-        <w:rPr>
-          <w:rFonts w:ascii="Sakkal Majalla" w:hAnsi="Sakkal Majalla" w:cs="Sakkal Majalla"/>
-          <w:sz w:val="28"/>
-          <w:szCs w:val="28"/>
-          <w:rtl/>
-          <w:lang w:bidi="ar-AE"/>
-        </w:rPr>
-      </w:pPr>
-      <w:r>
-        <w:rPr>
-          <w:rFonts w:ascii="Sakkal Majalla" w:hAnsi="Sakkal Majalla" w:cs="Sakkal Majalla" w:hint="cs"/>
-          <w:sz w:val="28"/>
-          <w:szCs w:val="28"/>
-          <w:rtl/>
-          <w:lang w:bidi="ar-AE"/>
-        </w:rPr>
-        <w:t>النبوة، التي تكشف عن هذه المقاصد وتسلم البرهان الأدبي لهذا السقوط، تبدأ بصموئيل</w:t>
-      </w:r>
-      <w:r>
-        <w:rPr>
-          <w:rFonts w:ascii="Sakkal Majalla" w:hAnsi="Sakkal Majalla" w:cs="Sakkal Majalla" w:hint="cs"/>
-          <w:sz w:val="28"/>
-          <w:szCs w:val="28"/>
-          <w:rtl/>
-          <w:lang w:bidi="ar-AE"/>
-        </w:rPr>
-        <w:t>؛ نحن نستعلم ذلك من الرسول بطرس، وأيضًا، بأن المسيح هو موضوع النبوة (أنظر أعمال الرسل 3: 24).</w:t>
-      </w:r>
-    </w:p>
-    <w:p>
-      <w:pPr>
-        <w:jc w:val="both"/>
-        <w:rPr>
-          <w:rFonts w:ascii="Sakkal Majalla" w:hAnsi="Sakkal Majalla" w:cs="Sakkal Majalla"/>
-          <w:sz w:val="28"/>
-          <w:szCs w:val="28"/>
-          <w:rtl/>
-          <w:lang w:bidi="ar-AE"/>
+          <w:rtl/>
+          <w:lang w:bidi="ar-SA"/>
+        </w:rPr>
+      </w:pPr>
+      <w:hyperlink r:id="rId7" w:history="1">
+        <w:r>
+          <w:rPr>
+            <w:rStyle w:val="Hyperlink"/>
+            <w:rtl/>
+            <w:lang w:bidi="ar-SA"/>
+          </w:rPr>
+          <w:t>رسالة بطرس الثانية</w:t>
+        </w:r>
+      </w:hyperlink>
+    </w:p>
+    <w:p>
+      <w:pPr>
+        <w:bidi w:val="0"/>
+        <w:rPr>
+          <w:lang w:bidi="ar-SA"/>
+        </w:rPr>
+      </w:pPr>
+      <w:r>
+        <w:rPr>
+          <w:lang w:bidi="ar-SA"/>
+        </w:rPr>
+        <w:t>John Nelson Darby</w:t>
+      </w:r>
+    </w:p>
+    <w:p>
+      <w:pPr>
+        <w:rPr>
+          <w:rtl/>
+          <w:lang w:bidi="ar-SA"/>
+        </w:rPr>
+      </w:pPr>
+      <w:r>
+        <w:rPr>
+          <w:rFonts w:hint="cs"/>
+          <w:rtl/>
+          <w:lang w:bidi="ar-SA"/>
+        </w:rPr>
+        <w:t>مقدمة</w:t>
+      </w:r>
+    </w:p>
+    <w:p>
+      <w:pPr>
+        <w:rPr>
+          <w:rtl/>
+          <w:lang w:bidi="ar-SA"/>
+        </w:rPr>
+      </w:pPr>
+      <w:r>
+        <w:rPr>
+          <w:rFonts w:hint="cs"/>
+          <w:rtl/>
+          <w:lang w:bidi="ar-SA"/>
+        </w:rPr>
+        <w:t xml:space="preserve">رسالة بطرس الثانية أبسط من الأولى. لقد كُتبت كرسائل الرسولين يهوذا ويوحنا بصورة خاصة بالنظر إلى المُضِلّين الذين أوقعوا النفوس في الخطية والدعارة بوعود من الحرية السامية، وقد أنكروا مجيء الرب ونفوا في الواقع جميع حقوقه عليهم. الرسالة موجهة إلى المسيحيين بالاسم، الذين كُتبت لهم الرسالة الأولى؛ فهي تسلمنا سمات أولئك المعلمين الكذبة المتميزة وتصفها بأشد الأوصاف في تصريحها عن أناة الله وبلاغها بدينونة </w:t>
+      </w:r>
+      <w:r>
+        <w:rPr>
+          <w:rFonts w:hint="cs"/>
+          <w:rtl/>
+          <w:lang w:bidi="ar-SA"/>
+        </w:rPr>
+        <w:t>س</w:t>
+      </w:r>
+      <w:r>
+        <w:rPr>
+          <w:rFonts w:hint="cs"/>
+          <w:rtl/>
+          <w:lang w:bidi="ar-SA"/>
+        </w:rPr>
+        <w:t>تطابق مجد متممها</w:t>
+      </w:r>
+      <w:r>
+        <w:rPr>
+          <w:rFonts w:hint="cs"/>
+          <w:rtl/>
+          <w:lang w:bidi="ar-SA"/>
+        </w:rPr>
+        <w:t xml:space="preserve"> بقدر أناته.</w:t>
+      </w:r>
+    </w:p>
+    <w:p>
+      <w:pPr>
+        <w:rPr>
+          <w:rtl/>
+          <w:lang w:bidi="ar-SA"/>
+        </w:rPr>
+      </w:pPr>
+      <w:r>
+        <w:rPr>
+          <w:rFonts w:hint="cs"/>
+          <w:rtl/>
+          <w:lang w:bidi="ar-SA"/>
+        </w:rPr>
+        <w:t>لكن قبل أن يتكلم الرسول بهذه التحذيرات التي تبدأ من الإصحاح الثاني، يُنذر المسيحيين بأن يثبّتوا دعوتهم واختيارهم، وهذا من الواضح لا يعني في قلب الله، وإنما كحقيقة واقعية في قلوبهم وحياتهم العملية، من خلال سلوك بلا عثرة، بحيث تبقى الشهادة عن النصيب الذي امتلكوه في المسيح</w:t>
+      </w:r>
+      <w:r>
+        <w:rPr>
+          <w:rFonts w:hint="cs"/>
+          <w:rtl/>
+          <w:lang w:bidi="ar-SA"/>
+        </w:rPr>
+        <w:t xml:space="preserve"> واضحة على الدوام و</w:t>
+      </w:r>
+      <w:r>
+        <w:rPr>
+          <w:rtl/>
+          <w:lang w:bidi="ar-SA"/>
+        </w:rPr>
+        <w:t>يُقَدَّمُ</w:t>
+      </w:r>
+      <w:r>
+        <w:rPr>
+          <w:rFonts w:hint="cs"/>
+          <w:rtl/>
+          <w:lang w:bidi="ar-SA"/>
+        </w:rPr>
+        <w:t xml:space="preserve"> لهم دخول بسِعة إلى ملكوت سيدهم ومخلصهم الأبدي.</w:t>
+      </w:r>
+    </w:p>
+    <w:p>
+      <w:pPr>
+        <w:rPr>
+          <w:rtl/>
+          <w:lang w:bidi="ar-SA"/>
         </w:rPr>
         <w:sectPr>
-          <w:pgSz w:w="11906" w:h="16838"/>
-          <w:pgMar w:top="1440" w:right="1800" w:bottom="1440" w:left="1800" w:header="708" w:footer="708" w:gutter="0"/>
-          <w:cols w:space="708"/>
-          <w:bidi/>
-          <w:rtlGutter/>
+          <w:pgSz w:w="12240" w:h="15840"/>
+          <w:pgMar w:top="1440" w:right="1800" w:bottom="1440" w:left="1800" w:header="720" w:footer="720" w:gutter="0"/>
+          <w:cols w:space="720"/>
           <w:docGrid w:linePitch="360"/>
         </w:sectPr>
       </w:pPr>
       <w:r>
         <w:rPr>
-          <w:rFonts w:ascii="Sakkal Majalla" w:hAnsi="Sakkal Majalla" w:cs="Sakkal Majalla" w:hint="cs"/>
-          <w:sz w:val="28"/>
-          <w:szCs w:val="28"/>
-          <w:rtl/>
-          <w:lang w:bidi="ar-AE"/>
+          <w:rFonts w:hint="cs"/>
+          <w:rtl/>
+          <w:lang w:bidi="ar-SA"/>
+        </w:rPr>
+        <w:t>هذه الإنذارات مؤسسة أولاً على ما قد أُعطي للمسيحي، ومن ثم على المجد العتيد، أو إعلان مجد الملكوت. في تناوله لهذا الموضوع الأخير أشار بطرس إلى نصيب أروع، وهو كوكب الصبح المنير، إلى المسيح السماوي بذاته، وإلى اتحادنا معه قبل ظهوره كشمس البِرّ. والسبب الثالث لتحذيرات الرسول نجده في دمار السماء والأرض، اللتان تُشيران إلى فناء كل ما يستند عليه عدم الإيمان، ولأجل ذات السبب يتحول إلى تحذير وجيه للقديسين كما ولتشجيعهم بأن يسلكوا في قداسة.</w:t>
+      </w:r>
+    </w:p>
+    <w:p>
+      <w:pPr>
+        <w:rPr>
+          <w:rtl/>
+          <w:lang w:bidi="ar-SA"/>
+        </w:rPr>
+      </w:pPr>
+      <w:hyperlink r:id="rId8" w:history="1">
+        <w:r>
+          <w:rPr>
+            <w:rStyle w:val="Hyperlink"/>
+            <w:rFonts w:hint="cs"/>
+            <w:rtl/>
+            <w:lang w:bidi="ar-SA"/>
+          </w:rPr>
+          <w:t>إصحاح 1</w:t>
+        </w:r>
+      </w:hyperlink>
+    </w:p>
+    <w:p>
+      <w:pPr>
+        <w:rPr>
+          <w:rtl/>
+          <w:lang w:bidi="ar-SA"/>
+        </w:rPr>
+      </w:pPr>
+      <w:r>
+        <w:rPr>
+          <w:rFonts w:hint="cs"/>
+          <w:rtl/>
+          <w:lang w:bidi="ar-SA"/>
+        </w:rPr>
+        <w:t>يُشير الرسول إلى إخوته كمَن قد نالوا إيمانًا ثمينًا مماثلاً لإيمانه، وهذا بواسطة أمانة الله للمواعيد التي أعطاها للآباء؛ لأن بالتأكيد هذا هو هنا معنى كلمة "بِرّ". إن أمانة إله إسرائيل أعطت شعبه هذا الإيمان (أي المسيحية)، وهذا الإيمان كان جدًا ثمين بالنسبة لهم. الإيمان هنا هو النصيب الذي لنا الآن في الأمور التي يعطيها الله، التي أعلنها كحقائق في المسيحية، بينما الأمور التي وُعِد بها لم يحن موعدها بعد. في هذه الصورة كان على اليهود المؤمنين أن يمتلكوا المسيا ومعه كل ما أعطاه الله فيه، كما قال الرب "</w:t>
+      </w:r>
+      <w:r>
+        <w:rPr>
+          <w:rtl/>
+          <w:lang w:bidi="ar-SA"/>
+        </w:rPr>
+        <w:t xml:space="preserve">«لاَ تَضْطَرِبْ قُلُوبُكُمْ. أَنْتُمْ تُؤْمِنُونَ بِاللهِ فَآمِنُوا بِي. فِي بَيْتِ أَبِي مَنَازِلُ كَثِيرَةٌ، </w:t>
+      </w:r>
+      <w:r>
+        <w:rPr>
+          <w:rFonts w:hint="cs"/>
+          <w:rtl/>
+          <w:lang w:bidi="ar-SA"/>
+        </w:rPr>
+        <w:t>...</w:t>
+      </w:r>
+      <w:r>
+        <w:rPr>
+          <w:rtl/>
+          <w:lang w:bidi="ar-SA"/>
+        </w:rPr>
+        <w:t xml:space="preserve"> أَنَا أَمْضِي لأُعِدَّ لَكُمْ مَكَانًا</w:t>
+      </w:r>
+      <w:r>
+        <w:rPr>
+          <w:rFonts w:hint="cs"/>
+          <w:rtl/>
+          <w:lang w:bidi="ar-SA"/>
+        </w:rPr>
+        <w:t>" (يوحنا 14: 1، 2). وهذا يعني: أنتم لا تملكون الله بشكل عياني؛ فأنتم تتمتعون به بإيمانكم به. هكذا هو الأمر معي أنا؛ فأنتم لن تمتلكوني جسديًا، ولكنكم ستتمتعون بكل ما فيّ، ببِرّ الله و</w:t>
+      </w:r>
+      <w:r>
+        <w:rPr>
+          <w:rFonts w:hint="cs"/>
+          <w:rtl/>
+          <w:lang w:bidi="ar-LB"/>
+        </w:rPr>
+        <w:t>ب</w:t>
+      </w:r>
+      <w:r>
+        <w:rPr>
+          <w:rFonts w:hint="cs"/>
+          <w:rtl/>
+          <w:lang w:bidi="ar-SA"/>
+        </w:rPr>
+        <w:t>كل مواعيده</w:t>
+      </w:r>
+      <w:r>
+        <w:rPr>
+          <w:rFonts w:hint="cs"/>
+          <w:rtl/>
+          <w:lang w:bidi="ar-SA"/>
+        </w:rPr>
+        <w:t>، بالإيمان. هكذا مَلَك هؤلاء اليهود المؤمنين الرب الذين كتب إليهم بطرس: هم حصلوا على هذا الإيمان الثمين.</w:t>
+      </w:r>
+    </w:p>
+    <w:p>
+      <w:pPr>
+        <w:rPr>
+          <w:rtl/>
+          <w:lang w:bidi="ar-SA"/>
+        </w:rPr>
+      </w:pPr>
+      <w:r>
+        <w:rPr>
+          <w:rFonts w:hint="cs"/>
+          <w:rtl/>
+          <w:lang w:bidi="ar-SA"/>
+        </w:rPr>
+        <w:t>بطرس يتمنى لهم كالعادة "نعمة وسلام" في أنه أضاف: "</w:t>
+      </w:r>
+      <w:r>
+        <w:rPr>
+          <w:rtl/>
+          <w:lang w:bidi="ar-SA"/>
+        </w:rPr>
+        <w:t>بِمَعْرِفَةِ اللهِ وَيَسُوعَ رَبِّنَا.</w:t>
+      </w:r>
+      <w:r>
+        <w:rPr>
+          <w:rFonts w:hint="cs"/>
+          <w:rtl/>
+          <w:lang w:bidi="ar-SA"/>
+        </w:rPr>
+        <w:t xml:space="preserve">" (عدد 2). إن معرفة الله ويسوع هي الوسيلة وعِماد الإيمان؛ فهي تغذيه وتحفظه من أحلام المُضِلّين الباطلة؛ ففيها ينكشف الستار عن الإيمان وينتشر بصورة إلهية. ولكن هذه المعرفة مرتبطة بقوة حية (قوة إلهية فيما هو الله بالنسبة للمؤمن)، كيفما أعلن عن ذاته للإيمان في هذه المعرفة، وهذه القوة الإلهية منحتنا </w:t>
+      </w:r>
+      <w:r>
+        <w:rPr>
+          <w:rFonts w:hint="cs"/>
+          <w:rtl/>
+          <w:lang w:bidi="ar-SA"/>
+        </w:rPr>
+        <w:t>كل ما</w:t>
+      </w:r>
+      <w:r>
+        <w:rPr>
+          <w:rFonts w:hint="cs"/>
+          <w:rtl/>
+          <w:lang w:bidi="ar-SA"/>
+        </w:rPr>
+        <w:t xml:space="preserve"> هو للحياة وللتقوى. فبالمعرفة المختبرة التي حصلنا عليها من الذي دعانا تصبح هذه القوة قابلة للاستخدام وفعالة لكل ما هو للحياة وللتقوى؛ فهي "</w:t>
+      </w:r>
+      <w:r>
+        <w:rPr>
+          <w:rtl/>
+          <w:lang w:bidi="ar-SA"/>
+        </w:rPr>
+        <w:t>مَعْرِفَةِ الَّذِي دَعَانَا بِالْمَجْدِ وَالْفَضِيلَةِ،</w:t>
+      </w:r>
+      <w:r>
+        <w:rPr>
+          <w:rFonts w:hint="cs"/>
+          <w:rtl/>
+          <w:lang w:bidi="ar-SA"/>
+        </w:rPr>
+        <w:t>".</w:t>
+      </w:r>
+    </w:p>
+    <w:p>
+      <w:pPr>
+        <w:rPr>
+          <w:rtl/>
+          <w:lang w:bidi="ar-SA"/>
+        </w:rPr>
+      </w:pPr>
+      <w:r>
+        <w:rPr>
+          <w:rFonts w:hint="cs"/>
+          <w:rtl/>
+          <w:lang w:bidi="ar-SA"/>
+        </w:rPr>
+        <w:t>فالذي لدينا إذًا هو دعوة الله التي تطالبنا</w:t>
+      </w:r>
+      <w:r>
+        <w:rPr>
+          <w:rFonts w:hint="cs"/>
+          <w:rtl/>
+          <w:lang w:bidi="ar-SA"/>
+        </w:rPr>
+        <w:t xml:space="preserve"> بأن نُسرع إلى المجد باعتباره غايتنا في أن ننتصر على كل عدو نجده في طريقنا </w:t>
+      </w:r>
+      <w:r>
+        <w:rPr>
+          <w:rFonts w:hint="cs"/>
+          <w:rtl/>
+          <w:lang w:bidi="ar-SA"/>
+        </w:rPr>
+        <w:t xml:space="preserve">من خلال </w:t>
+      </w:r>
+      <w:r>
+        <w:rPr>
+          <w:rFonts w:hint="cs"/>
+          <w:rtl/>
+          <w:lang w:bidi="ar-SA"/>
+        </w:rPr>
+        <w:t xml:space="preserve">الفضيلة، أي بالجرأة الروحية. إنه ليس ناموسٌ مُعطى لشعب تم جمعه، وإنما المجد يوضَع كغاية نصب </w:t>
+      </w:r>
+      <w:r>
+        <w:rPr>
+          <w:rFonts w:hint="cs"/>
+          <w:rtl/>
+          <w:lang w:bidi="ar-SA"/>
+        </w:rPr>
+        <w:t>عيوننا</w:t>
+      </w:r>
+      <w:r>
+        <w:rPr>
+          <w:rFonts w:hint="cs"/>
+          <w:rtl/>
+          <w:lang w:bidi="ar-SA"/>
+        </w:rPr>
+        <w:t xml:space="preserve">، حتى نصله بطاقة روحية. عدا ذلك نجد هنا قوة إلهية تعمل بحسب نشاطها لصالح الحياة الإلهية التي فينا وللتقوى. كم هو ثمين بأن نعرف أن الإيمان يمكنه أن يستخدم هذه القوة الإلهية والمختبرة في حياة النفس </w:t>
+      </w:r>
+      <w:r>
+        <w:rPr>
+          <w:rFonts w:hint="cs"/>
+          <w:rtl/>
+          <w:lang w:bidi="ar-SA"/>
+        </w:rPr>
+        <w:t xml:space="preserve">التي </w:t>
+      </w:r>
+      <w:r>
+        <w:rPr>
+          <w:rFonts w:hint="cs"/>
+          <w:rtl/>
+          <w:lang w:bidi="ar-SA"/>
+        </w:rPr>
+        <w:t xml:space="preserve">توجّهها إلى المجد باعتباره هدف سبيلها! </w:t>
+      </w:r>
+      <w:r>
+        <w:rPr>
+          <w:rFonts w:hint="cs"/>
+          <w:rtl/>
+          <w:lang w:bidi="ar-SA"/>
+        </w:rPr>
+        <w:t>يا له من حِمى ضد جهود العدو إن فعلاً تأسسنا وتثبتنا بشكل صحيح بأن نعي هذه القوة الإلهية التي تعمل بالنعمة لخيرنا! القلب يُهتَدى ليجعل المجد غرضًا له؛ والفضيلة، قوة الحياة الروحية، تنكشف في الطريق إلى هناك. لقد وهبتنا القوة الروحية كل ما نحتاجه لهذا الأمر.</w:t>
+      </w:r>
+    </w:p>
+    <w:p>
+      <w:pPr>
+        <w:rPr>
+          <w:rtl/>
+          <w:lang w:bidi="ar-SA"/>
+        </w:rPr>
+      </w:pPr>
+      <w:r>
+        <w:rPr>
+          <w:rFonts w:hint="cs"/>
+          <w:rtl/>
+          <w:lang w:bidi="ar-SA"/>
+        </w:rPr>
+        <w:t>بالارتباط بهذين الأمرين، أي بالمجد وقوة الحياة، وُهبنا مواعيد</w:t>
+      </w:r>
+      <w:r>
+        <w:rPr>
+          <w:rFonts w:hint="cs"/>
+          <w:rtl/>
+          <w:lang w:bidi="ar-LB"/>
+        </w:rPr>
+        <w:t>ًا</w:t>
+      </w:r>
+      <w:r>
+        <w:rPr>
+          <w:rFonts w:hint="cs"/>
+          <w:rtl/>
+          <w:lang w:bidi="ar-SA"/>
+        </w:rPr>
+        <w:t xml:space="preserve"> جدًا عظيمة وثمينة (عدد 4)؛ لأن كل المواعيد في المسيح </w:t>
+      </w:r>
+      <w:r>
+        <w:rPr>
+          <w:rFonts w:hint="cs"/>
+          <w:rtl/>
+          <w:lang w:bidi="ar-SA"/>
+        </w:rPr>
+        <w:t xml:space="preserve">إما أنها تنكشف في المجد ذاته أو في الحياة التي تؤدي إليه. بواسطة هذه المواعيد نصبح شركاء الطبيعة الإلهية؛ لأن هذه القوة الإلهية المختبرة في الحياة والتقوى مرتبطة بالمواعيد العظمى والثمينة التي إما أنها تشير إلى المجد أو إلى القوة التي في الحياة التي تقود إلى هذا الهدف: هذا يعني بأنها قوة إلهية التي تنكشف في اختبار المجد وفي سلوك سماوي </w:t>
+      </w:r>
+      <w:r>
+        <w:rPr>
+          <w:rtl/>
+          <w:lang w:bidi="ar-SA"/>
+        </w:rPr>
+        <w:t>–</w:t>
+      </w:r>
+      <w:r>
+        <w:rPr>
+          <w:rFonts w:hint="cs"/>
+          <w:rtl/>
+          <w:lang w:bidi="ar-SA"/>
+        </w:rPr>
+        <w:t xml:space="preserve"> وهو سلوك يميز تلك القوة في طبيعتها. بهذا الشكل نحن نصبح بمفهوم أدبي شركاء للطبيعة الإلهية، إذ تكون القوة الإلهية عاملة فينا وترشد النفس</w:t>
+      </w:r>
+      <w:r>
+        <w:rPr>
+          <w:rFonts w:hint="cs"/>
+          <w:rtl/>
+          <w:lang w:bidi="ar-SA"/>
+        </w:rPr>
+        <w:t xml:space="preserve"> إلى ما استُعلن إلهيًا. يا له من حق ثمين! يا له من امتياز مجيد يؤهلنا بأن نتمتع بالله شخصيًا كما وبكل ما هو صالح!</w:t>
+      </w:r>
+    </w:p>
+    <w:p>
+      <w:pPr>
+        <w:rPr>
+          <w:rtl/>
+          <w:lang w:bidi="ar-SA"/>
+        </w:rPr>
+      </w:pPr>
+      <w:r>
+        <w:rPr>
+          <w:rFonts w:hint="cs"/>
+          <w:rtl/>
+          <w:lang w:bidi="ar-SA"/>
+        </w:rPr>
+        <w:t>بتأثير هذه القوة الإلهية نحن نهرب من الفساد الذي في العالم بالشهوة؛ فالقوة الإلهية تحررنا منها. ليس فقط أننا لا نخضع لها، وإنما نكون مشغولين بأمر آخر، ويُبطَل تأثير العدو على الجسد؛ فالشهوات التي لم نقدر بأن نتطهر منها قد أُزيلت؛ فرابطة القلب الردية بما أشغله تختفي. إنه فعلاً تحرير؛ فنحن في هذا الأمر نكون أسياد على أنفسنا؛ ونكون قد تحررنا من الخطية.</w:t>
+      </w:r>
+    </w:p>
+    <w:p>
+      <w:pPr>
+        <w:rPr>
+          <w:rtl/>
+          <w:lang w:bidi="ar-SA"/>
+        </w:rPr>
+      </w:pPr>
+      <w:r>
+        <w:rPr>
+          <w:rFonts w:hint="cs"/>
+          <w:rtl/>
+          <w:lang w:bidi="ar-SA"/>
+        </w:rPr>
+        <w:t>لكنه لا يكفي بأن نكون بالإيمان هاربين من سيادة شهوات الجسد الدفينة؛ فعلينا أن نضيف لهذا الإيمان المختبر</w:t>
+      </w:r>
+      <w:r>
+        <w:rPr>
+          <w:rFonts w:hint="cs"/>
+          <w:rtl/>
+          <w:lang w:bidi="ar-SA"/>
+        </w:rPr>
+        <w:t xml:space="preserve"> القوة الروحية ومجد يسوع الذي سيُستعلن "الفضيلة". إنها أول الأمور. الفضيلة هي كما سبق وقلنا، الجرأة الأدبية التي تتغلب على المصاعب وتحكم على القلب إذ تلجم كل عمل من الطبيعة العتيقة، إنها قوة يكون القلب بها سيدًا على ذاته في اختيار الصالح وعزل الشر كعدو مهزوم ورفضه باعتباره ليس فيه ما نستحقه. إنها بلا شك نعمة؛ إلا أن الرسول يتكلم هنا عن الأمر بحد ذاته، كيف يُختبَر في القلب، وليس عن مصدره.</w:t>
+      </w:r>
+    </w:p>
+    <w:p>
+      <w:pPr>
+        <w:rPr>
+          <w:rtl/>
+          <w:lang w:bidi="ar-SA"/>
+        </w:rPr>
+      </w:pPr>
+      <w:r>
+        <w:rPr>
+          <w:rFonts w:hint="cs"/>
+          <w:rtl/>
+          <w:lang w:bidi="ar-SA"/>
+        </w:rPr>
+        <w:t xml:space="preserve">لقد ذكرت، بأنها الأولى، لأنه في الحياة العملية ضبط النفس هذا، هذه الفضيلة، هذه القوة الأدبية هي التحرر من الشر والتي تمكّن الشركة مع الله. </w:t>
+      </w:r>
+      <w:r>
+        <w:rPr>
+          <w:rFonts w:hint="cs"/>
+          <w:rtl/>
+          <w:lang w:bidi="ar-SA"/>
+        </w:rPr>
+        <w:t>فهي تلك التي تهب لجميع غيرها واقعها، لأنه من دون الفضيلة لا نكون مع الله</w:t>
+      </w:r>
+      <w:r>
+        <w:rPr>
+          <w:rFonts w:hint="cs"/>
+          <w:rtl/>
+          <w:lang w:bidi="ar-SA"/>
         </w:rPr>
         <w:t xml:space="preserve"> </w:t>
       </w:r>
       <w:r>
         <w:rPr>
-          <w:rFonts w:ascii="Sakkal Majalla" w:hAnsi="Sakkal Majalla" w:cs="Sakkal Majalla" w:hint="cs"/>
-          <w:sz w:val="28"/>
-          <w:szCs w:val="28"/>
-          <w:rtl/>
-          <w:lang w:bidi="ar-AE"/>
-        </w:rPr>
-        <w:t>عالي، القاضي والكاهن الأخير، يفارق</w:t>
-      </w:r>
-      <w:r>
-        <w:rPr>
-          <w:rFonts w:ascii="Sakkal Majalla" w:hAnsi="Sakkal Majalla" w:cs="Sakkal Majalla" w:hint="cs"/>
-          <w:sz w:val="28"/>
-          <w:szCs w:val="28"/>
-          <w:rtl/>
-          <w:lang w:bidi="ar-AE"/>
-        </w:rPr>
-        <w:t xml:space="preserve"> الحياة</w:t>
-      </w:r>
-      <w:r>
-        <w:rPr>
-          <w:rFonts w:ascii="Sakkal Majalla" w:hAnsi="Sakkal Majalla" w:cs="Sakkal Majalla" w:hint="cs"/>
-          <w:sz w:val="28"/>
-          <w:szCs w:val="28"/>
-          <w:rtl/>
-          <w:lang w:bidi="ar-AE"/>
-        </w:rPr>
-        <w:t>؛ وعائلته قُطعت؛ تابوت العهد أخذه الفلسطينيون، وصموئيل، الذي كرّسه الله بطريقة جديدة وغير مألوفة، ظهر بشهادة خاصة عن الرب.</w:t>
-      </w:r>
-    </w:p>
-    <w:p>
-      <w:pPr>
-        <w:jc w:val="both"/>
-        <w:rPr>
-          <w:rFonts w:ascii="Sakkal Majalla" w:hAnsi="Sakkal Majalla" w:cs="Sakkal Majalla"/>
-          <w:sz w:val="28"/>
-          <w:szCs w:val="28"/>
-          <w:lang w:bidi="ar-AE"/>
-        </w:rPr>
-      </w:pPr>
+          <w:rFonts w:hint="cs"/>
+          <w:rtl/>
+          <w:lang w:bidi="ar-SA"/>
+        </w:rPr>
+        <w:t>بالفعل. هل من الممكن أن تظهر القوة الإلهية في إطلاق العنان للجسد؟ إن لم نكن فعلاً مع الله، إن كانت الطبيعة الجديدة</w:t>
+      </w:r>
+      <w:r>
+        <w:rPr>
+          <w:rFonts w:hint="cs"/>
+          <w:rtl/>
+          <w:lang w:bidi="ar-SA"/>
+        </w:rPr>
+        <w:t xml:space="preserve"> غير</w:t>
+      </w:r>
+      <w:r>
+        <w:rPr>
+          <w:rFonts w:hint="cs"/>
+          <w:rtl/>
+          <w:lang w:bidi="ar-SA"/>
+        </w:rPr>
+        <w:t xml:space="preserve"> نشطة، فالمعرفة عندها لن تكون إلا انتفاخ للجسد، لا يكون الصبر إلا صفة طبيعية أو رياء، وما إلى ذلك. لكن أينما تواجدت هذه الفضيلة فما أطيب بأن يُضاف إليها "المعرفة". إننا عندها يكون لدينا حكمة وفطنة إلهية لهُدى سلوكنا؛ فالقلب يزداد رحبًا، يتقدس، وينمو روحيًا من خلال تعارف أكمل وأعمق بالله يكون عاملاً في القلب وينعكس في التصرف. </w:t>
+      </w:r>
+      <w:r>
+        <w:rPr>
+          <w:rFonts w:hint="cs"/>
+          <w:rtl/>
+          <w:lang w:bidi="ar-SA"/>
+        </w:rPr>
+        <w:t>إننا محميون من الكثير من الضلالات؛ فنحن أكثر اتضاعًا، أكثر صحوًا، ونعلم بصورة أفضل أين هو كنزنا وما هو؛ فنحن نعلم بأن كلاً سواه ليس إلا باطل ويعيق. إن الذي يتكلم عنه الرسول هنا هو إذًا معرفة حقيقية بالله.</w:t>
+      </w:r>
+    </w:p>
+    <w:p>
+      <w:pPr>
+        <w:rPr>
+          <w:rtl/>
+          <w:lang w:bidi="ar-SA"/>
+        </w:rPr>
+      </w:pPr>
+      <w:r>
+        <w:rPr>
+          <w:rFonts w:hint="cs"/>
+          <w:rtl/>
+          <w:lang w:bidi="ar-SA"/>
+        </w:rPr>
+        <w:t xml:space="preserve">ففي السلوك في معرفة الله يُلجَم كل من الجسد، الإرادة والشهوات؛ فقوتها العملية تضعف، وهي تختفي </w:t>
+      </w:r>
+      <w:r>
+        <w:rPr>
+          <w:rFonts w:hint="cs"/>
+          <w:rtl/>
+          <w:lang w:bidi="ar-SA"/>
+        </w:rPr>
+        <w:t>كأمور</w:t>
+      </w:r>
+      <w:r>
+        <w:rPr>
+          <w:rFonts w:hint="cs"/>
+          <w:rtl/>
+        </w:rPr>
+        <w:t xml:space="preserve"> اعتاد عليها القلب</w:t>
+      </w:r>
+      <w:r>
+        <w:rPr>
+          <w:rFonts w:hint="cs"/>
+          <w:rtl/>
+          <w:lang w:bidi="ar-SA"/>
+        </w:rPr>
+        <w:t xml:space="preserve">؛ </w:t>
+      </w:r>
+      <w:r>
+        <w:rPr>
+          <w:rFonts w:hint="cs"/>
+          <w:rtl/>
+          <w:lang w:bidi="ar-SA"/>
+        </w:rPr>
+        <w:t>فإن</w:t>
+      </w:r>
+      <w:r>
+        <w:rPr>
+          <w:rFonts w:hint="cs"/>
+          <w:rtl/>
+          <w:lang w:bidi="ar-SA"/>
+        </w:rPr>
+        <w:t>ن</w:t>
+      </w:r>
+      <w:r>
+        <w:rPr>
+          <w:rFonts w:hint="cs"/>
+          <w:rtl/>
+          <w:lang w:bidi="ar-SA"/>
+        </w:rPr>
+        <w:t xml:space="preserve">ا لا </w:t>
+      </w:r>
+      <w:r>
+        <w:rPr>
+          <w:rFonts w:hint="cs"/>
+          <w:rtl/>
+          <w:lang w:bidi="ar-SA"/>
+        </w:rPr>
+        <w:t>نقوم بتغذيتها</w:t>
+      </w:r>
+      <w:r>
+        <w:rPr>
+          <w:rFonts w:hint="cs"/>
+          <w:rtl/>
+          <w:lang w:bidi="ar-SA"/>
+        </w:rPr>
+        <w:t>. إننا متحفظون ونضع لأنفسنا حدود</w:t>
+      </w:r>
+      <w:r>
+        <w:rPr>
+          <w:rFonts w:hint="cs"/>
+          <w:rtl/>
+          <w:lang w:bidi="ar-SA"/>
+        </w:rPr>
+        <w:t>ًا</w:t>
+      </w:r>
+      <w:r>
+        <w:rPr>
+          <w:rFonts w:hint="cs"/>
+          <w:rtl/>
+          <w:lang w:bidi="ar-SA"/>
+        </w:rPr>
+        <w:t xml:space="preserve"> ولا نعطي مجا</w:t>
+      </w:r>
+      <w:r>
+        <w:rPr>
+          <w:rFonts w:hint="cs"/>
+          <w:rtl/>
+          <w:lang w:bidi="ar-SA"/>
+        </w:rPr>
+        <w:t>لاً</w:t>
+      </w:r>
+      <w:r>
+        <w:rPr>
+          <w:rFonts w:hint="cs"/>
+          <w:rtl/>
+          <w:lang w:bidi="ar-SA"/>
+        </w:rPr>
+        <w:t xml:space="preserve"> لرغباتنا: "فالعفّة" تُضاف إلى المعرفة. الرسول هنا لا يتكلم عن السلوك، وإنما عن حالة القلب في السلوك. إن أُبقي الأنا ملجمًا والإرادة تحت الزمام، فسيحتمل المرء الآخرين بصبر، والظروف التي سيجتازها سيحتملها في كل نحو بحسب مشيئة الله مهما يكون شكلها. ويُضاف إلى التعفف "الصبر". القلب، الحياة الروحية ستكون عندها حرة بأن تتمتع بمواضيعها الحقيقية، وهذا مبدأ له أهمية عالية في الحياة المسيحية. إن عمل الجسد في صورة أو بأخرى (حتى وإن كان نشاطه نقي في الباطن)، إن كان هنالك أمر ما لا بد من فحص الضمير</w:t>
+      </w:r>
+      <w:r>
+        <w:rPr>
+          <w:rFonts w:hint="cs"/>
+          <w:rtl/>
+          <w:lang w:bidi="ar-SA"/>
+        </w:rPr>
+        <w:t xml:space="preserve"> من جهته، فلا يمكن للنفس أن تكون متمتعة في شركتها مع الله في النور، لأن النور سيكون عمله عندها في تأنيب الضمير. لكن إن لم يكن للضمير أي شيء قد تمت إدانته في النور فسيكون الإنسان الجديد عاملاً فيما يختص بالله</w:t>
+      </w:r>
+      <w:r>
+        <w:rPr>
+          <w:rFonts w:hint="cs"/>
+          <w:rtl/>
+          <w:lang w:bidi="ar-SA"/>
+        </w:rPr>
+        <w:t>، إن كان في اختبار فرح حضوره، أو في تمجيده بحياة تتميز بالتقوى. فالمرء عندها يتمتع بالشركة مع الله، ويكون سالكًا مع الله، ويُضاف إلى الصبر "التقوى".</w:t>
+      </w:r>
+      <w:r>
+        <w:rPr>
+          <w:rFonts w:hint="cs"/>
+          <w:rtl/>
+          <w:lang w:bidi="ar-SA"/>
+        </w:rPr>
+        <w:t xml:space="preserve"> إن كان القلب في شركة مع الله فعندها ستندفق أشواق مودة سلسة نحو مَن هم غاليين على الله والذين يتشاركون بذات الطبيعة، حتمًا سيُظهرون أشواق القلب الروحي، وبهذا تنمو "المودة الأخوية".</w:t>
+      </w:r>
+    </w:p>
+    <w:p>
+      <w:pPr>
+        <w:rPr>
+          <w:rtl/>
+          <w:lang w:bidi="ar-SA"/>
+        </w:rPr>
+      </w:pPr>
+      <w:r>
+        <w:rPr>
+          <w:rFonts w:hint="cs"/>
+          <w:rtl/>
+          <w:lang w:bidi="ar-SA"/>
+        </w:rPr>
+        <w:t xml:space="preserve">غير أن هنالك مبدأ آخر يتوّجها جميعها إن جاز التعبير، يحكمها ويمنحها تميزها، وهي "المحبة" في كل معناها الحقيقي. المحبة في أصولها هي طبيعة الله بذاته، إنها مصدر وتكميل كل الصفات التي تزين الحياة المسيحية. إن الفارق ما بين المودة الأخوية والمحبة هو ذات أهمية كبيرة. فالأخيرة كما ذكرت، هي المنبع الذي منه تجري الأولى؛ ولكن إذ أن هذه المودة الأخوية موجودة في الإنسان الفاني </w:t>
+      </w:r>
+      <w:r>
+        <w:rPr>
+          <w:rtl/>
+          <w:lang w:bidi="ar-SA"/>
+        </w:rPr>
+        <w:t xml:space="preserve">فقد </w:t>
+      </w:r>
+      <w:r>
+        <w:rPr>
+          <w:rFonts w:hint="cs"/>
+          <w:rtl/>
+          <w:lang w:bidi="ar-SA"/>
+        </w:rPr>
+        <w:t>ت</w:t>
+      </w:r>
+      <w:r>
+        <w:rPr>
+          <w:rtl/>
+          <w:lang w:bidi="ar-SA"/>
+        </w:rPr>
+        <w:t xml:space="preserve">كون </w:t>
+      </w:r>
+      <w:r>
+        <w:rPr>
+          <w:rFonts w:hint="cs"/>
+          <w:rtl/>
+          <w:lang w:bidi="ar-SA"/>
+        </w:rPr>
+        <w:t>ممتزجة</w:t>
+      </w:r>
+      <w:r>
+        <w:rPr>
+          <w:rtl/>
+          <w:lang w:bidi="ar-SA"/>
+        </w:rPr>
+        <w:t xml:space="preserve"> في ممارسته</w:t>
+      </w:r>
+      <w:r>
+        <w:rPr>
+          <w:rFonts w:hint="cs"/>
+          <w:rtl/>
+          <w:lang w:bidi="ar-SA"/>
+        </w:rPr>
+        <w:t>ا</w:t>
+      </w:r>
+      <w:r>
+        <w:rPr>
+          <w:rtl/>
+          <w:lang w:bidi="ar-SA"/>
+        </w:rPr>
+        <w:t xml:space="preserve"> بمشاعر إنسانية بحتة، بالمودة الشخصية، بجاذبية الفضائل الشخصية، والعادات، والصفات اللطيفة في الشخصية. ليس هناك أحلى من المودة الأخوية. </w:t>
+      </w:r>
+      <w:r>
+        <w:rPr>
+          <w:rFonts w:hint="cs"/>
+          <w:rtl/>
+          <w:lang w:bidi="ar-SA"/>
+        </w:rPr>
+        <w:t xml:space="preserve"> </w:t>
+      </w:r>
+      <w:r>
+        <w:rPr>
+          <w:rFonts w:hint="cs"/>
+          <w:rtl/>
+          <w:lang w:bidi="ar-SA"/>
+        </w:rPr>
+        <w:t xml:space="preserve">إنه بالغ الأهمية الحفاظ عليها في الكنيسة، </w:t>
+      </w:r>
+      <w:r>
+        <w:rPr>
+          <w:rtl/>
+          <w:lang w:bidi="ar-SA"/>
+        </w:rPr>
+        <w:t>لكن</w:t>
+      </w:r>
+      <w:r>
+        <w:rPr>
+          <w:rFonts w:hint="cs"/>
+          <w:rtl/>
+          <w:lang w:bidi="ar-SA"/>
+        </w:rPr>
+        <w:t xml:space="preserve"> من الممكن</w:t>
+      </w:r>
+      <w:r>
+        <w:rPr>
+          <w:rtl/>
+          <w:lang w:bidi="ar-SA"/>
+        </w:rPr>
+        <w:t xml:space="preserve"> أن تتدهور بسهولة بقدر ما يمكن أن تبرد،</w:t>
+      </w:r>
+      <w:r>
+        <w:rPr>
+          <w:rFonts w:hint="cs"/>
+          <w:rtl/>
+          <w:lang w:bidi="ar-SA"/>
+        </w:rPr>
+        <w:t xml:space="preserve"> وإن لم تحصل المحبة، إن لم يحصل الله على المكان الأول، فمن الممكن أنها </w:t>
+      </w:r>
+      <w:r>
+        <w:rPr>
+          <w:rFonts w:hint="cs"/>
+          <w:rtl/>
+          <w:lang w:bidi="ar-SA"/>
+        </w:rPr>
+        <w:t>س</w:t>
+      </w:r>
+      <w:r>
+        <w:rPr>
+          <w:rFonts w:hint="cs"/>
+          <w:rtl/>
+          <w:lang w:bidi="ar-SA"/>
+        </w:rPr>
+        <w:t>تضعه جانبًا وتستبعده. إن المحبة الإلهية، طبيعة الله بذاته، تهدي وتسود على المودة الأخوية وتمنحها طابعها؛ وإلا فسيسودنا ما هو مرضي لنا، أي قلبنا الخاص بنا. إن هدتني المحبة الإلهية فسأحب جميع إخوتي، سأحبهم لأنه</w:t>
+      </w:r>
+      <w:r>
+        <w:rPr>
+          <w:rFonts w:hint="cs"/>
+          <w:rtl/>
+          <w:lang w:bidi="ar-SA"/>
+        </w:rPr>
+        <w:t>م</w:t>
+      </w:r>
+      <w:r>
+        <w:rPr>
+          <w:rFonts w:hint="cs"/>
+          <w:rtl/>
+          <w:lang w:bidi="ar-SA"/>
+        </w:rPr>
+        <w:t xml:space="preserve"> للمسيح. ففي ذلك لا يوجد أي تحزب. إنني سيكون لي تمتع أكبر </w:t>
+      </w:r>
+      <w:r>
+        <w:rPr>
+          <w:rFonts w:hint="cs"/>
+          <w:rtl/>
+          <w:lang w:bidi="ar-SA"/>
+        </w:rPr>
+        <w:t>مع أخٍ روحي، ولكنني سأنشغل بأخي الضعيف بمحبة تسمو فوق ضعفاته وسأراعيها برفق ورقة. وبمحبة أظهرها لله سأنشغل بخطية أخي لكي أرده من حيث أني أؤنبه إن تطلب الأمر ذلك. إن كانت المحبة الإلهية عاملة فالمودة الأخوية أو اسمها لن يكون له أي علاقة بالعصيان. باختصار، الله ستكون له مكانته في كل اختصاصاتي. بأن نمارس المحبة بصورة تستبعد مطاليب ما هو الله، وحقوق الله فينا معناه بأن نستبعد الله بذاته، وهذا بأكثر صورة علنية حتى نُرضي قلوبنا نحن.</w:t>
+      </w:r>
+      <w:r>
+        <w:rPr>
+          <w:rFonts w:hint="cs"/>
+          <w:rtl/>
+          <w:lang w:bidi="ar-SA"/>
+        </w:rPr>
+        <w:t xml:space="preserve"> إن المحبة الإلهية العاملة بحسب طبيعة الله وطابعه ومشيئته هي إذًا التي يجب أن تسود على كل سلوكنا المسيحي وتميزه كما وعليها أن تسود على نبضات قلوبنا. من دون ذلك فسوف تضع المودة الأخوية الإنسان فقط مكان الله. المحبة الإلهية هي رباط الكمال؛ لأن الله، الذي هو محبة، </w:t>
+      </w:r>
+      <w:r>
+        <w:rPr>
+          <w:rFonts w:hint="cs"/>
+          <w:rtl/>
+          <w:lang w:bidi="ar-SA"/>
+        </w:rPr>
+        <w:t>يعمل</w:t>
+      </w:r>
+      <w:r>
+        <w:rPr>
+          <w:rFonts w:hint="cs"/>
+          <w:rtl/>
+          <w:lang w:bidi="ar-SA"/>
+        </w:rPr>
+        <w:t xml:space="preserve"> فينا جاعلاً نفسه غرضًا يهيمن على كل ما يحدث في القلب.</w:t>
+      </w:r>
+    </w:p>
+    <w:p>
+      <w:pPr>
+        <w:rPr>
+          <w:rtl/>
+          <w:lang w:bidi="ar-SA"/>
+        </w:rPr>
+      </w:pPr>
+      <w:r>
+        <w:rPr>
+          <w:rFonts w:hint="cs"/>
+          <w:rtl/>
+          <w:lang w:bidi="ar-SA"/>
+        </w:rPr>
+        <w:t>ففي حال أن هذه الأمور هي كذلك معنا، فلن تكون معرفة يسوع بلا ثمر في قلوبنا</w:t>
+      </w:r>
+      <w:r>
+        <w:rPr>
+          <w:rFonts w:hint="cs"/>
+          <w:rtl/>
+          <w:lang w:bidi="ar-SA"/>
+        </w:rPr>
+        <w:t xml:space="preserve">. وإن على عكس ذلك لم تكن كذلك، فإننا عميان؛ وقصيري النظر، ونظرنا محدود على قدر ضيق قلبٍ محكوم بإرادته ويتحرك بما يشتهيه. إننا سنكون قد نسينا بأننا قد تطهرنا من خطايانا السالفة؛ وسوف نفقد المركز الذي منحته لنا المسيحية من نظرنا. إن هذه الحالة هي ليس فقدان اليقين، وإنما نسيان المركز المسيحي الحقيقي الذي جُعلنا فيه </w:t>
+      </w:r>
+      <w:r>
+        <w:rPr>
+          <w:rtl/>
+          <w:lang w:bidi="ar-SA"/>
+        </w:rPr>
+        <w:t>–</w:t>
+      </w:r>
+      <w:r>
+        <w:rPr>
+          <w:rFonts w:hint="cs"/>
+          <w:rtl/>
+          <w:lang w:bidi="ar-SA"/>
+        </w:rPr>
+        <w:t xml:space="preserve"> الطهارة بالمقابلة مع طرق العالم.</w:t>
+      </w:r>
+    </w:p>
+    <w:p>
+      <w:pPr>
+        <w:rPr>
+          <w:rtl/>
+          <w:lang w:bidi="ar-SA"/>
+        </w:rPr>
+      </w:pPr>
+      <w:r>
+        <w:rPr>
+          <w:rFonts w:hint="cs"/>
+          <w:rtl/>
+          <w:lang w:bidi="ar-SA"/>
+        </w:rPr>
+        <w:t>لذا علينا أن نبذل كل نشاط حتى يبقى وعي اختيارنا نظ</w:t>
+      </w:r>
+      <w:r>
+        <w:rPr>
+          <w:rFonts w:hint="cs"/>
+          <w:rtl/>
+          <w:lang w:bidi="ar-SA"/>
+        </w:rPr>
+        <w:t>ِ</w:t>
+      </w:r>
+      <w:r>
+        <w:rPr>
+          <w:rFonts w:hint="cs"/>
+          <w:rtl/>
+          <w:lang w:bidi="ar-SA"/>
+        </w:rPr>
+        <w:t xml:space="preserve">رًا وثابتًا حتى نسلك في حرية روحية. إن فعلنا ذلك فلن نتعثر، وسيكون </w:t>
+      </w:r>
+      <w:r>
+        <w:rPr>
+          <w:rFonts w:hint="cs"/>
+          <w:rtl/>
+          <w:lang w:bidi="ar-SA"/>
+        </w:rPr>
+        <w:t>من نصيبنا</w:t>
+      </w:r>
+      <w:r>
+        <w:rPr>
+          <w:rFonts w:hint="cs"/>
+          <w:rtl/>
+          <w:lang w:bidi="ar-SA"/>
+        </w:rPr>
+        <w:t xml:space="preserve"> سِعة دخول ملكوت ربنا ومخلصنا الأبدي</w:t>
+      </w:r>
+      <w:r>
+        <w:rPr>
+          <w:rFonts w:hint="cs"/>
+          <w:rtl/>
+          <w:lang w:bidi="ar-SA"/>
+        </w:rPr>
+        <w:t>. إننا هنا وكما هو في كل مكان آخر نرى روح الرسول مشغولة بعدالة الله في أنه يستخدمها في معاملات الله مع المؤمنين بالنظر إلى تصرفهم والتوابع العملية لهذا التصرف. هو لا يتكلم عن الغفران ولا عن الخلاص بشكل غير مشروط، وإنما عن الملكوت، عن استعلان سلطان الذي يدين بالعدل، الذي قضيبه هو قضيب البِرّ. إن سلكنا في طرق الله فلنا نصيب في هذا الملكوت، في أننا سندخله بيقين، من دون أية صعوبة، من دون أي تردد في النفس، الذي جميع الذين يُحزنون الروح القدس يختبرونه ويكون لهم ضمير سيء ويسمحون بأمور لا تتناسب مع طابع الملكوت،</w:t>
+      </w:r>
+      <w:r>
+        <w:rPr>
+          <w:rFonts w:hint="cs"/>
+          <w:rtl/>
+          <w:lang w:bidi="ar-SA"/>
+        </w:rPr>
+        <w:t xml:space="preserve"> أو الذين يوقعون أنفسهم في مذنوبية الإهمال والذي يُظهر بأن قلبهم ليس هناك. أما إن كان القلب بالمقابل مرتبط بشدة بالملكوت وكانت طرقنا متناسبة مع الملكوت، سيكون ضميرنا متناغم مع مجده. الطريق مفتوح أمامنا، إننا ننظر من بعيد ونتقدم من دون عوائق في دربنا. لا شيء يُبعدنا عنه بينما نحن نسير في الطريق الذي يؤدي إلى الملكوت، ونحن مشغولين بأمور تتفق به. الله لا يلوم أي نفس سالكة هكذا. إن دخول الملكوت مفتوح أمامها على اتساعه بقدر طرق عدالة </w:t>
+      </w:r>
+      <w:r>
+        <w:rPr>
+          <w:rFonts w:hint="cs"/>
+          <w:rtl/>
+          <w:lang w:bidi="ar-SA"/>
+        </w:rPr>
+        <w:t>الله</w:t>
+      </w:r>
+      <w:r>
+        <w:rPr>
+          <w:rFonts w:hint="cs"/>
+          <w:rtl/>
+          <w:lang w:bidi="ar-SA"/>
+        </w:rPr>
+        <w:t>.</w:t>
+      </w:r>
+    </w:p>
+    <w:p>
+      <w:pPr>
+        <w:rPr>
+          <w:rtl/>
+          <w:lang w:bidi="ar-SA"/>
+        </w:rPr>
+      </w:pPr>
+      <w:r>
+        <w:rPr>
+          <w:rFonts w:hint="cs"/>
+          <w:rtl/>
+          <w:lang w:bidi="ar-SA"/>
+        </w:rPr>
+        <w:t>لذا فالرسول يتمنى بأن يتذكر المؤمنون هذه الأمور على الرغم من أنهم يعلمون بها؛ وهو يعقد عزمه طالما هو في خيمته الأرضية بأن ينهض قلوبهم الطاهرة، ليحفظوا هذه الأمور في ذاكرتهم. لأنه قريبًا سوف يطرح إناءه الخزفي كما قال له الرب؛ وفي أنه كتب لهم، اهتم بأن يتذكروا هذه الأمور. إننا نلاحظ بشكل واضح أن بطرس لم يفكّر لا بإقامة رسل آخرين، ولم يتوقع أو ينتظر خلافة كنسية تحل مكان الرسل (كمَن يحرسون الإيمان ويحافظون عليه، أو لديهم سيادة كافية ليؤسسوا أساسًا لإيمان المؤمنين). لقد كان عليه أن يهتم بنفسه</w:t>
+      </w:r>
+      <w:r>
+        <w:rPr>
+          <w:rFonts w:hint="cs"/>
+          <w:rtl/>
+          <w:lang w:bidi="ar-SA"/>
+        </w:rPr>
+        <w:t xml:space="preserve"> بأن يجد المؤمنون شيئًا منه بعد فراقه يذكرهم بالإرشادات التي سلمها لهم. فلأجل هذه الغاية هو كتب رسالتيه. الحتمية الإلهية ويقينية ما علّم به كانت جديرة بهذا التعب. "</w:t>
+      </w:r>
+      <w:r>
+        <w:rPr>
+          <w:rtl/>
+          <w:lang w:bidi="ar-SA"/>
+        </w:rPr>
+        <w:t xml:space="preserve">إِذْ عَرَّفْنَاكُمْ </w:t>
+      </w:r>
+      <w:r>
+        <w:rPr>
+          <w:rFonts w:hint="cs"/>
+          <w:rtl/>
+          <w:lang w:bidi="ar-SA"/>
+        </w:rPr>
+        <w:t xml:space="preserve">(لم نعرفكم) </w:t>
+      </w:r>
+      <w:r>
+        <w:rPr>
+          <w:rtl/>
+          <w:lang w:bidi="ar-SA"/>
+        </w:rPr>
+        <w:t>بِقُوَّةِ رَبِّنَا يَسُوعَ الْمَسِيحِ وَمَجِيئِهِ،</w:t>
+      </w:r>
+      <w:r>
+        <w:rPr>
+          <w:rFonts w:ascii="Arial" w:hAnsi="Arial" w:cs="Arial" w:hint="cs"/>
+          <w:rtl/>
+          <w:lang w:bidi="ar-SA"/>
+        </w:rPr>
+        <w:t>​</w:t>
+      </w:r>
+      <w:r>
+        <w:rPr>
+          <w:rFonts w:hint="cs"/>
+          <w:rtl/>
+          <w:lang w:bidi="ar-SA"/>
+        </w:rPr>
+        <w:t>لأَنَّنَا</w:t>
+      </w:r>
+      <w:r>
+        <w:rPr>
+          <w:rtl/>
+          <w:lang w:bidi="ar-SA"/>
+        </w:rPr>
+        <w:t xml:space="preserve"> </w:t>
+      </w:r>
+      <w:r>
+        <w:rPr>
+          <w:rFonts w:hint="cs"/>
+          <w:rtl/>
+          <w:lang w:bidi="ar-SA"/>
+        </w:rPr>
+        <w:t>لَمْ</w:t>
+      </w:r>
+      <w:r>
+        <w:rPr>
+          <w:rtl/>
+          <w:lang w:bidi="ar-SA"/>
+        </w:rPr>
+        <w:t xml:space="preserve"> </w:t>
+      </w:r>
+      <w:r>
+        <w:rPr>
+          <w:rFonts w:hint="cs"/>
+          <w:rtl/>
+          <w:lang w:bidi="ar-SA"/>
+        </w:rPr>
+        <w:t>نَتْبَعْ</w:t>
+      </w:r>
+      <w:r>
+        <w:rPr>
+          <w:rtl/>
+          <w:lang w:bidi="ar-SA"/>
+        </w:rPr>
+        <w:t xml:space="preserve"> </w:t>
+      </w:r>
+      <w:r>
+        <w:rPr>
+          <w:rFonts w:hint="cs"/>
+          <w:rtl/>
+          <w:lang w:bidi="ar-SA"/>
+        </w:rPr>
+        <w:t>خُرَافَاتٍ</w:t>
+      </w:r>
+      <w:r>
+        <w:rPr>
+          <w:rtl/>
+          <w:lang w:bidi="ar-SA"/>
+        </w:rPr>
+        <w:t xml:space="preserve"> </w:t>
+      </w:r>
+      <w:r>
+        <w:rPr>
+          <w:rFonts w:hint="cs"/>
+          <w:rtl/>
+          <w:lang w:bidi="ar-SA"/>
+        </w:rPr>
+        <w:t>مُصَنَّعَةً،</w:t>
+      </w:r>
+      <w:r>
+        <w:rPr>
+          <w:rtl/>
+          <w:lang w:bidi="ar-SA"/>
+        </w:rPr>
+        <w:t xml:space="preserve"> بَلْ قَدْ كُنَّا مُعَايِنِينَ عَظَمَتَهُ.</w:t>
+      </w:r>
+      <w:r>
+        <w:rPr>
+          <w:rFonts w:hint="cs"/>
+          <w:rtl/>
+          <w:lang w:bidi="ar-SA"/>
+        </w:rPr>
+        <w:t>".</w:t>
+      </w:r>
+    </w:p>
+    <w:p>
+      <w:pPr>
+        <w:rPr>
+          <w:rtl/>
+          <w:lang w:bidi="ar-SA"/>
+        </w:rPr>
+      </w:pPr>
+      <w:r>
+        <w:rPr>
+          <w:rFonts w:hint="cs"/>
+          <w:rtl/>
+          <w:lang w:bidi="ar-SA"/>
+        </w:rPr>
+        <w:t xml:space="preserve">إن الرسول هنا يتكلم كما هو واضح من كلامه عن التجلي. إني ألاحظ هذا لأُري بشكل أوضح بأنه لم يتعدَّ في أفكاره من جهة مجيء الرب إلى ما بعد ظهوره في المجد. في تلك اللحظة كان الرب مُخفًى عن جميع الذين آمنوا به. هذا كان امتحانًا كبيرًا لإيمانهم؛ لأن اليهود وكما نعلم كانوا معتادين على انتظار مسيّا منظور بالعين ومكلل بالمجد. إن الإيمان دون عيان هو العمل الذي كان عليهم أن يتعلموه. </w:t>
+      </w:r>
+      <w:r>
+        <w:rPr>
+          <w:rFonts w:hint="cs"/>
+          <w:rtl/>
+          <w:lang w:bidi="ar-SA"/>
+        </w:rPr>
+        <w:t xml:space="preserve">لكن إيمانهم وجد عمادًا كبيرًا جدًا في الحقيقة أن الرسول الذي علّمهم رأى مع رفيقيه مجد المسيح المُعلَن بعيونهم. وذات الأمر انكشف أمام عيونهم وذلك مع مجد مؤمنين من قديم الزمن وهما يشاركانه ملكوته. هناك على الجبل المقدس حصل يسوع من الله الآب كشهادة على كرامة ومجد؛ فقد خرج صوت إليه من المجد البهي، من السحابة التي كانت بالنسبة لليهود هي مسكن الرب </w:t>
+      </w:r>
+      <w:r>
+        <w:rPr>
+          <w:rFonts w:hint="cs"/>
+          <w:rtl/>
+          <w:lang w:bidi="ar-SA"/>
+        </w:rPr>
+        <w:t>يهوه</w:t>
+      </w:r>
+      <w:r>
+        <w:rPr>
+          <w:rFonts w:hint="cs"/>
+          <w:rtl/>
+          <w:lang w:bidi="ar-SA"/>
+        </w:rPr>
+        <w:t xml:space="preserve">، </w:t>
+      </w:r>
+      <w:r>
+        <w:rPr>
+          <w:rFonts w:hint="cs"/>
+          <w:rtl/>
+          <w:lang w:bidi="ar-SA"/>
+        </w:rPr>
+        <w:t>الله العليّ، واعترف به كابنه الحبيب. هذا الصوت سمعه الثلاث رسل معًا (كما أنهم رأوا مجده)، حينما كانوا معه على الجبل المقدس</w:t>
+      </w:r>
+      <w:r>
+        <w:rPr>
+          <w:rStyle w:val="FootnoteReference"/>
+          <w:rtl/>
+          <w:lang w:bidi="ar-SA"/>
+        </w:rPr>
+        <w:footnoteReference w:id="1"/>
+      </w:r>
+      <w:r>
+        <w:rPr>
+          <w:rFonts w:hint="cs"/>
+          <w:rtl/>
+          <w:lang w:bidi="ar-SA"/>
+        </w:rPr>
+        <w:t>.</w:t>
+      </w:r>
+    </w:p>
+    <w:p>
+      <w:pPr>
+        <w:rPr>
+          <w:rtl/>
+          <w:lang w:bidi="ar-SA"/>
+        </w:rPr>
+      </w:pPr>
+      <w:r>
+        <w:rPr>
+          <w:rFonts w:hint="cs"/>
+          <w:rtl/>
+          <w:lang w:bidi="ar-SA"/>
+        </w:rPr>
+        <w:t>فإننا نرى إذ</w:t>
+      </w:r>
+      <w:r>
+        <w:rPr>
+          <w:rFonts w:hint="cs"/>
+          <w:rtl/>
+          <w:lang w:bidi="ar-SA"/>
+        </w:rPr>
+        <w:t>ً</w:t>
+      </w:r>
+      <w:r>
+        <w:rPr>
+          <w:rFonts w:hint="cs"/>
+          <w:rtl/>
+          <w:lang w:bidi="ar-SA"/>
+        </w:rPr>
+        <w:t xml:space="preserve">ا بأن الرسول هنا مشغول بمجد الملكوت وليس بالسكن الأبدي في بيت الآب. إنه إعلان لأناس يعيشون على الأرض؛ فهي عظمة الرب، المجد الذي حصل عليه من الله الآب، باعتباره المسيّا، كالابن ومكلل أمام عيون العالم بالمجد والكرامة. إنه ملكوت أبدي الذي سيكون للمؤمنين بحسب ما تمناه الرسول دخول بسِعة إليه. إن الذي رآه بطرس وشهد عنه، هو العظمة والمجد اللذان حصل عليهما المسيح من الله. إننا في الواقع سيكون لنا هذا المجد، </w:t>
+      </w:r>
+      <w:r>
+        <w:rPr>
+          <w:rFonts w:hint="cs"/>
+          <w:rtl/>
+          <w:lang w:bidi="ar-SA"/>
+        </w:rPr>
+        <w:t>ولكنه ليس من نصيبنا في هذا المعنى. إن نصيبنا هو بأن نكون داخل البيت، عروس الحمل، وهذا النصيب لن ينكشف أمام العالم. لكن هذان الأمران لا يوجد نزاع بينهما بالنظر إلى الكنيسة. إن كنا نحن العروس فمن المؤكد أيضًا أننا سنتشارك بمجد الملكوت</w:t>
+      </w:r>
+      <w:r>
+        <w:rPr>
+          <w:rStyle w:val="FootnoteReference"/>
+          <w:rtl/>
+          <w:lang w:bidi="ar-SA"/>
+        </w:rPr>
+        <w:footnoteReference w:id="2"/>
+      </w:r>
+      <w:r>
+        <w:rPr>
+          <w:rFonts w:hint="cs"/>
+          <w:rtl/>
+          <w:lang w:bidi="ar-SA"/>
+        </w:rPr>
+        <w:t>.</w:t>
+      </w:r>
+    </w:p>
+    <w:p>
+      <w:pPr>
+        <w:rPr>
+          <w:rtl/>
+          <w:lang w:bidi="ar-SA"/>
+        </w:rPr>
+      </w:pPr>
+      <w:r>
+        <w:rPr>
+          <w:rFonts w:hint="cs"/>
+          <w:rtl/>
+          <w:lang w:bidi="ar-SA"/>
+        </w:rPr>
+        <w:t xml:space="preserve">بالنسبة لليهودي الذي اعتاد على انتظار هذا المجد (مهما كانت تصوراته عن ذلك)، كانت هي الحقيقة في أن الرسول رآها ذات أهمية بالغة. لقد كان مجد الملكوت السماوي كما سيُستعلَن للعالم، مجدٌ سيكون مرئي للعيان عند عودة الرب في سلطان وقوة (انظر مرقس 9: 1). </w:t>
+      </w:r>
+      <w:r>
+        <w:rPr>
+          <w:rFonts w:hint="cs"/>
+          <w:rtl/>
+          <w:lang w:bidi="ar-SA"/>
+        </w:rPr>
+        <w:t>فهو كأنه مجد مُشارَك نابع من المجد البهي. بالإضافة إلى ذلك شهادة الأنبياء تتكلم عن المجد الذي تم استعلانه؛ فهم تكلموا عن هذا المجد وعن هذا الملكوت، ولمعان التجلي وهب لكلامهم مصادقة رائعة. يقول الرسول "</w:t>
+      </w:r>
+      <w:r>
+        <w:rPr>
+          <w:rFonts w:ascii="Arial" w:hAnsi="Arial" w:cs="Arial" w:hint="cs"/>
+          <w:rtl/>
+          <w:lang w:bidi="ar-SA"/>
+        </w:rPr>
+        <w:t>​</w:t>
+      </w:r>
+      <w:r>
+        <w:rPr>
+          <w:rFonts w:hint="cs"/>
+          <w:rtl/>
+          <w:lang w:bidi="ar-SA"/>
+        </w:rPr>
+        <w:t>وَعِنْدَنَا</w:t>
+      </w:r>
+      <w:r>
+        <w:rPr>
+          <w:rtl/>
+          <w:lang w:bidi="ar-SA"/>
+        </w:rPr>
+        <w:t xml:space="preserve"> </w:t>
+      </w:r>
+      <w:r>
+        <w:rPr>
+          <w:rFonts w:hint="cs"/>
+          <w:rtl/>
+          <w:lang w:bidi="ar-SA"/>
+        </w:rPr>
+        <w:t>الْكَلِمَةُ</w:t>
+      </w:r>
+      <w:r>
+        <w:rPr>
+          <w:rtl/>
+          <w:lang w:bidi="ar-SA"/>
+        </w:rPr>
+        <w:t xml:space="preserve"> </w:t>
+      </w:r>
+      <w:r>
+        <w:rPr>
+          <w:rFonts w:hint="cs"/>
+          <w:rtl/>
+          <w:lang w:bidi="ar-SA"/>
+        </w:rPr>
+        <w:t>النَّبَوِيَّةُ،</w:t>
+      </w:r>
+      <w:r>
+        <w:rPr>
+          <w:rtl/>
+          <w:lang w:bidi="ar-SA"/>
+        </w:rPr>
+        <w:t xml:space="preserve"> </w:t>
+      </w:r>
+      <w:r>
+        <w:rPr>
+          <w:rFonts w:hint="cs"/>
+          <w:rtl/>
+          <w:lang w:bidi="ar-SA"/>
+        </w:rPr>
+        <w:t>وَهِيَ</w:t>
+      </w:r>
+      <w:r>
+        <w:rPr>
+          <w:rtl/>
+          <w:lang w:bidi="ar-SA"/>
+        </w:rPr>
+        <w:t xml:space="preserve"> </w:t>
+      </w:r>
+      <w:r>
+        <w:rPr>
+          <w:rFonts w:hint="cs"/>
+          <w:rtl/>
+          <w:lang w:bidi="ar-SA"/>
+        </w:rPr>
+        <w:t>أَثْبَتُ</w:t>
+      </w:r>
+      <w:r>
+        <w:rPr>
+          <w:rFonts w:hint="cs"/>
+          <w:rtl/>
+          <w:lang w:bidi="ar-SA"/>
+        </w:rPr>
+        <w:t xml:space="preserve"> (مثبّتة)" (عدد 19). هذه الكلمة في الواقع قد أنبأت بمجد الملكوت العتيد كما وبدينونة العالم، التي ستمهد الطريق لإقامته على الأرض. إن هذا الخبر كان نورًا في ظلمة هذا العالم، في هذا "الموضع المظلم" حقيقة، حيث لم يكن أي نور آخر غير شهادة الله بواسطة الأنبياء بالنظر إلى ما سيواجهونه، كما ومن جهة الملكوت الآتي، الذي لمعانه سيطرد ظلمة الانفصال عن الله الموضوع فيه العالم، نهائيًا</w:t>
+      </w:r>
+      <w:r>
+        <w:rPr>
+          <w:rFonts w:hint="cs"/>
+          <w:rtl/>
+          <w:lang w:bidi="ar-SA"/>
+        </w:rPr>
+        <w:t>. النبوة كانت سراجًا أنار الليل طيلة فترة الظلمة. غير أن الذين سهروا كان لهم نور مختلف.</w:t>
+      </w:r>
+    </w:p>
+    <w:p>
+      <w:pPr>
+        <w:rPr>
+          <w:rtl/>
+          <w:lang w:bidi="ar-SA"/>
+        </w:rPr>
+      </w:pPr>
+      <w:r>
+        <w:rPr>
+          <w:rFonts w:hint="cs"/>
+          <w:rtl/>
+          <w:lang w:bidi="ar-SA"/>
+        </w:rPr>
+        <w:t xml:space="preserve">بالنسبة للبقية اليهودية ستشرق شمس البِرّ والشفاء في أجنحتها؛ الأشرار عندها سيُداسون كالرماد تحت بطون أقدام الأبرار (ملاخي 4: 2 + 3). المسيحي المتعلم في امتيازاته يعرف الرب بشكل مختلف، مع أنه يؤمن بهذه الحقائق الخطيرة. هو سهران الليل كله الذي قد مضى جزء كبير منه. هو يرى في قلبه بالإيمان بزوغ النهار وإشراقة كوكب الصبح المنير. هو يعرف الرب </w:t>
+      </w:r>
+      <w:r>
+        <w:rPr>
+          <w:rtl/>
+          <w:lang w:bidi="ar-SA"/>
+        </w:rPr>
+        <w:t>–</w:t>
+      </w:r>
+      <w:r>
+        <w:rPr>
+          <w:rFonts w:hint="cs"/>
+          <w:rtl/>
+          <w:lang w:bidi="ar-SA"/>
+        </w:rPr>
+        <w:t xml:space="preserve"> كما يعرفه جميع المؤمنين به قبل ظهوره </w:t>
+      </w:r>
+      <w:r>
+        <w:rPr>
+          <w:rtl/>
+          <w:lang w:bidi="ar-SA"/>
+        </w:rPr>
+        <w:t>–</w:t>
+      </w:r>
+      <w:r>
+        <w:rPr>
+          <w:rFonts w:hint="cs"/>
+          <w:rtl/>
+          <w:lang w:bidi="ar-SA"/>
+        </w:rPr>
+        <w:t xml:space="preserve"> كمَن </w:t>
+      </w:r>
+      <w:r>
+        <w:rPr>
+          <w:rFonts w:hint="cs"/>
+          <w:rtl/>
+          <w:lang w:bidi="ar-SA"/>
+        </w:rPr>
+        <w:t>س</w:t>
+      </w:r>
+      <w:r>
+        <w:rPr>
+          <w:rFonts w:hint="cs"/>
+          <w:rtl/>
+          <w:lang w:bidi="ar-SA"/>
+        </w:rPr>
+        <w:t xml:space="preserve">يظهر من أجل الفرح الطاهر والسماوي لخاصته، قبل ابتداء إطلالة لمعان النهار. إن جميع الساهرين </w:t>
+      </w:r>
+      <w:r>
+        <w:rPr>
+          <w:rFonts w:hint="cs"/>
+          <w:rtl/>
+          <w:lang w:bidi="ar-SA"/>
+        </w:rPr>
+        <w:t xml:space="preserve">سيرون إشراقة النهار؛ فهم يرون كوكب الصبح. فإننا إذًا ليس لنا نصيب في المسيح في النهار فقط وكما تكلم عنه الأنبياء (كل هذا ارتباطه هو بالأرض، على الرغم من أن البركة هي من فوق)، وإنما نحن لنا سرّ المسيح واتحادنا معه كما ومجيئه ليأخذنا إليه ككوكب الصبح، قبل طلوع النهار. إننا له أثناء فترة الليل؛ وسنكون معه بحسب حقيقة ذلك الرباط السماوي الذي يربطنا به كمَن قد فُرزنا له بينما لا يعرفه العالم. إننا سيتم جمعنا إليه قبل أن يراه العالم، حتما نتمتع به شخصيًا، وسيرانا العالم معه عند </w:t>
+      </w:r>
+      <w:r>
+        <w:rPr>
+          <w:rFonts w:hint="cs"/>
+          <w:rtl/>
+          <w:lang w:bidi="ar-SA"/>
+        </w:rPr>
+        <w:t>ظهوره</w:t>
+      </w:r>
+      <w:r>
+        <w:rPr>
+          <w:rFonts w:hint="cs"/>
+          <w:rtl/>
+          <w:lang w:bidi="ar-SA"/>
+        </w:rPr>
+        <w:t>.</w:t>
+      </w:r>
+    </w:p>
+    <w:p>
+      <w:pPr>
+        <w:rPr>
+          <w:rtl/>
+          <w:lang w:bidi="ar-SA"/>
+        </w:rPr>
+      </w:pPr>
+      <w:r>
+        <w:rPr>
+          <w:rFonts w:hint="cs"/>
+          <w:rtl/>
+          <w:lang w:bidi="ar-SA"/>
+        </w:rPr>
+        <w:t>إن نصيبنا السعيد هو بأننا سنكون معه، "</w:t>
+      </w:r>
+      <w:r>
+        <w:rPr>
+          <w:rtl/>
+          <w:lang w:bidi="ar-SA"/>
+        </w:rPr>
+        <w:t>وَهكَذَا نَكُونُ كُلَّ حِينٍ مَعَ الرَّبِّ.</w:t>
+      </w:r>
+      <w:r>
+        <w:rPr>
+          <w:rFonts w:hint="cs"/>
+          <w:rtl/>
+          <w:lang w:bidi="ar-SA"/>
+        </w:rPr>
+        <w:t>" (1. تسالونيكي 4: 17). النبوة تنير المسيحي وتفصله عن العالم، من خلال أنها تشهد عن دينونته وعن مجد الملكوت الآتي. فشهادة الروح للكنيسة تفعل هذا من خلال جاذبية المسيح نفسه، من خلال كوكب الصبح المنير، الذي هو من نصيبنا الآن، بينما العالم لا زال غارقًا في نومه.</w:t>
+      </w:r>
+    </w:p>
+    <w:p>
+      <w:pPr>
+        <w:rPr>
+          <w:rtl/>
+          <w:lang w:bidi="ar-SA"/>
+        </w:rPr>
+      </w:pPr>
+      <w:r>
+        <w:rPr>
+          <w:rFonts w:hint="cs"/>
+          <w:rtl/>
+          <w:lang w:bidi="ar-SA"/>
+        </w:rPr>
+        <w:t>إن كوكب الصبح المنير هو المسيح بنفسه عند استعداده (قبل يوم ظهوره) لأخذ الكنيسة</w:t>
+      </w:r>
+      <w:r>
+        <w:rPr>
+          <w:rFonts w:hint="cs"/>
+          <w:rtl/>
+          <w:lang w:bidi="ar-SA"/>
+        </w:rPr>
+        <w:t xml:space="preserve"> لتشاركه فرحه الخاص به. هكذا مكتوب في رؤيا 2: 16: "</w:t>
+      </w:r>
+      <w:r>
+        <w:rPr>
+          <w:rtl/>
+          <w:lang w:bidi="ar-SA"/>
+        </w:rPr>
+        <w:t xml:space="preserve">أَنَا </w:t>
+      </w:r>
+      <w:r>
+        <w:rPr>
+          <w:rFonts w:hint="cs"/>
+          <w:rtl/>
+          <w:lang w:bidi="ar-SA"/>
+        </w:rPr>
+        <w:t>...</w:t>
+      </w:r>
+      <w:r>
+        <w:rPr>
+          <w:rtl/>
+          <w:lang w:bidi="ar-SA"/>
+        </w:rPr>
+        <w:t>. كَوْكَبُ الصُّبْحِ الْمُنِيرُ</w:t>
+      </w:r>
+      <w:r>
+        <w:rPr>
+          <w:rFonts w:hint="cs"/>
+          <w:rtl/>
+          <w:lang w:bidi="ar-SA"/>
+        </w:rPr>
+        <w:t>" هذا هو المسيح بالنسبة للكنيسة كما أنه لإسرائيل "</w:t>
+      </w:r>
+      <w:r>
+        <w:rPr>
+          <w:rtl/>
+          <w:lang w:bidi="ar-SA"/>
+        </w:rPr>
+        <w:t>أَصْلُ وَذُرِّيَّةُ دَاوُدَ</w:t>
+      </w:r>
+      <w:r>
+        <w:rPr>
+          <w:rFonts w:hint="cs"/>
+          <w:rtl/>
+          <w:lang w:bidi="ar-SA"/>
+        </w:rPr>
+        <w:t>". لذا فما أن يقول الرب: "أنا هو كوكب الصبح المنير"، يجيب الروح الساكن في الكنيسة والذي يوحي بأفكاره فيها، كما والعروس أيضًا، أي الكنيسة التي تنتظر سيدها: "تعال!" (رؤيا 22: 17). هكذا أيضًا يعِد الرب المؤمنين في ثياتيرا (رؤيا 2: 28)، بأنه سيعطيهم كوكب الصبح، أي الفرح معه في السماء. فهم كانوا قد وُعدوا بالملكوت والعظمة بما يتفق مع حقوق المسيح (عدد 26 + 27)؛ لكنه نصيب كنيسة المسيح المتميز. هكذا هي تنتظره كما هو مُضاف إلى شروحات الأنبياء عن الملكوت.</w:t>
+      </w:r>
+    </w:p>
+    <w:p>
+      <w:pPr>
+        <w:rPr>
+          <w:rtl/>
+          <w:lang w:bidi="ar-SA"/>
+        </w:rPr>
+      </w:pPr>
+      <w:r>
+        <w:rPr>
+          <w:rFonts w:hint="cs"/>
+          <w:rtl/>
+          <w:lang w:bidi="ar-SA"/>
+        </w:rPr>
+        <w:t xml:space="preserve">الرسول من ثم يحذر المؤمنين من الفكرة بأن نبوات الكتاب هي تعابير إرادة الإنسان </w:t>
+      </w:r>
+      <w:r>
+        <w:rPr>
+          <w:rtl/>
+          <w:lang w:bidi="ar-SA"/>
+        </w:rPr>
+        <w:t>ويجب تفسيرها كما لو كان لكل منها تفسيرها الخاص،</w:t>
+      </w:r>
+      <w:r>
+        <w:rPr>
+          <w:rFonts w:hint="cs"/>
+          <w:rtl/>
+          <w:lang w:bidi="ar-SA"/>
+        </w:rPr>
+        <w:t xml:space="preserve"> كما لو كانت كل نبوة وافية في حد ذاتها لشرح معناها بالكامل. إنها جميعها تشكل كأجزاء لوِحدة واحدة ولها ذات الغاية الواحدة، ألا وهي ملكوت الله. كل حدث كان خطوة مهيِّئة لهذا الغرض وفقرة في سلسلة عدالة الله، التي استهدفت هذا الغرض. كل واحدة من النبوات من المستحيل شرحها إن لم تكن غايتها معروفة بجملتها، وهي الهدف المُعلَن في مشورات الله في مجد مسيحه. لأنه قد قام رجال قديسون بهذه الأقوال مسوقين من الروح القدس؛ وقد كان هو ذات الروح الواحد الذي هداهم ورتّب كل هذه الأمور لإظهار طرق الله أمام عيون الإيمان </w:t>
+      </w:r>
+      <w:r>
+        <w:rPr>
+          <w:rtl/>
+          <w:lang w:bidi="ar-SA"/>
+        </w:rPr>
+        <w:t>–</w:t>
+      </w:r>
+      <w:r>
+        <w:rPr>
+          <w:rFonts w:hint="cs"/>
+          <w:rtl/>
+          <w:lang w:bidi="ar-SA"/>
+        </w:rPr>
+        <w:t xml:space="preserve"> وهي طرق ستنتهي في إقامة الملكوت الذي قد ظهر مجده على جبل التجلي.</w:t>
+      </w:r>
+    </w:p>
+    <w:p>
+      <w:pPr>
+        <w:rPr>
+          <w:rtl/>
+          <w:lang w:bidi="ar-SA"/>
+        </w:rPr>
+      </w:pPr>
+      <w:r>
+        <w:rPr>
+          <w:rFonts w:hint="cs"/>
+          <w:rtl/>
+          <w:lang w:bidi="ar-SA"/>
+        </w:rPr>
+        <w:t>إن لخصنا باختصار كل ما ذُكر سالفًا، فلدينا في هذا الإصحاح الأمور الثلاثة التالية:</w:t>
+      </w:r>
+    </w:p>
+    <w:p>
+      <w:pPr>
+        <w:rPr>
+          <w:rtl/>
+          <w:lang w:bidi="ar-SA"/>
+        </w:rPr>
+      </w:pPr>
+      <w:r>
+        <w:rPr>
+          <w:rFonts w:hint="cs"/>
+          <w:rtl/>
+          <w:lang w:bidi="ar-SA"/>
+        </w:rPr>
+        <w:t>أولاً القوة ا</w:t>
+      </w:r>
+      <w:r>
+        <w:rPr>
+          <w:rFonts w:hint="cs"/>
+          <w:rtl/>
+          <w:lang w:bidi="ar-SA"/>
+        </w:rPr>
+        <w:t xml:space="preserve">لإلهية لكل ما هو للحياة والتقوى </w:t>
+      </w:r>
+      <w:r>
+        <w:rPr>
+          <w:rtl/>
+          <w:lang w:bidi="ar-SA"/>
+        </w:rPr>
+        <w:t>–</w:t>
+      </w:r>
+      <w:r>
+        <w:rPr>
+          <w:rFonts w:hint="cs"/>
+          <w:rtl/>
+          <w:lang w:bidi="ar-SA"/>
+        </w:rPr>
+        <w:t xml:space="preserve"> وهو شرح قيمته لا تُقدّر، عربون حريتنا الحقيقية. القوة الإلهية عاملة فينا، وهي تزودنا بكل ما نحتاجه حتى تؤهلنا بأن نسلك في حياة مسيحية.</w:t>
+      </w:r>
+    </w:p>
+    <w:p>
+      <w:pPr>
+        <w:rPr>
+          <w:rtl/>
+          <w:lang w:bidi="ar-SA"/>
+        </w:rPr>
+      </w:pPr>
+      <w:r>
+        <w:rPr>
+          <w:rFonts w:hint="cs"/>
+          <w:rtl/>
+          <w:lang w:bidi="ar-SA"/>
+        </w:rPr>
+        <w:t>ثانيًا عدالة الله موجودة هنا بارتباطها بأمانة المؤمن، حتى يُقدّم لنا دخولٌ بسِعة ولا نتعثر. نتيجة هذه العدالة ستظهر بأكملها في إقامة الملكوت الذي رأى مجده الرسل الثلاثة على الجبل المقدس.</w:t>
+      </w:r>
+    </w:p>
+    <w:p>
+      <w:pPr>
+        <w:rPr>
+          <w:rtl/>
+          <w:lang w:bidi="ar-SA"/>
+        </w:rPr>
+        <w:sectPr>
+          <w:pgSz w:w="12240" w:h="15840"/>
+          <w:pgMar w:top="1440" w:right="1800" w:bottom="1440" w:left="1800" w:header="720" w:footer="720" w:gutter="0"/>
+          <w:cols w:space="720"/>
+          <w:docGrid w:linePitch="360"/>
+        </w:sectPr>
+      </w:pPr>
+      <w:r>
+        <w:rPr>
+          <w:rFonts w:hint="cs"/>
+          <w:rtl/>
+          <w:lang w:bidi="ar-SA"/>
+        </w:rPr>
+        <w:t xml:space="preserve">ثالثًا إننا لنا </w:t>
+      </w:r>
+      <w:r>
+        <w:rPr>
+          <w:rFonts w:hint="cs"/>
+          <w:rtl/>
+          <w:lang w:bidi="ar-SA"/>
+        </w:rPr>
+        <w:t>ما</w:t>
+      </w:r>
+      <w:r>
+        <w:rPr>
+          <w:rFonts w:hint="cs"/>
+          <w:rtl/>
+          <w:lang w:bidi="ar-SA"/>
+        </w:rPr>
+        <w:t xml:space="preserve"> هو أفضل للمسيحي من الملكوت. إن بطرس كل كلامه يدور حول ذلك فقط، لأنه لم يكن الموضوع الأساسي في بلاغات الروح له، كما كان الحال مع الرسول بولس؛ فهو أخذ</w:t>
+      </w:r>
+      <w:r>
+        <w:rPr>
+          <w:rFonts w:hint="cs"/>
+          <w:rtl/>
+          <w:lang w:bidi="ar-SA"/>
+        </w:rPr>
+        <w:t>ْ</w:t>
+      </w:r>
+      <w:r>
+        <w:rPr>
+          <w:rFonts w:hint="cs"/>
+          <w:rtl/>
+          <w:lang w:bidi="ar-SA"/>
+        </w:rPr>
+        <w:t xml:space="preserve"> الكنيسة على يد المسيح وإليه </w:t>
+      </w:r>
+      <w:r>
+        <w:rPr>
+          <w:rtl/>
+          <w:lang w:bidi="ar-SA"/>
+        </w:rPr>
+        <w:t>–</w:t>
+      </w:r>
+      <w:r>
+        <w:rPr>
+          <w:rFonts w:hint="cs"/>
+          <w:rtl/>
+          <w:lang w:bidi="ar-SA"/>
+        </w:rPr>
+        <w:t xml:space="preserve"> وهي نقطة</w:t>
+      </w:r>
+      <w:r>
+        <w:rPr>
+          <w:rFonts w:hint="cs"/>
+          <w:rtl/>
+          <w:lang w:bidi="ar-SA"/>
+        </w:rPr>
+        <w:t xml:space="preserve"> لا نجدها لا في المواعيد، </w:t>
+      </w:r>
+      <w:r>
+        <w:rPr>
+          <w:rtl/>
+          <w:lang w:bidi="ar-SA"/>
+        </w:rPr>
+        <w:t>ولا في النبوات والتي بالحري هي فرح الرجاء الثمين للمسيحي المتعلم من الله.</w:t>
+      </w:r>
+    </w:p>
+    <w:p>
+      <w:pPr>
+        <w:rPr>
+          <w:rtl/>
+          <w:lang w:bidi="ar-SA"/>
+        </w:rPr>
+      </w:pPr>
+      <w:hyperlink r:id="rId9" w:history="1">
+        <w:r>
+          <w:rPr>
+            <w:rStyle w:val="Hyperlink"/>
+            <w:rFonts w:hint="cs"/>
+            <w:rtl/>
+            <w:lang w:bidi="ar-SA"/>
+          </w:rPr>
+          <w:t>إصحاح 2</w:t>
+        </w:r>
+      </w:hyperlink>
+    </w:p>
+    <w:p>
+      <w:pPr>
+        <w:rPr>
+          <w:rtl/>
+          <w:lang w:bidi="ar-SA"/>
+        </w:rPr>
+      </w:pPr>
+      <w:r>
+        <w:rPr>
+          <w:rFonts w:hint="cs"/>
+          <w:rtl/>
+          <w:lang w:bidi="ar-SA"/>
+        </w:rPr>
+        <w:t xml:space="preserve">فالذي علمنا إياه الإصحاح الأول هو المركز المسيحي من وجهة نظر إلهية وقد أُخبر به الرسول ليعلّم به المؤمنين من الختان في الأيام الأخيرة. إن الإصحاحين التاليين يقدّمان لنا بالمقابل صورتي الشر اللتان تميزا الأيام الأخيرة؛ التعليم الزائف والفاسد لأناس أردياء وعدم الإيمان الذي ينكر مجيء الرب ثانية على أساس ثبات الخليقة المنظورة بالعيان. الفئة الأولى تنكر فعلاً "الرب (السيد صاحب الأمر) </w:t>
+      </w:r>
+      <w:r>
+        <w:rPr>
+          <w:rtl/>
+          <w:lang w:bidi="ar-SA"/>
+        </w:rPr>
+        <w:t>الَّذِي اشْتَرَاهُمْ</w:t>
+      </w:r>
+      <w:r>
+        <w:rPr>
+          <w:rFonts w:hint="cs"/>
+          <w:rtl/>
+          <w:lang w:bidi="ar-SA"/>
+        </w:rPr>
+        <w:t xml:space="preserve">". إن الأمر هنا لا يدور حول أحد ألقاب الرب ولا الكلام هو عن الفداء، فالرسول بالحري يقارن مقارنة: لقد اشترى الرب عبيدًا في السوق، وهؤلاء ينكرون سيدهم صاحب الأمر ويرفضون أن يطيعوه. </w:t>
+      </w:r>
+      <w:r>
+        <w:rPr>
+          <w:rFonts w:hint="cs"/>
+          <w:rtl/>
+          <w:lang w:bidi="ar-SA"/>
+        </w:rPr>
+        <w:t>هكذا سيكون بين اليهود المعترفين معلّمين كذبة سينكرون سيادة المسيح، حقوقه عليهم. كثيرون سيتبعونهم، ولأنهم حملوا الاسم مسيحيين سيُستهزأ بسببهم من طريق الحق، بينما هم فعلاً سيتعاملون بطمع وبكلامهم المرائي لمصلحتهم الشخصية مع المسيحيين وسيعتبرونهم فقط كوسيلة لهذا الغرض. غير أن الإيمان دائمًا ما يجد ملجأه في الله. الدينونة ستصل إلى هؤلاء الناس. إن أمثلة الملائكة الساقطة، نوح والطوفان، لوط وسدوم تُظهر بأن الرب يعلم كيف ينقذ الأبرار من تجاربهم وبأن يحفظ الأشرار إلى يوم الدينونة.</w:t>
+      </w:r>
+    </w:p>
+    <w:p>
+      <w:pPr>
+        <w:rPr>
+          <w:rtl/>
+          <w:lang w:bidi="ar-SA"/>
+        </w:rPr>
+      </w:pPr>
+      <w:r>
+        <w:rPr>
+          <w:rFonts w:hint="cs"/>
+          <w:rtl/>
+          <w:lang w:bidi="ar-SA"/>
+        </w:rPr>
+        <w:t xml:space="preserve">إن الذي يميز هذه الفئة من المتعدين، هو </w:t>
+      </w:r>
+      <w:r>
+        <w:rPr>
+          <w:rFonts w:hint="cs"/>
+          <w:rtl/>
+          <w:lang w:bidi="ar-SA"/>
+        </w:rPr>
+        <w:t>فجور سلوكهم. إنهم يسلّمون أنفسهم لشهواتهم الجسدية ويحتقرون كل سيادة كما حتى الملائكة لن تجرؤ على فعل ذلك. ومع ذلك فإنهم يتظاهرون بكونهم مسيحيين وينضمون مع المسيحيين في ولائمهم المحبية، بخداع قلوبهم وبتسليم نفوسهم للشر دون توقف. وبينما يعِدون الآخرين بحرية هم بأنفسهم يكونون عبيدًا للفساد.</w:t>
+      </w:r>
+    </w:p>
+    <w:p>
+      <w:pPr>
+        <w:rPr>
+          <w:rtl/>
+          <w:lang w:bidi="ar-SA"/>
+        </w:rPr>
+        <w:sectPr>
+          <w:pgSz w:w="12240" w:h="15840"/>
+          <w:pgMar w:top="1440" w:right="1800" w:bottom="1440" w:left="1800" w:header="720" w:footer="720" w:gutter="0"/>
+          <w:cols w:space="720"/>
+          <w:docGrid w:linePitch="360"/>
+        </w:sectPr>
+      </w:pPr>
+      <w:r>
+        <w:rPr>
+          <w:rFonts w:hint="cs"/>
+          <w:rtl/>
+          <w:lang w:bidi="ar-SA"/>
+        </w:rPr>
+        <w:t>فاشتباكهم بالشر من بعد هروبهم منه بمعرفتهم للرب والمخلّص كان أسوأ من لو لم يعرفوا طريق البِرّ (عدد 20، 21). غير أن الذي حدث معهم كان بحسب المثل الصادق القائل: "</w:t>
+      </w:r>
+      <w:r>
+        <w:rPr>
+          <w:rtl/>
+          <w:lang w:bidi="ar-SA"/>
+        </w:rPr>
+        <w:t>«كَلْبٌ قَدْ عَادَ إِلَى قَيْئِهِ»، وَ«خِنْزِيرَةٌ مُغْتَسِلَةٌ إِلَى مَرَاغَةِ الْحَمْأَةِ».</w:t>
+      </w:r>
+      <w:r>
+        <w:rPr>
+          <w:rFonts w:hint="cs"/>
+          <w:rtl/>
+          <w:lang w:bidi="ar-SA"/>
+        </w:rPr>
+        <w:t>" لذا فهم كانوا متمردين؛ غير أن روح الله هنا لا ي</w:t>
+      </w:r>
+      <w:r>
+        <w:rPr>
+          <w:rFonts w:hint="cs"/>
+          <w:rtl/>
+          <w:lang w:bidi="ar-SA"/>
+        </w:rPr>
+        <w:t>ُشير كثيرًا إلى الارتداد، مما هو أكثر للشر، إذ لا زال الكلام يدور حول عدالة الله. في رسالة يهوذا الارتداد دائمًا يرد في الصدارة. بطرس يقول لنا، بأن الملائكة أخطأت، يهوذا، بأنهم تركوا حالتهم الأولى. غير أن الله سيدين الشر.</w:t>
+      </w:r>
+    </w:p>
+    <w:p>
+      <w:pPr>
+        <w:rPr>
+          <w:rtl/>
+          <w:lang w:bidi="ar-SA"/>
+        </w:rPr>
+      </w:pPr>
+      <w:hyperlink r:id="rId10" w:history="1">
+        <w:r>
+          <w:rPr>
+            <w:rStyle w:val="Hyperlink"/>
+            <w:rFonts w:hint="cs"/>
+            <w:rtl/>
+            <w:lang w:bidi="ar-SA"/>
+          </w:rPr>
+          <w:t>إصحاح 3</w:t>
+        </w:r>
+      </w:hyperlink>
+    </w:p>
+    <w:p>
+      <w:pPr>
+        <w:rPr>
+          <w:rtl/>
+          <w:lang w:bidi="ar-SA"/>
+        </w:rPr>
+      </w:pPr>
+      <w:r>
+        <w:rPr>
+          <w:rFonts w:hint="cs"/>
+          <w:rtl/>
+          <w:lang w:bidi="ar-SA"/>
+        </w:rPr>
+        <w:t>الإصحاح الثالث مشغول وكما ذكرنا بالمادية، بالثقة والتمسك بثبات الأمور المنظورة على عكس الثقة بكلمة الله التي تعلمنا بأن ننتظر مجيء يسوع، مجيء الرب الثاني. الإنسان يحكم بحسب ما يستحسنه. منذ بداية الخليقة لم يتغير أي شيء، هو يقول (عدد 3 + 4). وهذا ليس كذلك. في الواقع بالنسبة لنظر الإنسان لا يوجد أي تغيّر. أما أولئك الغير مؤمنين فهم يتعمدون جهل الحقيقة بأن العالم قد أُدينَ مرة، بأن المياه التي خرجت منها الأرض بكلمة الله القديرة غلفتها ثانية لفترة طويلة</w:t>
+      </w:r>
+      <w:r>
+        <w:rPr>
+          <w:rFonts w:hint="cs"/>
+          <w:rtl/>
+          <w:lang w:bidi="ar-SA"/>
+        </w:rPr>
+        <w:t xml:space="preserve">، وبأن كل شيء هلك ما عدا الذين حفظهم الله في الفُلك. وبذات الكلمة ستُحفظ السماء الحالية والأرض ليوم دينونة وهلاك الناس الأشرار (عدد 5 </w:t>
+      </w:r>
+      <w:r>
+        <w:rPr>
+          <w:rtl/>
+          <w:lang w:bidi="ar-SA"/>
+        </w:rPr>
+        <w:t>–</w:t>
+      </w:r>
+      <w:r>
+        <w:rPr>
+          <w:rFonts w:hint="cs"/>
+          <w:rtl/>
+          <w:lang w:bidi="ar-SA"/>
+        </w:rPr>
+        <w:t xml:space="preserve"> 7). الرب لا يُبطئ مجيئه الثاني، ولكنه لا زال يُظهر نعمته "</w:t>
+      </w:r>
+      <w:r>
+        <w:rPr>
+          <w:rtl/>
+          <w:lang w:bidi="ar-SA"/>
+        </w:rPr>
+        <w:t>وَهُوَ لاَ يَشَاءُ أَنْ يَهْلِكَ أُنَاسٌ، بَلْ أَنْ يُقْبِلَ الْجَمِيعُ إِلَى التَّوْبَةِ.</w:t>
+      </w:r>
+      <w:r>
+        <w:rPr>
+          <w:rFonts w:hint="cs"/>
+          <w:rtl/>
+          <w:lang w:bidi="ar-SA"/>
+        </w:rPr>
+        <w:t>"، وبالنسبة له الألف سنة هي كيوم واحد، ويوم واحد كألف سنة. غير أن يوم الرب سيأتي كلص، وفي ذلك اليوم كل شيء سيزول</w:t>
+      </w:r>
+      <w:r>
+        <w:rPr>
+          <w:rFonts w:hint="cs"/>
+          <w:rtl/>
+          <w:lang w:bidi="ar-SA"/>
+        </w:rPr>
+        <w:t xml:space="preserve">؛ فالعناصر ستنصهر من الحرارة العالية، وكل ما على الأرض ستلتهمه النار (عدد 10). </w:t>
+      </w:r>
+      <w:r>
+        <w:rPr>
+          <w:rtl/>
+          <w:lang w:bidi="ar-SA"/>
+        </w:rPr>
+        <w:t>يا له من اعتبار جدي لأبناء الله</w:t>
+      </w:r>
+      <w:r>
+        <w:rPr>
+          <w:rFonts w:hint="cs"/>
+          <w:rtl/>
+          <w:lang w:bidi="ar-SA"/>
+        </w:rPr>
+        <w:t xml:space="preserve">! وكم هو جاد في إبقائهم منفصلين تمامًا عن الشر وعن كل ما هو منظور بالعيان، وهم في انتظار </w:t>
+      </w:r>
+      <w:r>
+        <w:rPr>
+          <w:rFonts w:hint="cs"/>
+          <w:rtl/>
+          <w:lang w:bidi="ar-SA"/>
+        </w:rPr>
+        <w:t>وطالبين سرعة</w:t>
+      </w:r>
+      <w:r>
+        <w:rPr>
+          <w:rFonts w:hint="cs"/>
+          <w:rtl/>
+          <w:lang w:bidi="ar-SA"/>
+        </w:rPr>
+        <w:t xml:space="preserve"> يوم الله</w:t>
+      </w:r>
+      <w:r>
+        <w:rPr>
+          <w:rFonts w:hint="cs"/>
+          <w:rtl/>
+          <w:lang w:bidi="ar-SA"/>
+        </w:rPr>
+        <w:t>، الذي لأجله ستنحل السماوات وستذوب العناصر محترقة (عدد 11 + 12)! إن كل ما تعتمد عليه آمال الجسد سيختفي إلى الأبد.</w:t>
+      </w:r>
+    </w:p>
+    <w:p>
+      <w:pPr>
+        <w:rPr>
+          <w:rtl/>
+          <w:lang w:bidi="ar-SA"/>
+        </w:rPr>
+      </w:pPr>
+      <w:r>
+        <w:rPr>
+          <w:rFonts w:hint="cs"/>
+          <w:rtl/>
+          <w:lang w:bidi="ar-SA"/>
+        </w:rPr>
+        <w:t>غير أنه ستنشأ سماء جديدة وأرض جديدة يسكن فيها البِر. الرسول هنا لا يقول بأن البِرّ سيسود (إنه سيكون الحال في فترة مُلك الرب الألفي)، إنه بالحري يتكلم عن الحالة الأبدية، التي فيها تنتهي حكومته التي تكون قد رتبت كل شيء، وستتدفق البركات من عند الله بلا عوائق، بحيث سيُسلّم الملكوت لله، الآب. بطرس يتتبع طرق حكومة الله وبذلك يصل إلى الحالة الأبدية، التي سيتم فيها الوعد نهائيًا. إن الملك الألفي هو بذاته التجديد الذي تكلم عنه الأنبياء؛ ففي مفهوم أدبي ستكون السماء والأرض عندها قد تغيرت بأسر إبليس وبمُلك المسيح: أورشليم ستت</w:t>
+      </w:r>
+      <w:r>
+        <w:rPr>
+          <w:rFonts w:hint="cs"/>
+          <w:rtl/>
+          <w:lang w:bidi="ar-SA"/>
+        </w:rPr>
+        <w:t>حول لتصير مليئة بالابتهاج، وسيمتلئ شعبها فرحًا (إشعياء 65: 17 + 18)؛ فالسماء ستتطهر بالكامل بالسلطة حتى أنها لن تتدنس ثانية من قِبَل إبليس؛ فالقديسون سيكونون في العُلى في حالتهم الأبدية، والأرض معتقة، مع أنها ستزال غير معتقة نهائيًا. أما ماديًا فانصهار العناصر ضروري لتجديد كل الأشياء.</w:t>
+      </w:r>
+    </w:p>
+    <w:p>
+      <w:pPr>
+        <w:rPr>
+          <w:rtl/>
+          <w:lang w:bidi="ar-SA"/>
+        </w:rPr>
+      </w:pPr>
+      <w:r>
+        <w:rPr>
+          <w:rFonts w:hint="cs"/>
+          <w:rtl/>
+          <w:lang w:bidi="ar-SA"/>
+        </w:rPr>
+        <w:t>إن الذي سنلاحظه هو أن الروح هنا لا يتكلم عن مجيء يسوع، فقط لكي يقول بأنه سيُستهزأ به في الأيام الأخيرة. هو يتكلم عن يوم الله على عكس ثقة غير المؤمنين بثبات الأمور المنظورة في الخليقة، والتي هي كما يُظهر الرسول متعلقة بكلمة الله. في ذلك اليوم كل الأشياء التي وجد فيها الغير مؤمنين وسيجدون راحتهم، ستتحلل وتزول. إن هذا لن يحدث في بداية اليوم، وإنما عند نهايته؛ وهنا لدينا بحسب كلام الرسول الحرية بأن نقيّم هذا اليوم كألف سنة، أو بفترة زمنية نحب أن تطول كاستحسان الرب.</w:t>
+      </w:r>
+    </w:p>
+    <w:p>
+      <w:pPr>
+        <w:rPr>
+          <w:rtl/>
+          <w:lang w:bidi="ar-SA"/>
+        </w:rPr>
+      </w:pPr>
+      <w:r>
+        <w:rPr>
+          <w:rFonts w:hint="cs"/>
+          <w:rtl/>
+          <w:lang w:bidi="ar-SA"/>
+        </w:rPr>
+        <w:t>إن هذا الانحلال</w:t>
+      </w:r>
+      <w:r>
+        <w:rPr>
+          <w:rFonts w:hint="cs"/>
+          <w:rtl/>
+          <w:lang w:bidi="ar-SA"/>
+        </w:rPr>
+        <w:t xml:space="preserve"> الخطير</w:t>
+      </w:r>
+      <w:r>
+        <w:rPr>
+          <w:rFonts w:hint="cs"/>
+          <w:rtl/>
+          <w:lang w:bidi="ar-SA"/>
+        </w:rPr>
+        <w:t xml:space="preserve"> لكل الأشياء التي يجد فيها الجسد راحته يجعلنا بأن نسلك </w:t>
+      </w:r>
+      <w:r>
+        <w:rPr>
+          <w:rFonts w:hint="cs"/>
+          <w:rtl/>
+          <w:lang w:bidi="ar-SA"/>
+        </w:rPr>
+        <w:t>لكي</w:t>
+      </w:r>
+      <w:r>
+        <w:rPr>
+          <w:rFonts w:hint="cs"/>
+          <w:rtl/>
+          <w:lang w:bidi="ar-SA"/>
+        </w:rPr>
+        <w:t xml:space="preserve"> متى جاء الرب ليُدخل هذا اليوم </w:t>
+      </w:r>
+      <w:r>
+        <w:rPr>
+          <w:rFonts w:hint="cs"/>
+          <w:rtl/>
+          <w:lang w:bidi="ar-SA"/>
+        </w:rPr>
+        <w:t>"</w:t>
+      </w:r>
+      <w:r>
+        <w:rPr>
+          <w:rtl/>
+          <w:lang w:bidi="ar-SA"/>
+        </w:rPr>
+        <w:t>تُوجَدُوا عِنْدَهُ بِلاَ دَنَسٍ وَلاَ عَيْبٍ، فِي سَلاَمٍ.</w:t>
+      </w:r>
+      <w:r>
+        <w:rPr>
+          <w:rFonts w:hint="cs"/>
+          <w:rtl/>
+          <w:lang w:bidi="ar-SA"/>
+        </w:rPr>
+        <w:t xml:space="preserve">" إذ نحسب أن الذي يبدو أنه تأخّر ليس هو إلا نعمة من الرب مُقدّمة لخلاص النفوس. إننا سيمكننا الانتظار إن استخدم الله هذا الوقت ليخلص نفوسًا من الدينونة باقتيادها إلى معرفته وبإنقاذها بخلاص أبدي. وذات الأمر تم تعليمه كما أضاف الرسول، على يد بولس الذي كتب لهم (أي للمسيحيين العبرانيين) عن هذه الأمور كما فعل هذا أيضًا في باقي رسائله (عدد 15 </w:t>
+      </w:r>
+      <w:r>
+        <w:rPr>
+          <w:rtl/>
+          <w:lang w:bidi="ar-SA"/>
+        </w:rPr>
+        <w:t>–</w:t>
+      </w:r>
+      <w:r>
+        <w:rPr>
+          <w:rFonts w:hint="cs"/>
+          <w:rtl/>
+          <w:lang w:bidi="ar-SA"/>
+        </w:rPr>
+        <w:t xml:space="preserve"> 17).</w:t>
+      </w:r>
+    </w:p>
+    <w:p>
+      <w:pPr>
+        <w:rPr>
+          <w:rtl/>
+          <w:lang w:bidi="ar-SA"/>
+        </w:rPr>
+      </w:pPr>
+      <w:r>
+        <w:rPr>
+          <w:rFonts w:hint="cs"/>
+          <w:rtl/>
+          <w:lang w:bidi="ar-SA"/>
+        </w:rPr>
+        <w:t>من المثير بأن نرى كيف أن بطرس الذي لامه بولس يومًا علانية أمام الجميع (غلاطية 2: 11 إلخ) يذكره هنا بكل محبة. لقد لمّح بأنه في رسائل بولس يوجد تعليم رفيع المستوى يعوّجه الذين لم يثبتوا ولم يتعلموا من الله. لأنه بالفعل بطرس لا يتتبع بولس على الأرضية المعترفة بكتابات بولس كجزء من الكتاب: "</w:t>
+      </w:r>
+      <w:r>
+        <w:rPr>
+          <w:rtl/>
+          <w:lang w:bidi="ar-SA"/>
+        </w:rPr>
+        <w:t>كَبَاقِي الْكُتُبِ</w:t>
+      </w:r>
+      <w:r>
+        <w:rPr>
+          <w:rFonts w:hint="cs"/>
+          <w:rtl/>
+          <w:lang w:bidi="ar-SA"/>
+        </w:rPr>
+        <w:t xml:space="preserve">"، كما يقول. إنها شهادة مهمة، كما أنها تمنح الطابع ذاته لكتابات رجل </w:t>
+      </w:r>
+      <w:r>
+        <w:rPr>
+          <w:rtl/>
+          <w:lang w:bidi="ar-SA"/>
+        </w:rPr>
+        <w:t>استطاع أن يطلق هذا الاسم على كتابات آخر.</w:t>
+      </w:r>
+    </w:p>
+    <w:p>
+      <w:pPr>
+        <w:rPr>
+          <w:rtl/>
+          <w:lang w:bidi="ar-SA"/>
+        </w:rPr>
+      </w:pPr>
+      <w:r>
+        <w:rPr>
+          <w:rFonts w:hint="cs"/>
+          <w:rtl/>
+          <w:lang w:bidi="ar-SA"/>
+        </w:rPr>
+        <w:t xml:space="preserve">لذا يا ليت المسيحيون يكونون صاحين ويتحفظوا </w:t>
+      </w:r>
+      <w:r>
+        <w:rPr>
+          <w:rFonts w:hint="cs"/>
+          <w:rtl/>
+          <w:lang w:bidi="ar-SA"/>
+        </w:rPr>
+        <w:t>"</w:t>
+      </w:r>
+      <w:r>
+        <w:rPr>
+          <w:rtl/>
+          <w:lang w:bidi="ar-SA"/>
+        </w:rPr>
+        <w:t>مِنْ أَنْ تَنْقَادُوا</w:t>
+      </w:r>
+      <w:r>
+        <w:rPr>
+          <w:rFonts w:hint="cs"/>
+          <w:rtl/>
+          <w:lang w:bidi="ar-SA"/>
+        </w:rPr>
+        <w:t xml:space="preserve"> (تنجرفوا)</w:t>
+      </w:r>
+      <w:r>
+        <w:rPr>
+          <w:rtl/>
+          <w:lang w:bidi="ar-SA"/>
+        </w:rPr>
+        <w:t xml:space="preserve"> بِضَلاَلِ</w:t>
+      </w:r>
+      <w:r>
+        <w:rPr>
+          <w:rFonts w:hint="cs"/>
+          <w:rtl/>
+          <w:lang w:bidi="ar-SA"/>
+        </w:rPr>
+        <w:t xml:space="preserve"> (بجنون هذيان)</w:t>
+      </w:r>
+      <w:r>
+        <w:rPr>
+          <w:rtl/>
+          <w:lang w:bidi="ar-SA"/>
+        </w:rPr>
+        <w:t xml:space="preserve"> الأَرْدِيَاءِ،</w:t>
+      </w:r>
+      <w:r>
+        <w:rPr>
+          <w:rFonts w:hint="cs"/>
+          <w:rtl/>
+          <w:lang w:bidi="ar-SA"/>
+        </w:rPr>
+        <w:t>" يا ليتهم ينمون بالحري في نعمة ومعرفة ربنا و</w:t>
+      </w:r>
+      <w:r>
+        <w:rPr>
+          <w:rFonts w:hint="cs"/>
+          <w:rtl/>
+          <w:lang w:bidi="ar-SA"/>
+        </w:rPr>
+        <w:t>م</w:t>
+      </w:r>
+      <w:r>
+        <w:rPr>
+          <w:rFonts w:hint="cs"/>
+          <w:rtl/>
+          <w:lang w:bidi="ar-SA"/>
+        </w:rPr>
+        <w:t>خلصنا يسوع المسيح! له المجد من الآن وإلى الأبد! آمين.</w:t>
+      </w:r>
     </w:p>
     <w:sectPr>
-      <w:pgSz w:w="11906" w:h="16838"/>
-      <w:pgMar w:top="1440" w:right="1800" w:bottom="1440" w:left="1800" w:header="708" w:footer="708" w:gutter="0"/>
-      <w:cols w:space="708"/>
-      <w:bidi/>
-      <w:rtlGutter/>
+      <w:pgSz w:w="12240" w:h="15840"/>
+      <w:pgMar w:top="1440" w:right="1800" w:bottom="1440" w:left="1800" w:header="720" w:footer="720" w:gutter="0"/>
+      <w:cols w:space="720"/>
       <w:docGrid w:linePitch="360"/>
     </w:sectPr>
   </w:body>
 </w:document>
+</file>
+
+<file path=word/endnotes.xml><?xml version="1.0" encoding="utf-8"?>
+<w:endnotes xmlns:wpc="http://schemas.microsoft.com/office/word/2010/wordprocessingCanvas" xmlns:cx="http://schemas.microsoft.com/office/drawing/2014/chartex" xmlns:cx1="http://schemas.microsoft.com/office/drawing/2015/9/8/chartex" xmlns:cx2="http://schemas.microsoft.com/office/drawing/2015/10/21/chartex" xmlns:cx3="http://schemas.microsoft.com/office/drawing/2016/5/9/chartex" xmlns:cx4="http://schemas.microsoft.com/office/drawing/2016/5/10/chartex" xmlns:cx5="http://schemas.microsoft.com/office/drawing/2016/5/11/chartex" xmlns:cx6="http://schemas.microsoft.com/office/drawing/2016/5/12/chartex" xmlns:cx7="http://schemas.microsoft.com/office/drawing/2016/5/13/chartex" xmlns:cx8="http://schemas.microsoft.com/office/drawing/2016/5/14/chartex" xmlns:mc="http://schemas.openxmlformats.org/markup-compatibility/2006" xmlns:aink="http://schemas.microsoft.com/office/drawing/2016/ink" xmlns:am3d="http://schemas.microsoft.com/office/drawing/2017/model3d" xmlns:o="urn:schemas-microsoft-com:office:office" xmlns:oel="http://schemas.microsoft.com/office/2019/extlst" xmlns:r="http://schemas.openxmlformats.org/officeDocument/2006/relationships" xmlns:m="http://schemas.openxmlformats.org/officeDocument/2006/math" xmlns:v="urn:schemas-microsoft-com:vml" xmlns:wp14="http://schemas.microsoft.com/office/word/2010/wordprocessingDrawing" xmlns:wp="http://schemas.openxmlformats.org/drawingml/2006/wordprocessingDrawing" xmlns:w10="urn:schemas-microsoft-com:office:word" xmlns:w="http://schemas.openxmlformats.org/wordprocessingml/2006/main" xmlns:w14="http://schemas.microsoft.com/office/word/2010/wordml" xmlns:w15="http://schemas.microsoft.com/office/word/2012/wordml" xmlns:w16cex="http://schemas.microsoft.com/office/word/2018/wordml/cex" xmlns:w16cid="http://schemas.microsoft.com/office/word/2016/wordml/cid" xmlns:w16="http://schemas.microsoft.com/office/word/2018/wordml" xmlns:w16sdtdh="http://schemas.microsoft.com/office/word/2020/wordml/sdtdatahash" xmlns:w16se="http://schemas.microsoft.com/office/word/2015/wordml/symex" xmlns:wpg="http://schemas.microsoft.com/office/word/2010/wordprocessingGroup" xmlns:wpi="http://schemas.microsoft.com/office/word/2010/wordprocessingInk" xmlns:wne="http://schemas.microsoft.com/office/word/2006/wordml" xmlns:wps="http://schemas.microsoft.com/office/word/2010/wordprocessingShape" mc:Ignorable="w14 w15 w16se w16cid w16 w16cex w16sdtdh wp14">
+  <w:endnote w:type="separator" w:id="-1">
+    <w:p>
+      <w:pPr>
+        <w:spacing w:after="0" w:line="240" w:lineRule="auto"/>
+      </w:pPr>
+      <w:r>
+        <w:separator/>
+      </w:r>
+    </w:p>
+  </w:endnote>
+  <w:endnote w:type="continuationSeparator" w:id="0">
+    <w:p>
+      <w:pPr>
+        <w:spacing w:after="0" w:line="240" w:lineRule="auto"/>
+      </w:pPr>
+      <w:r>
+        <w:continuationSeparator/>
+      </w:r>
+    </w:p>
+  </w:endnote>
+</w:endnotes>
+</file>
+
+<file path=word/footnotes.xml><?xml version="1.0" encoding="utf-8"?>
+<w:footnotes xmlns:wpc="http://schemas.microsoft.com/office/word/2010/wordprocessingCanvas" xmlns:cx="http://schemas.microsoft.com/office/drawing/2014/chartex" xmlns:cx1="http://schemas.microsoft.com/office/drawing/2015/9/8/chartex" xmlns:cx2="http://schemas.microsoft.com/office/drawing/2015/10/21/chartex" xmlns:cx3="http://schemas.microsoft.com/office/drawing/2016/5/9/chartex" xmlns:cx4="http://schemas.microsoft.com/office/drawing/2016/5/10/chartex" xmlns:cx5="http://schemas.microsoft.com/office/drawing/2016/5/11/chartex" xmlns:cx6="http://schemas.microsoft.com/office/drawing/2016/5/12/chartex" xmlns:cx7="http://schemas.microsoft.com/office/drawing/2016/5/13/chartex" xmlns:cx8="http://schemas.microsoft.com/office/drawing/2016/5/14/chartex" xmlns:mc="http://schemas.openxmlformats.org/markup-compatibility/2006" xmlns:aink="http://schemas.microsoft.com/office/drawing/2016/ink" xmlns:am3d="http://schemas.microsoft.com/office/drawing/2017/model3d" xmlns:o="urn:schemas-microsoft-com:office:office" xmlns:oel="http://schemas.microsoft.com/office/2019/extlst" xmlns:r="http://schemas.openxmlformats.org/officeDocument/2006/relationships" xmlns:m="http://schemas.openxmlformats.org/officeDocument/2006/math" xmlns:v="urn:schemas-microsoft-com:vml" xmlns:wp14="http://schemas.microsoft.com/office/word/2010/wordprocessingDrawing" xmlns:wp="http://schemas.openxmlformats.org/drawingml/2006/wordprocessingDrawing" xmlns:w10="urn:schemas-microsoft-com:office:word" xmlns:w="http://schemas.openxmlformats.org/wordprocessingml/2006/main" xmlns:w14="http://schemas.microsoft.com/office/word/2010/wordml" xmlns:w15="http://schemas.microsoft.com/office/word/2012/wordml" xmlns:w16cex="http://schemas.microsoft.com/office/word/2018/wordml/cex" xmlns:w16cid="http://schemas.microsoft.com/office/word/2016/wordml/cid" xmlns:w16="http://schemas.microsoft.com/office/word/2018/wordml" xmlns:w16sdtdh="http://schemas.microsoft.com/office/word/2020/wordml/sdtdatahash" xmlns:w16se="http://schemas.microsoft.com/office/word/2015/wordml/symex" xmlns:wpg="http://schemas.microsoft.com/office/word/2010/wordprocessingGroup" xmlns:wpi="http://schemas.microsoft.com/office/word/2010/wordprocessingInk" xmlns:wne="http://schemas.microsoft.com/office/word/2006/wordml" xmlns:wps="http://schemas.microsoft.com/office/word/2010/wordprocessingShape" mc:Ignorable="w14 w15 w16se w16cid w16 w16cex w16sdtdh wp14">
+  <w:footnote w:type="separator" w:id="-1">
+    <w:p>
+      <w:pPr>
+        <w:spacing w:after="0" w:line="240" w:lineRule="auto"/>
+      </w:pPr>
+      <w:r>
+        <w:separator/>
+      </w:r>
+    </w:p>
+  </w:footnote>
+  <w:footnote w:type="continuationSeparator" w:id="0">
+    <w:p>
+      <w:pPr>
+        <w:spacing w:after="0" w:line="240" w:lineRule="auto"/>
+      </w:pPr>
+      <w:r>
+        <w:continuationSeparator/>
+      </w:r>
+    </w:p>
+  </w:footnote>
+  <w:footnote w:id="1">
+    <w:p>
+      <w:pPr>
+        <w:pStyle w:val="FootnoteText"/>
+        <w:rPr>
+          <w:b/>
+          <w:bCs/>
+          <w:sz w:val="26"/>
+          <w:szCs w:val="26"/>
+        </w:rPr>
+      </w:pPr>
+      <w:r>
+        <w:rPr>
+          <w:rFonts w:hint="cs"/>
+          <w:b/>
+          <w:bCs/>
+          <w:sz w:val="26"/>
+          <w:szCs w:val="26"/>
+          <w:rtl/>
+        </w:rPr>
+        <w:t>في لوقا 9 يُعرض لنا النصيب السامي من البركة. "</w:t>
+      </w:r>
+      <w:r>
+        <w:rPr>
+          <w:b/>
+          <w:bCs/>
+          <w:sz w:val="26"/>
+          <w:szCs w:val="26"/>
+          <w:rtl/>
+        </w:rPr>
+        <w:t>خَافُوا عِنْدَمَا دَخَلُوا فِي السَّحَابَةِ.</w:t>
+      </w:r>
+      <w:r>
+        <w:rPr>
+          <w:rFonts w:hint="cs"/>
+          <w:b/>
+          <w:bCs/>
+          <w:sz w:val="26"/>
+          <w:szCs w:val="26"/>
+          <w:rtl/>
+        </w:rPr>
+        <w:t xml:space="preserve">" الله كلم موسى وجهًا لوجه من السحابة، أما هنا فهم دخلوها. </w:t>
+      </w:r>
+      <w:r>
+        <w:rPr>
+          <w:rFonts w:hint="cs"/>
+          <w:b/>
+          <w:bCs/>
+          <w:sz w:val="26"/>
+          <w:szCs w:val="26"/>
+          <w:rtl/>
+        </w:rPr>
+        <w:t>إن البارز في لوقا هو أكثر الطابع السماوي والأبدي.</w:t>
+      </w:r>
+    </w:p>
+  </w:footnote>
+  <w:footnote w:id="2">
+    <w:p>
+      <w:pPr>
+        <w:pStyle w:val="FootnoteText"/>
+        <w:rPr>
+          <w:rStyle w:val="FootnoteReference"/>
+          <w:b/>
+          <w:bCs/>
+          <w:sz w:val="26"/>
+          <w:szCs w:val="26"/>
+          <w:rtl/>
+        </w:rPr>
+      </w:pPr>
+      <w:r>
+        <w:rPr>
+          <w:rStyle w:val="FootnoteReference"/>
+          <w:b/>
+          <w:bCs/>
+          <w:sz w:val="26"/>
+          <w:szCs w:val="26"/>
+        </w:rPr>
+        <w:footnoteRef/>
+      </w:r>
+      <w:r>
+        <w:rPr>
+          <w:rStyle w:val="FootnoteReference"/>
+          <w:b/>
+          <w:bCs/>
+          <w:sz w:val="26"/>
+          <w:szCs w:val="26"/>
+          <w:rtl/>
+        </w:rPr>
+        <w:t xml:space="preserve"> </w:t>
+      </w:r>
+      <w:r>
+        <w:rPr>
+          <w:rFonts w:hint="cs"/>
+          <w:b/>
+          <w:bCs/>
+          <w:sz w:val="26"/>
+          <w:szCs w:val="26"/>
+          <w:rtl/>
+        </w:rPr>
+        <w:t>انظر لوقا 12 حيث ارتباط الفرح داخل البيت هو بالسهر، والميراث مرتبط بالخدمة.</w:t>
+      </w:r>
+    </w:p>
+  </w:footnote>
+</w:footnotes>
 </file>
 
 <file path=word/styles.xml><?xml version="1.0" encoding="utf-8"?>
@@ -546,15 +2405,19 @@
   <w:docDefaults>
     <w:rPrDefault>
       <w:rPr>
-        <w:rFonts w:asciiTheme="minorHAnsi" w:eastAsiaTheme="minorHAnsi" w:hAnsiTheme="minorHAnsi" w:cstheme="minorBidi"/>
-        <w:sz w:val="22"/>
-        <w:szCs w:val="22"/>
+        <w:rFonts w:ascii="Sakkal Majalla" w:eastAsiaTheme="minorHAnsi" w:hAnsi="Sakkal Majalla" w:cs="Sakkal Majalla"/>
+        <w:kern w:val="2"/>
+        <w:sz w:val="28"/>
+        <w:szCs w:val="28"/>
         <w:lang w:val="en-US" w:eastAsia="en-US" w:bidi="he-IL"/>
+        <w14:ligatures w14:val="standardContextual"/>
       </w:rPr>
     </w:rPrDefault>
     <w:pPrDefault>
       <w:pPr>
+        <w:bidi/>
         <w:spacing w:after="160" w:line="259" w:lineRule="auto"/>
+        <w:jc w:val="both"/>
       </w:pPr>
     </w:pPrDefault>
   </w:docDefaults>
@@ -939,9 +2802,9 @@
   <w:style w:type="paragraph" w:default="1" w:styleId="Normal">
     <w:name w:val="Normal"/>
     <w:qFormat/>
-    <w:pPr>
-      <w:bidi/>
-    </w:pPr>
+    <w:rPr>
+      <w:lang w:bidi="ar-EG"/>
+    </w:rPr>
   </w:style>
   <w:style w:type="character" w:default="1" w:styleId="DefaultParagraphFont">
     <w:name w:val="Default Paragraph Font"/>
@@ -969,6 +2832,81 @@
     <w:uiPriority w:val="99"/>
     <w:semiHidden/>
     <w:unhideWhenUsed/>
+  </w:style>
+  <w:style w:type="character" w:styleId="Hyperlink">
+    <w:name w:val="Hyperlink"/>
+    <w:basedOn w:val="DefaultParagraphFont"/>
+    <w:uiPriority w:val="99"/>
+    <w:unhideWhenUsed/>
+    <w:rsid w:val="000C30CD"/>
+    <w:rPr>
+      <w:color w:val="0563C1" w:themeColor="hyperlink"/>
+      <w:u w:val="single"/>
+    </w:rPr>
+  </w:style>
+  <w:style w:type="character" w:styleId="UnresolvedMention">
+    <w:name w:val="Unresolved Mention"/>
+    <w:basedOn w:val="DefaultParagraphFont"/>
+    <w:uiPriority w:val="99"/>
+    <w:semiHidden/>
+    <w:unhideWhenUsed/>
+    <w:rsid w:val="000C30CD"/>
+    <w:rPr>
+      <w:color w:val="605E5C"/>
+      <w:shd w:val="clear" w:color="auto" w:fill="E1DFDD"/>
+    </w:rPr>
+  </w:style>
+  <w:style w:type="character" w:styleId="FollowedHyperlink">
+    <w:name w:val="FollowedHyperlink"/>
+    <w:basedOn w:val="DefaultParagraphFont"/>
+    <w:uiPriority w:val="99"/>
+    <w:semiHidden/>
+    <w:unhideWhenUsed/>
+    <w:rsid w:val="001865B1"/>
+    <w:rPr>
+      <w:color w:val="954F72" w:themeColor="followedHyperlink"/>
+      <w:u w:val="single"/>
+    </w:rPr>
+  </w:style>
+  <w:style w:type="paragraph" w:styleId="FootnoteText">
+    <w:name w:val="footnote text"/>
+    <w:basedOn w:val="Normal"/>
+    <w:link w:val="FootnoteTextChar"/>
+    <w:uiPriority w:val="99"/>
+    <w:semiHidden/>
+    <w:unhideWhenUsed/>
+    <w:rsid w:val="008F7687"/>
+    <w:pPr>
+      <w:spacing w:after="0" w:line="240" w:lineRule="auto"/>
+    </w:pPr>
+    <w:rPr>
+      <w:sz w:val="20"/>
+      <w:szCs w:val="20"/>
+    </w:rPr>
+  </w:style>
+  <w:style w:type="character" w:customStyle="1" w:styleId="FootnoteTextChar">
+    <w:name w:val="Footnote Text Char"/>
+    <w:basedOn w:val="DefaultParagraphFont"/>
+    <w:link w:val="FootnoteText"/>
+    <w:uiPriority w:val="99"/>
+    <w:semiHidden/>
+    <w:rsid w:val="008F7687"/>
+    <w:rPr>
+      <w:sz w:val="20"/>
+      <w:szCs w:val="20"/>
+      <w:lang w:bidi="ar-EG"/>
+    </w:rPr>
+  </w:style>
+  <w:style w:type="character" w:styleId="FootnoteReference">
+    <w:name w:val="footnote reference"/>
+    <w:basedOn w:val="DefaultParagraphFont"/>
+    <w:uiPriority w:val="99"/>
+    <w:semiHidden/>
+    <w:unhideWhenUsed/>
+    <w:rsid w:val="008F7687"/>
+    <w:rPr>
+      <w:vertAlign w:val="superscript"/>
+    </w:rPr>
   </w:style>
 </w:styles>
 </file>
@@ -1266,4 +3204,16 @@
     </a:ext>
   </a:extLst>
 </a:theme>
+</file>
+
+<file path=customXml/item1.xml><?xml version="1.0" encoding="utf-8"?>
+<b:Sources xmlns:b="http://schemas.openxmlformats.org/officeDocument/2006/bibliography" xmlns="http://schemas.openxmlformats.org/officeDocument/2006/bibliography" SelectedStyle="\APASixthEditionOfficeOnline.xsl" StyleName="APA" Version="6"/>
+</file>
+
+<file path=customXml/itemProps1.xml><?xml version="1.0" encoding="utf-8"?>
+<ds:datastoreItem xmlns:ds="http://schemas.openxmlformats.org/officeDocument/2006/customXml" ds:itemID="{AA8EDCFB-89C8-473A-B91E-B6A392C4F83C}">
+  <ds:schemaRefs>
+    <ds:schemaRef ds:uri="http://schemas.openxmlformats.org/officeDocument/2006/bibliography"/>
+  </ds:schemaRefs>
+</ds:datastoreItem>
 </file>
--- a/docs/downloads/john-nelson-darby/سينوبسيس-تم-سينوبسيس/doc_0413.docx
+++ b/docs/downloads/john-nelson-darby/سينوبسيس-تم-سينوبسيس/doc_0413.docx
@@ -1,537 +1,2130 @@
 
 <file path=word/document.xml><?xml version="1.0" encoding="utf-8"?>
-<w:document xmlns:wpc="http://schemas.microsoft.com/office/word/2010/wordprocessingCanvas" xmlns:cx="http://schemas.microsoft.com/office/drawing/2014/chartex" xmlns:cx1="http://schemas.microsoft.com/office/drawing/2015/9/8/chartex" xmlns:cx2="http://schemas.microsoft.com/office/drawing/2015/10/21/chartex" xmlns:cx3="http://schemas.microsoft.com/office/drawing/2016/5/9/chartex" xmlns:cx4="http://schemas.microsoft.com/office/drawing/2016/5/10/chartex" xmlns:cx5="http://schemas.microsoft.com/office/drawing/2016/5/11/chartex" xmlns:cx6="http://schemas.microsoft.com/office/drawing/2016/5/12/chartex" xmlns:cx7="http://schemas.microsoft.com/office/drawing/2016/5/13/chartex" xmlns:cx8="http://schemas.microsoft.com/office/drawing/2016/5/14/chartex" xmlns:mc="http://schemas.openxmlformats.org/markup-compatibility/2006" xmlns:aink="http://schemas.microsoft.com/office/drawing/2016/ink" xmlns:am3d="http://schemas.microsoft.com/office/drawing/2017/model3d" xmlns:o="urn:schemas-microsoft-com:office:office" xmlns:oel="http://schemas.microsoft.com/office/2019/extlst" xmlns:r="http://schemas.openxmlformats.org/officeDocument/2006/relationships" xmlns:m="http://schemas.openxmlformats.org/officeDocument/2006/math" xmlns:v="urn:schemas-microsoft-com:vml" xmlns:wp14="http://schemas.microsoft.com/office/word/2010/wordprocessingDrawing" xmlns:wp="http://schemas.openxmlformats.org/drawingml/2006/wordprocessingDrawing" xmlns:w10="urn:schemas-microsoft-com:office:word" xmlns:w="http://schemas.openxmlformats.org/wordprocessingml/2006/main" xmlns:w14="http://schemas.microsoft.com/office/word/2010/wordml" xmlns:w15="http://schemas.microsoft.com/office/word/2012/wordml" xmlns:w16cex="http://schemas.microsoft.com/office/word/2018/wordml/cex" xmlns:w16cid="http://schemas.microsoft.com/office/word/2016/wordml/cid" xmlns:w16="http://schemas.microsoft.com/office/word/2018/wordml" xmlns:w16sdtdh="http://schemas.microsoft.com/office/word/2020/wordml/sdtdatahash" xmlns:w16se="http://schemas.microsoft.com/office/word/2015/wordml/symex" xmlns:wpg="http://schemas.microsoft.com/office/word/2010/wordprocessingGroup" xmlns:wpi="http://schemas.microsoft.com/office/word/2010/wordprocessingInk" xmlns:wne="http://schemas.microsoft.com/office/word/2006/wordml" xmlns:wps="http://schemas.microsoft.com/office/word/2010/wordprocessingShape" mc:Ignorable="w14 w15 w16se w16cid w16 w16cex w16sdtdh wp14">
+<w:document xmlns:wpc="http://schemas.microsoft.com/office/word/2010/wordprocessingCanvas" xmlns:cx="http://schemas.microsoft.com/office/drawing/2014/chartex" xmlns:cx1="http://schemas.microsoft.com/office/drawing/2015/9/8/chartex" xmlns:cx2="http://schemas.microsoft.com/office/drawing/2015/10/21/chartex" xmlns:cx3="http://schemas.microsoft.com/office/drawing/2016/5/9/chartex" xmlns:cx4="http://schemas.microsoft.com/office/drawing/2016/5/10/chartex" xmlns:cx5="http://schemas.microsoft.com/office/drawing/2016/5/11/chartex" xmlns:cx6="http://schemas.microsoft.com/office/drawing/2016/5/12/chartex" xmlns:cx7="http://schemas.microsoft.com/office/drawing/2016/5/13/chartex" xmlns:cx8="http://schemas.microsoft.com/office/drawing/2016/5/14/chartex" xmlns:mc="http://schemas.openxmlformats.org/markup-compatibility/2006" xmlns:aink="http://schemas.microsoft.com/office/drawing/2016/ink" xmlns:am3d="http://schemas.microsoft.com/office/drawing/2017/model3d" xmlns:o="urn:schemas-microsoft-com:office:office" xmlns:oel="http://schemas.microsoft.com/office/2019/extlst" xmlns:r="http://schemas.openxmlformats.org/officeDocument/2006/relationships" xmlns:m="http://schemas.openxmlformats.org/officeDocument/2006/math" xmlns:v="urn:schemas-microsoft-com:vml" xmlns:wp14="http://schemas.microsoft.com/office/word/2010/wordprocessingDrawing" xmlns:wp="http://schemas.openxmlformats.org/drawingml/2006/wordprocessingDrawing" xmlns:w10="urn:schemas-microsoft-com:office:word" xmlns:w="http://schemas.openxmlformats.org/wordprocessingml/2006/main" xmlns:w14="http://schemas.microsoft.com/office/word/2010/wordml" xmlns:w15="http://schemas.microsoft.com/office/word/2012/wordml" xmlns:w16cex="http://schemas.microsoft.com/office/word/2018/wordml/cex" xmlns:w16cid="http://schemas.microsoft.com/office/word/2016/wordml/cid" xmlns:w16="http://schemas.microsoft.com/office/word/2018/wordml" xmlns:w16du="http://schemas.microsoft.com/office/word/2023/wordml/word16du" xmlns:w16sdtdh="http://schemas.microsoft.com/office/word/2020/wordml/sdtdatahash" xmlns:w16se="http://schemas.microsoft.com/office/word/2015/wordml/symex" xmlns:wpg="http://schemas.microsoft.com/office/word/2010/wordprocessingGroup" xmlns:wpi="http://schemas.microsoft.com/office/word/2010/wordprocessingInk" xmlns:wne="http://schemas.microsoft.com/office/word/2006/wordml" xmlns:wps="http://schemas.microsoft.com/office/word/2010/wordprocessingShape" mc:Ignorable="w14 w15 w16se w16cid w16 w16cex w16sdtdh w16du wp14">
   <w:body>
     <w:p>
       <w:pPr>
         <w:rPr>
-          <w:rFonts w:ascii="Sakkal Majalla" w:hAnsi="Sakkal Majalla" w:cs="Sakkal Majalla"/>
-          <w:sz w:val="28"/>
-          <w:szCs w:val="28"/>
-          <w:rtl/>
-          <w:lang w:bidi="ar-AE"/>
+          <w:rtl/>
+          <w:lang w:bidi="ar-EG"/>
         </w:rPr>
       </w:pPr>
       <w:r>
-        <w:rPr>
-          <w:rFonts w:ascii="Sakkal Majalla" w:hAnsi="Sakkal Majalla" w:cs="Sakkal Majalla" w:hint="cs"/>
-          <w:sz w:val="28"/>
-          <w:szCs w:val="28"/>
-          <w:rtl/>
-          <w:lang w:bidi="ar-AE"/>
-        </w:rPr>
-        <w:t>يوحنا داربي</w:t>
+        <w:fldChar w:fldCharType="begin"/>
+      </w:r>
+      <w:r>
+        <w:instrText>HYPERLINK "https://www.bibelkommentare.de/kommentare/166/betrachtung-ueber-das-buch-klagelieder-synopsis"</w:instrText>
+      </w:r>
+      <w:r>
+        <w:fldChar w:fldCharType="separate"/>
+      </w:r>
+      <w:r>
+        <w:rPr>
+          <w:rStyle w:val="Hyperlink"/>
+          <w:rFonts w:hint="cs"/>
+          <w:rtl/>
+          <w:lang w:bidi="ar-EG"/>
+        </w:rPr>
+        <w:t>تأمل في سفر مراثي إرميا</w:t>
+      </w:r>
+      <w:r>
+        <w:rPr>
+          <w:rStyle w:val="Hyperlink"/>
+          <w:lang w:bidi="ar-EG"/>
+        </w:rPr>
+        <w:fldChar w:fldCharType="end"/>
       </w:r>
     </w:p>
     <w:p>
       <w:pPr>
         <w:rPr>
-          <w:rFonts w:ascii="Sakkal Majalla" w:hAnsi="Sakkal Majalla" w:cs="Sakkal Majalla"/>
-          <w:sz w:val="28"/>
-          <w:szCs w:val="28"/>
-          <w:rtl/>
-          <w:lang w:bidi="ar-AE"/>
+          <w:rtl/>
+          <w:lang w:bidi="ar-EG"/>
         </w:rPr>
       </w:pPr>
-      <w:r>
-        <w:rPr>
-          <w:rFonts w:ascii="Sakkal Majalla" w:hAnsi="Sakkal Majalla" w:cs="Sakkal Majalla" w:hint="cs"/>
-          <w:sz w:val="28"/>
-          <w:szCs w:val="28"/>
-          <w:rtl/>
-          <w:lang w:bidi="ar-AE"/>
-        </w:rPr>
-        <w:t>ملخص مركز في سفر راعوث</w:t>
+      <w:proofErr w:type="spellStart"/>
+      <w:r>
+        <w:rPr>
+          <w:rFonts w:hint="cs"/>
+          <w:rtl/>
+          <w:lang w:bidi="ar-EG"/>
+        </w:rPr>
+        <w:t>سينوبسيس</w:t>
+      </w:r>
+      <w:proofErr w:type="spellEnd"/>
+      <w:r>
+        <w:rPr>
+          <w:rFonts w:hint="cs"/>
+          <w:rtl/>
+          <w:lang w:bidi="ar-EG"/>
+        </w:rPr>
+        <w:t xml:space="preserve"> - </w:t>
+      </w:r>
+      <w:r>
+        <w:rPr>
+          <w:lang w:bidi="ar-EG"/>
+        </w:rPr>
+        <w:t>John Nelson Darby</w:t>
       </w:r>
     </w:p>
     <w:p>
       <w:pPr>
-        <w:jc w:val="both"/>
-        <w:rPr>
-          <w:rFonts w:ascii="Sakkal Majalla" w:hAnsi="Sakkal Majalla" w:cs="Sakkal Majalla"/>
-          <w:sz w:val="28"/>
-          <w:szCs w:val="28"/>
-          <w:rtl/>
-          <w:lang w:bidi="ar-AE"/>
+        <w:rPr>
+          <w:rtl/>
+          <w:lang w:bidi="ar-EG"/>
         </w:rPr>
       </w:pPr>
       <w:r>
         <w:rPr>
-          <w:rFonts w:ascii="Sakkal Majalla" w:hAnsi="Sakkal Majalla" w:cs="Sakkal Majalla" w:hint="cs"/>
-          <w:sz w:val="28"/>
-          <w:szCs w:val="28"/>
-          <w:rtl/>
-          <w:lang w:bidi="ar-AE"/>
-        </w:rPr>
-        <w:t xml:space="preserve">سفر راعوث يحدثنا أيضًا عن أيام القضاة، حينما لم يكن ملك في إسرائيل؛ إلا أنه يرينا الجانب الجميل لتلك الأيام في تأثيرات نعمة الله، الذي (مبارك هو اسمه!) لم يمتنع أبدًا وسط الشر، كما وفي استمرار تقدم الأحداث، بأن يتدخل لتتميم مواعيده في </w:t>
-      </w:r>
-      <w:proofErr w:type="spellStart"/>
-      <w:r>
-        <w:rPr>
-          <w:rFonts w:ascii="Sakkal Majalla" w:hAnsi="Sakkal Majalla" w:cs="Sakkal Majalla" w:hint="cs"/>
-          <w:sz w:val="28"/>
-          <w:szCs w:val="28"/>
-          <w:rtl/>
-          <w:lang w:bidi="ar-AE"/>
-        </w:rPr>
-        <w:t>المسيا</w:t>
-      </w:r>
-      <w:proofErr w:type="spellEnd"/>
-      <w:r>
-        <w:rPr>
-          <w:rFonts w:ascii="Sakkal Majalla" w:hAnsi="Sakkal Majalla" w:cs="Sakkal Majalla" w:hint="cs"/>
-          <w:sz w:val="28"/>
-          <w:szCs w:val="28"/>
-          <w:rtl/>
-          <w:lang w:bidi="ar-AE"/>
-        </w:rPr>
-        <w:t>، مهما بلغ حينها تقدم الشر عامة.</w:t>
-      </w:r>
+          <w:rFonts w:hint="cs"/>
+          <w:rtl/>
+          <w:lang w:bidi="ar-EG"/>
+        </w:rPr>
+        <w:t xml:space="preserve">الإصحاحان 1 </w:t>
+      </w:r>
+      <w:proofErr w:type="gramStart"/>
+      <w:r>
+        <w:rPr>
+          <w:rFonts w:hint="cs"/>
+          <w:rtl/>
+          <w:lang w:bidi="ar-EG"/>
+        </w:rPr>
+        <w:t>و 2</w:t>
+      </w:r>
+      <w:proofErr w:type="gramEnd"/>
     </w:p>
     <w:p>
       <w:pPr>
-        <w:jc w:val="both"/>
-        <w:rPr>
-          <w:rFonts w:ascii="Sakkal Majalla" w:hAnsi="Sakkal Majalla" w:cs="Sakkal Majalla"/>
-          <w:sz w:val="28"/>
-          <w:szCs w:val="28"/>
-          <w:rtl/>
-          <w:lang w:bidi="ar-AE"/>
+        <w:rPr>
+          <w:rtl/>
+          <w:lang w:bidi="ar-EG"/>
         </w:rPr>
       </w:pPr>
       <w:r>
         <w:rPr>
-          <w:rFonts w:ascii="Sakkal Majalla" w:hAnsi="Sakkal Majalla" w:cs="Sakkal Majalla" w:hint="cs"/>
-          <w:sz w:val="28"/>
-          <w:szCs w:val="28"/>
-          <w:rtl/>
-          <w:lang w:bidi="ar-AE"/>
-        </w:rPr>
-        <w:t xml:space="preserve">راعوث، وهي غريبة الجنس، إذ بحثت بالإيمان عن حمى تحت خوافي إله إسرائيل، </w:t>
-      </w:r>
-      <w:r>
-        <w:rPr>
-          <w:rFonts w:ascii="Sakkal Majalla" w:hAnsi="Sakkal Majalla" w:cs="Sakkal Majalla" w:hint="cs"/>
-          <w:sz w:val="28"/>
-          <w:szCs w:val="28"/>
-          <w:rtl/>
-          <w:lang w:bidi="ar-AE"/>
-        </w:rPr>
-        <w:t>استقبلتها النعمة، ونسل داود، الملك على إسرائيل بحسب النعمة، مرتبط بها.</w:t>
-      </w:r>
-      <w:r>
-        <w:rPr>
-          <w:rFonts w:ascii="Sakkal Majalla" w:hAnsi="Sakkal Majalla" w:cs="Sakkal Majalla" w:hint="cs"/>
-          <w:sz w:val="28"/>
-          <w:szCs w:val="28"/>
-          <w:rtl/>
-          <w:lang w:bidi="ar-AE"/>
-        </w:rPr>
-        <w:t xml:space="preserve"> </w:t>
-      </w:r>
-      <w:r>
-        <w:rPr>
-          <w:rFonts w:ascii="Sakkal Majalla" w:hAnsi="Sakkal Majalla" w:cs="Sakkal Majalla" w:hint="cs"/>
-          <w:sz w:val="28"/>
-          <w:szCs w:val="28"/>
-          <w:rtl/>
-          <w:lang w:bidi="ar-AE"/>
-        </w:rPr>
-        <w:t>إنه نسل الرب يسوع بذاته حسب الجسد.</w:t>
+          <w:rFonts w:hint="cs"/>
+          <w:rtl/>
+          <w:lang w:bidi="ar-EG"/>
+        </w:rPr>
+        <w:t>إصحاح 1</w:t>
       </w:r>
     </w:p>
     <w:p>
       <w:pPr>
-        <w:jc w:val="both"/>
-        <w:rPr>
-          <w:rFonts w:ascii="Sakkal Majalla" w:hAnsi="Sakkal Majalla" w:cs="Sakkal Majalla"/>
-          <w:sz w:val="28"/>
-          <w:szCs w:val="28"/>
-          <w:rtl/>
-          <w:lang w:bidi="ar-AE"/>
+        <w:rPr>
+          <w:rtl/>
+          <w:lang w:bidi="ar-EG"/>
         </w:rPr>
       </w:pPr>
       <w:r>
         <w:rPr>
-          <w:rFonts w:ascii="Sakkal Majalla" w:hAnsi="Sakkal Majalla" w:cs="Sakkal Majalla" w:hint="cs"/>
-          <w:sz w:val="28"/>
-          <w:szCs w:val="28"/>
-          <w:rtl/>
-          <w:lang w:bidi="ar-AE"/>
-        </w:rPr>
-        <w:t>يبدو لي بأن هذا السفر يمثل في مثال قَبول بقية إسرائيل في الأيام الأخيرة في النعمة، إذ أن فاديها (قريبها بالدم، الذي له حق الفكاك) تولّى أمرها بذاته.</w:t>
+          <w:rFonts w:hint="cs"/>
+          <w:rtl/>
+          <w:lang w:bidi="ar-EG"/>
+        </w:rPr>
+        <w:t xml:space="preserve">مراثي إرميا </w:t>
+      </w:r>
+      <w:r>
+        <w:rPr>
+          <w:rtl/>
+          <w:lang w:bidi="ar-EG"/>
+        </w:rPr>
+        <w:t>–</w:t>
+      </w:r>
+      <w:r>
+        <w:rPr>
+          <w:rFonts w:hint="cs"/>
+          <w:rtl/>
+          <w:lang w:bidi="ar-EG"/>
+        </w:rPr>
+        <w:t xml:space="preserve"> </w:t>
+      </w:r>
+      <w:r>
+        <w:rPr>
+          <w:rFonts w:hint="cs"/>
+          <w:rtl/>
+          <w:lang w:bidi="ar-EG"/>
+        </w:rPr>
+        <w:t>هي ال</w:t>
+      </w:r>
+      <w:r>
+        <w:rPr>
+          <w:rFonts w:hint="cs"/>
+          <w:rtl/>
+          <w:lang w:bidi="ar-EG"/>
+        </w:rPr>
+        <w:t xml:space="preserve">تعبير عن </w:t>
+      </w:r>
+      <w:r>
+        <w:rPr>
+          <w:rFonts w:hint="cs"/>
+          <w:rtl/>
+          <w:lang w:bidi="ar-EG"/>
+        </w:rPr>
+        <w:t>مشاركة</w:t>
+      </w:r>
+      <w:r>
+        <w:rPr>
+          <w:rFonts w:hint="cs"/>
+          <w:rtl/>
+          <w:lang w:bidi="ar-EG"/>
+        </w:rPr>
+        <w:t xml:space="preserve"> الله الأحزان التي يختبرها شعبه بسبب خطاياه </w:t>
+      </w:r>
+      <w:r>
+        <w:rPr>
+          <w:rtl/>
+          <w:lang w:bidi="ar-EG"/>
+        </w:rPr>
+        <w:t>–</w:t>
+      </w:r>
+      <w:r>
+        <w:rPr>
+          <w:rFonts w:hint="cs"/>
+          <w:rtl/>
+          <w:lang w:bidi="ar-EG"/>
+        </w:rPr>
+        <w:t xml:space="preserve"> </w:t>
+      </w:r>
+      <w:r>
+        <w:rPr>
+          <w:rFonts w:hint="cs"/>
+          <w:rtl/>
+          <w:lang w:bidi="ar-EG"/>
+        </w:rPr>
+        <w:t>لا تتطلب</w:t>
+      </w:r>
+      <w:r>
+        <w:rPr>
+          <w:rFonts w:hint="cs"/>
+          <w:rtl/>
+          <w:lang w:bidi="ar-EG"/>
+        </w:rPr>
+        <w:t xml:space="preserve"> </w:t>
+      </w:r>
+      <w:r>
+        <w:rPr>
+          <w:rFonts w:hint="cs"/>
+          <w:rtl/>
+          <w:lang w:bidi="ar-EG"/>
+        </w:rPr>
+        <w:t>ا</w:t>
+      </w:r>
+      <w:r>
+        <w:rPr>
+          <w:rFonts w:hint="cs"/>
+          <w:rtl/>
+          <w:lang w:bidi="ar-EG"/>
+        </w:rPr>
+        <w:t>لكثير من الشرح بخصوص المعنى العام للسفر. من الممكن أن تكون بعض الملاحظات مفيدة لإظهار الطابع الحقيقي للسفر والرابطة</w:t>
+      </w:r>
+      <w:r>
+        <w:rPr>
+          <w:rFonts w:hint="cs"/>
+          <w:rtl/>
+          <w:lang w:bidi="ar-EG"/>
+        </w:rPr>
+        <w:t xml:space="preserve"> التي هو موجود فيها مع طرق الله ومعاملاته المُعلنة بخلافه. النقطة المهمة الأولى التي كنت قد أشرت إليها هي بأن حزن شعبه لا يغيب عن عيني الله. في كل ضيقهم تضايق أو يتضايق: روحه له عِلم بذلك،</w:t>
+      </w:r>
+      <w:r>
+        <w:rPr>
+          <w:rFonts w:hint="cs"/>
+          <w:rtl/>
+          <w:lang w:bidi="ar-EG"/>
+        </w:rPr>
+        <w:t xml:space="preserve"> وفي كونه عاملاً في قلوب الأشخاص الذين يستخدم أفواههم</w:t>
+      </w:r>
+      <w:r>
+        <w:rPr>
+          <w:rFonts w:hint="cs"/>
+          <w:rtl/>
+          <w:lang w:bidi="ar-EG"/>
+        </w:rPr>
+        <w:t xml:space="preserve"> فإنه</w:t>
+      </w:r>
+      <w:r>
+        <w:rPr>
+          <w:rFonts w:hint="cs"/>
+          <w:rtl/>
+          <w:lang w:bidi="ar-EG"/>
+        </w:rPr>
+        <w:t xml:space="preserve"> يعبّر عن العواطف التي أثّر بها فيهم. فلقد بكى المسيح على قساوة قلوب أورشليم وطالب ساكنيها بأن يفعلوا مثله. وهنا أيضًا</w:t>
+      </w:r>
+      <w:r>
+        <w:rPr>
+          <w:rFonts w:hint="cs"/>
+          <w:rtl/>
+          <w:lang w:bidi="ar-EG"/>
+        </w:rPr>
+        <w:t xml:space="preserve"> ليس فقط أن</w:t>
+      </w:r>
+      <w:r>
+        <w:rPr>
+          <w:rFonts w:hint="cs"/>
+          <w:rtl/>
+          <w:lang w:bidi="ar-EG"/>
+        </w:rPr>
+        <w:t xml:space="preserve"> روحه </w:t>
+      </w:r>
+      <w:r>
+        <w:rPr>
+          <w:rFonts w:hint="cs"/>
+          <w:rtl/>
+          <w:lang w:bidi="ar-EG"/>
+        </w:rPr>
+        <w:t>يلوم</w:t>
+      </w:r>
+      <w:r>
+        <w:rPr>
+          <w:rFonts w:hint="cs"/>
+          <w:rtl/>
+          <w:lang w:bidi="ar-EG"/>
+        </w:rPr>
+        <w:t xml:space="preserve">، </w:t>
+      </w:r>
+      <w:r>
+        <w:rPr>
+          <w:rFonts w:hint="cs"/>
+          <w:rtl/>
+          <w:lang w:bidi="ar-EG"/>
+        </w:rPr>
+        <w:t xml:space="preserve">كما </w:t>
+      </w:r>
+      <w:r>
+        <w:rPr>
+          <w:rFonts w:hint="cs"/>
+          <w:rtl/>
+          <w:lang w:bidi="ar-EG"/>
+        </w:rPr>
+        <w:t>و</w:t>
+      </w:r>
+      <w:r>
+        <w:rPr>
+          <w:rFonts w:hint="cs"/>
+          <w:rtl/>
+          <w:lang w:bidi="ar-EG"/>
+        </w:rPr>
+        <w:t>هو</w:t>
+      </w:r>
+      <w:r>
+        <w:rPr>
+          <w:rFonts w:hint="cs"/>
+          <w:rtl/>
+          <w:lang w:bidi="ar-EG"/>
+        </w:rPr>
+        <w:t xml:space="preserve"> </w:t>
+      </w:r>
+      <w:r>
+        <w:rPr>
+          <w:rFonts w:hint="cs"/>
+          <w:rtl/>
+          <w:lang w:bidi="ar-EG"/>
+        </w:rPr>
+        <w:t>حتى</w:t>
+      </w:r>
+      <w:r>
+        <w:rPr>
+          <w:rFonts w:hint="cs"/>
+          <w:rtl/>
+          <w:lang w:bidi="ar-EG"/>
+        </w:rPr>
+        <w:t xml:space="preserve"> </w:t>
+      </w:r>
+      <w:r>
+        <w:rPr>
+          <w:rFonts w:hint="cs"/>
+          <w:rtl/>
+          <w:lang w:bidi="ar-EG"/>
+        </w:rPr>
+        <w:t>لا يُعلن عن أمور مستقبلية، وإنما هو يهب ل</w:t>
+      </w:r>
+      <w:r>
+        <w:rPr>
+          <w:rFonts w:hint="cs"/>
+          <w:rtl/>
+          <w:lang w:bidi="ar-EG"/>
+        </w:rPr>
+        <w:t xml:space="preserve">حزن الذين يحبون ما يحبه الله شكلاً محددًا وهو بنفسه يعبّر عن هذا الحزن. إنه لا يوجد أمرٌ مؤثر أكثر من العواطف المُثارة في قلب </w:t>
+      </w:r>
+      <w:r>
+        <w:rPr>
+          <w:rFonts w:hint="cs"/>
+          <w:rtl/>
+          <w:lang w:bidi="ar-EG"/>
+        </w:rPr>
+        <w:t>مقتنع</w:t>
+      </w:r>
+      <w:r>
+        <w:rPr>
+          <w:rFonts w:hint="cs"/>
+          <w:rtl/>
+          <w:lang w:bidi="ar-EG"/>
+        </w:rPr>
+        <w:t>، أن موضوع الحزن والضيق</w:t>
+      </w:r>
+      <w:r>
+        <w:rPr>
+          <w:rFonts w:hint="cs"/>
+          <w:rtl/>
+          <w:lang w:bidi="ar-EG"/>
+        </w:rPr>
+        <w:t xml:space="preserve"> هو أمر</w:t>
+      </w:r>
+      <w:r>
+        <w:rPr>
+          <w:rFonts w:hint="cs"/>
+          <w:rtl/>
+          <w:lang w:bidi="ar-EG"/>
+        </w:rPr>
+        <w:t xml:space="preserve"> محبوب </w:t>
+      </w:r>
+      <w:r>
+        <w:rPr>
+          <w:rFonts w:hint="cs"/>
+          <w:rtl/>
+          <w:lang w:bidi="ar-EG"/>
+        </w:rPr>
+        <w:t>لدى</w:t>
+      </w:r>
+      <w:r>
+        <w:rPr>
+          <w:rFonts w:hint="cs"/>
+          <w:rtl/>
+          <w:lang w:bidi="ar-EG"/>
+        </w:rPr>
+        <w:t xml:space="preserve"> الله، بأنه يحب الذي يضطر بأن يضربه، وبأنه يجب أن يضرب الذي يحبه. في أن النبي </w:t>
+      </w:r>
+      <w:r>
+        <w:rPr>
+          <w:rFonts w:hint="cs"/>
+          <w:rtl/>
+          <w:lang w:bidi="ar-EG"/>
+        </w:rPr>
+        <w:t xml:space="preserve">يعرض ضيق أورشليم بوضوح، يعترف بأن خطية الشعب هي التي تسببت في ذلك. هل كان من الممكن أن يخفف هذا من حزن قلبه؟ </w:t>
+      </w:r>
+      <w:r>
+        <w:rPr>
+          <w:rFonts w:hint="cs"/>
+          <w:rtl/>
+          <w:lang w:bidi="ar-EG"/>
+        </w:rPr>
+        <w:t>وإن كان من جانب واحد عزاء، إلا أن</w:t>
+      </w:r>
+      <w:r>
+        <w:rPr>
+          <w:rFonts w:hint="cs"/>
+          <w:rtl/>
+          <w:lang w:bidi="ar-EG"/>
+        </w:rPr>
+        <w:t xml:space="preserve">ه جعله ينحني من جانب آخر بشدة ومنحه سببًا ليستر وجهه. إن كبرياء الأعداء وفرحهم وهم ينظرون ضيقة أحباء الله </w:t>
+      </w:r>
+      <w:r>
+        <w:rPr>
+          <w:rFonts w:hint="cs"/>
+          <w:rtl/>
+          <w:lang w:bidi="ar-EG"/>
+        </w:rPr>
+        <w:t>يؤول إلى تقديم</w:t>
+      </w:r>
+      <w:r>
+        <w:rPr>
+          <w:rFonts w:hint="cs"/>
+          <w:rtl/>
+          <w:lang w:bidi="ar-EG"/>
+        </w:rPr>
+        <w:t xml:space="preserve"> صلوات بلجاجة للتعاطف مع المتضايقين ولإيقاع الدينونة على شر الأعداء.</w:t>
       </w:r>
     </w:p>
     <w:p>
       <w:pPr>
-        <w:jc w:val="both"/>
-        <w:rPr>
-          <w:rFonts w:ascii="Sakkal Majalla" w:hAnsi="Sakkal Majalla" w:cs="Sakkal Majalla"/>
-          <w:sz w:val="28"/>
-          <w:szCs w:val="28"/>
-          <w:rtl/>
-          <w:lang w:bidi="ar-AE"/>
+        <w:rPr>
+          <w:rtl/>
+          <w:lang w:bidi="ar-EG"/>
         </w:rPr>
       </w:pPr>
       <w:r>
         <w:rPr>
-          <w:rFonts w:ascii="Sakkal Majalla" w:hAnsi="Sakkal Majalla" w:cs="Sakkal Majalla" w:hint="cs"/>
-          <w:sz w:val="28"/>
-          <w:szCs w:val="28"/>
-          <w:rtl/>
-          <w:lang w:bidi="ar-AE"/>
-        </w:rPr>
-        <w:t xml:space="preserve">إذ أن أليمالك (ما يعني: الله الملك) ميت، أصبحت نعمة (المنعم عليها، المحبوبة) أرملة، وأخيرًا فقدت أيضًا ابنيها. إنها مثال للأمة اليهودية، التي، إذ أنها فقدت إلهها، أصبحت كإحدى الأرامل ولم يكن لها وريث. وفعلاً ستكون هنالك بقية معدومة من كل حقوقها في المواعيد (ولذا رمزيًا تُمَثَّل بواحدة غريبة)، يتم قبولها في النعمة (كالأمم والكنيسة، بالمقارنة بـ ميخا 5: 3 الجزء الأخير منه) </w:t>
-      </w:r>
-      <w:r>
-        <w:rPr>
-          <w:rFonts w:ascii="Sakkal Majalla" w:hAnsi="Sakkal Majalla" w:cs="Sakkal Majalla"/>
-          <w:sz w:val="28"/>
-          <w:szCs w:val="28"/>
-          <w:rtl/>
-          <w:lang w:bidi="ar-AE"/>
-        </w:rPr>
-        <w:t>–</w:t>
-      </w:r>
-      <w:r>
-        <w:rPr>
-          <w:rFonts w:ascii="Sakkal Majalla" w:hAnsi="Sakkal Majalla" w:cs="Sakkal Majalla" w:hint="cs"/>
-          <w:sz w:val="28"/>
-          <w:szCs w:val="28"/>
-          <w:rtl/>
-          <w:lang w:bidi="ar-AE"/>
-        </w:rPr>
-        <w:t xml:space="preserve"> </w:t>
-      </w:r>
-      <w:r>
-        <w:rPr>
-          <w:rFonts w:ascii="Sakkal Majalla" w:hAnsi="Sakkal Majalla" w:cs="Sakkal Majalla" w:hint="cs"/>
-          <w:sz w:val="28"/>
-          <w:szCs w:val="28"/>
-          <w:rtl/>
-          <w:lang w:bidi="ar-AE"/>
-        </w:rPr>
-        <w:t>والتي ستلتحق بأمانة وقلبيًا بإسرائيل المهجرة؛ لأن راعوث تمسكت بها وبإلهها (راعوث 1: 16). الله سيعترف بتلك البقية، التي هي بذاتها فقيرة ومتضايقة، ستطيع من قلبها الوصايا المعطاة للشعب.</w:t>
+          <w:rFonts w:hint="cs"/>
+          <w:rtl/>
+          <w:lang w:bidi="ar-EG"/>
+        </w:rPr>
+        <w:t>إصحاح 2</w:t>
       </w:r>
     </w:p>
     <w:p>
       <w:pPr>
-        <w:jc w:val="both"/>
-        <w:rPr>
-          <w:rFonts w:ascii="Sakkal Majalla" w:hAnsi="Sakkal Majalla" w:cs="Sakkal Majalla"/>
-          <w:sz w:val="28"/>
-          <w:szCs w:val="28"/>
-          <w:rtl/>
-          <w:lang w:bidi="ar-AE"/>
+        <w:rPr>
+          <w:rtl/>
+          <w:lang w:bidi="ar-EG"/>
         </w:rPr>
       </w:pPr>
       <w:r>
         <w:rPr>
-          <w:rFonts w:ascii="Sakkal Majalla" w:hAnsi="Sakkal Majalla" w:cs="Sakkal Majalla" w:hint="cs"/>
-          <w:sz w:val="28"/>
-          <w:szCs w:val="28"/>
-          <w:rtl/>
-          <w:lang w:bidi="ar-AE"/>
-        </w:rPr>
-        <w:t>نعمي، التي هي في مسكنتها مثالاً للأمة، تصرّح بحالتها: هي تدعو نفسها مارة (مرة).</w:t>
+          <w:rFonts w:hint="cs"/>
+          <w:rtl/>
+          <w:lang w:bidi="ar-EG"/>
+        </w:rPr>
+        <w:t xml:space="preserve">خراب أورشليم يُنظر إليه كعمل الرب وليس كعمل العدو؛ </w:t>
+      </w:r>
+      <w:r>
+        <w:rPr>
+          <w:rFonts w:hint="cs"/>
+          <w:rtl/>
+          <w:lang w:bidi="ar-EG"/>
+        </w:rPr>
+        <w:t>فلم يحدث من قبل كهذا الألم. لكن هذه الفكرة تقودهم للالتجاء إليه هو. إنه أمر جاد عندما يضطر الرب بأن يرفض ما يعترف به مُلكًا له. لكنه ينبغي أن يحدث فقط إن آلَ الارتباط باسمه إلى تزييف الشهادة عن ماهيته (عدد 6، 7).</w:t>
       </w:r>
     </w:p>
     <w:p>
       <w:pPr>
-        <w:jc w:val="both"/>
-        <w:rPr>
-          <w:rFonts w:ascii="Sakkal Majalla" w:hAnsi="Sakkal Majalla" w:cs="Sakkal Majalla"/>
-          <w:sz w:val="28"/>
-          <w:szCs w:val="28"/>
-          <w:rtl/>
-          <w:lang w:bidi="ar-AE"/>
+        <w:rPr>
+          <w:rtl/>
+          <w:lang w:bidi="ar-EG"/>
         </w:rPr>
       </w:pPr>
       <w:r>
         <w:rPr>
-          <w:rFonts w:ascii="Sakkal Majalla" w:hAnsi="Sakkal Majalla" w:cs="Sakkal Majalla" w:hint="cs"/>
-          <w:sz w:val="28"/>
-          <w:szCs w:val="28"/>
-          <w:rtl/>
-          <w:lang w:bidi="ar-AE"/>
-        </w:rPr>
-        <w:t>إن أقرب المقربين، مَن كان عليه أن يُسرّ بفك الميراث، يرفض ذلك، عند</w:t>
-      </w:r>
-      <w:r>
-        <w:rPr>
-          <w:rFonts w:ascii="Sakkal Majalla" w:hAnsi="Sakkal Majalla" w:cs="Sakkal Majalla" w:hint="cs"/>
-          <w:sz w:val="28"/>
-          <w:szCs w:val="28"/>
-          <w:rtl/>
-          <w:lang w:bidi="ar-AE"/>
-        </w:rPr>
-        <w:t>ما</w:t>
-      </w:r>
-      <w:r>
-        <w:rPr>
-          <w:rFonts w:ascii="Sakkal Majalla" w:hAnsi="Sakkal Majalla" w:cs="Sakkal Majalla" w:hint="cs"/>
-          <w:sz w:val="28"/>
-          <w:szCs w:val="28"/>
-          <w:rtl/>
-          <w:lang w:bidi="ar-AE"/>
-        </w:rPr>
-        <w:t xml:space="preserve"> كان لا بد من إدخال راعوث في الصورة. الناموس (ولا الكنيسة) كان يومًا باستطاعته، لا أن يعيد إسرائيل إلى ميراثه، ولا أن يحيي اسم الميت في نعمة.</w:t>
+          <w:rFonts w:hint="cs"/>
+          <w:rtl/>
+          <w:lang w:bidi="ar-EG"/>
+        </w:rPr>
+        <w:t>إصحاح 3</w:t>
       </w:r>
     </w:p>
     <w:p>
       <w:pPr>
-        <w:jc w:val="both"/>
-        <w:rPr>
-          <w:rFonts w:ascii="Sakkal Majalla" w:hAnsi="Sakkal Majalla" w:cs="Sakkal Majalla"/>
-          <w:sz w:val="28"/>
-          <w:szCs w:val="28"/>
-          <w:rtl/>
-          <w:lang w:bidi="ar-AE"/>
+        <w:rPr>
+          <w:rtl/>
+          <w:lang w:bidi="ar-EG"/>
         </w:rPr>
       </w:pPr>
       <w:r>
         <w:rPr>
-          <w:rFonts w:ascii="Sakkal Majalla" w:hAnsi="Sakkal Majalla" w:cs="Sakkal Majalla" w:hint="cs"/>
-          <w:sz w:val="28"/>
-          <w:szCs w:val="28"/>
-          <w:rtl/>
-          <w:lang w:bidi="ar-AE"/>
-        </w:rPr>
-        <w:t>بوعز (فيه العز)، الذي لم تكن للبقية أي حق مباشر فيه (</w:t>
-      </w:r>
-      <w:r>
-        <w:rPr>
-          <w:rFonts w:ascii="Sakkal Majalla" w:hAnsi="Sakkal Majalla" w:cs="Sakkal Majalla" w:hint="cs"/>
-          <w:sz w:val="28"/>
-          <w:szCs w:val="28"/>
-          <w:rtl/>
-          <w:lang w:bidi="ar-AE"/>
-        </w:rPr>
-        <w:t>والذي هو رمز للمسيح المقام، الذي فيه مراحم داود الخاصة)، تولّى إحياء اسم الميت وتجديد ميراث إسرائيل. وقد تعامل بنعمة ورأفة وشجّع إيمان البقية الصابرة والمتواضعة، ودعاء الأرض، وظهر أمينًا ليتمم قصد الله ومشيئته بخصوص هذه العائلة المسكينة والبائسة. لا توجد تفاصيل أكثر إيثارًا وانتقاءً من التفاصيل المعطاة هنا. إن طابع راعوث، المرأة المسكينة الأممية، يُظهر جمالاً عظيمًا.</w:t>
+          <w:rFonts w:hint="cs"/>
+          <w:rtl/>
+          <w:lang w:bidi="ar-EG"/>
+        </w:rPr>
+        <w:t xml:space="preserve">بالنظر إلى دينونة أورشليم حيث </w:t>
+      </w:r>
+      <w:r>
+        <w:rPr>
+          <w:rFonts w:hint="cs"/>
+          <w:rtl/>
+          <w:lang w:bidi="ar-EG"/>
+        </w:rPr>
+        <w:t>كان يسكن</w:t>
+      </w:r>
+      <w:r>
+        <w:rPr>
+          <w:rFonts w:hint="cs"/>
+          <w:rtl/>
+          <w:lang w:bidi="ar-EG"/>
+        </w:rPr>
+        <w:t xml:space="preserve"> الله</w:t>
+      </w:r>
+      <w:r>
+        <w:rPr>
+          <w:rFonts w:hint="cs"/>
+          <w:rtl/>
+          <w:lang w:bidi="ar-EG"/>
+        </w:rPr>
+        <w:t xml:space="preserve">، نجد هنا لغة الإيمان، الإيمان </w:t>
+      </w:r>
+      <w:r>
+        <w:rPr>
+          <w:rFonts w:hint="cs"/>
+          <w:rtl/>
+          <w:lang w:bidi="ar-EG"/>
+        </w:rPr>
+        <w:t>الذي يحتمل</w:t>
+      </w:r>
+      <w:r>
+        <w:rPr>
+          <w:rFonts w:hint="cs"/>
+          <w:rtl/>
+          <w:lang w:bidi="ar-EG"/>
+        </w:rPr>
+        <w:t xml:space="preserve"> الألم، روح المسيح في البقية. قبل ذلك تكلم النبي (أو بالحري روح المسيح فيه) باسم أورشليم، في أنه اشتكى آلامهم واعترف بخطيتهم، بينما هو صرخ في ذات الوقت بسبب أعداءهم إلى الرب. هو عدّد ما قد فعله الرب، في أنه ترك قدسه، و (ابتداء من مراثي 2: 11)، عبّر وهو أمام الشؤم عن أعماق </w:t>
+      </w:r>
+      <w:r>
+        <w:rPr>
+          <w:rFonts w:hint="cs"/>
+          <w:rtl/>
+          <w:lang w:bidi="ar-EG"/>
+        </w:rPr>
+        <w:t xml:space="preserve">حزنهم. أما في الإصحاح 3 بالمقابل فهو يأخذ دوره وسط الشؤم، ليهب لعواطف روح المسيح كلامًا، ولكن ليس تمامًا </w:t>
+      </w:r>
+      <w:r>
+        <w:rPr>
+          <w:rFonts w:hint="cs"/>
+          <w:rtl/>
+          <w:lang w:bidi="ar-EG"/>
+        </w:rPr>
+        <w:t>ب</w:t>
+      </w:r>
+      <w:r>
+        <w:rPr>
+          <w:rFonts w:hint="cs"/>
+          <w:rtl/>
+          <w:lang w:bidi="ar-EG"/>
+        </w:rPr>
+        <w:t xml:space="preserve">صورة بلا شوائب ككمال المسيح، وإنما بحسبما كان الروح عاملاً في قلبه (كما كان بصورة عامة مع إرميا)، إذ يعبّر النبي عن وجعه، وهو وجع أثاره الروح لكنه </w:t>
+      </w:r>
+      <w:proofErr w:type="spellStart"/>
+      <w:r>
+        <w:rPr>
+          <w:rFonts w:hint="cs"/>
+          <w:rtl/>
+          <w:lang w:bidi="ar-EG"/>
+        </w:rPr>
+        <w:t>متحليًا</w:t>
+      </w:r>
+      <w:proofErr w:type="spellEnd"/>
+      <w:r>
+        <w:rPr>
+          <w:rFonts w:hint="cs"/>
+          <w:rtl/>
+          <w:lang w:bidi="ar-EG"/>
+        </w:rPr>
+        <w:t xml:space="preserve"> بعواطف قلب النبي. هكذا كان يجب أن يُعبّر </w:t>
+      </w:r>
+      <w:proofErr w:type="gramStart"/>
+      <w:r>
+        <w:rPr>
+          <w:rFonts w:hint="cs"/>
+          <w:rtl/>
+          <w:lang w:bidi="ar-EG"/>
+        </w:rPr>
+        <w:t>عن ما</w:t>
+      </w:r>
+      <w:proofErr w:type="gramEnd"/>
+      <w:r>
+        <w:rPr>
+          <w:rFonts w:hint="cs"/>
+          <w:rtl/>
+          <w:lang w:bidi="ar-EG"/>
+        </w:rPr>
+        <w:t xml:space="preserve"> قد أثّر بالفعل على قلب الإسرائيلي الأمين آنذاك، عن صدق أسمى ما كان في ذلك اليوم من خوف وبلاء </w:t>
+      </w:r>
+      <w:r>
+        <w:rPr>
+          <w:rtl/>
+          <w:lang w:bidi="ar-EG"/>
+        </w:rPr>
+        <w:t>–</w:t>
+      </w:r>
+      <w:r>
+        <w:rPr>
+          <w:rFonts w:hint="cs"/>
+          <w:rtl/>
+          <w:lang w:bidi="ar-EG"/>
+        </w:rPr>
+        <w:t xml:space="preserve"> عن يوم</w:t>
+      </w:r>
+      <w:r>
+        <w:rPr>
+          <w:rFonts w:hint="cs"/>
+          <w:rtl/>
+          <w:lang w:bidi="ar-EG"/>
+        </w:rPr>
+        <w:t xml:space="preserve"> للأسف لم يعُد ما يُرجى من الشعب أكثر من الأعداء الذين ضايقوه، </w:t>
+      </w:r>
+      <w:r>
+        <w:rPr>
+          <w:rFonts w:hint="cs"/>
+          <w:rtl/>
+          <w:lang w:bidi="ar-EG"/>
+        </w:rPr>
+        <w:t>والذي</w:t>
+      </w:r>
+      <w:r>
+        <w:rPr>
+          <w:rFonts w:hint="cs"/>
+          <w:rtl/>
+          <w:lang w:bidi="ar-EG"/>
+        </w:rPr>
+        <w:t xml:space="preserve"> عانى منه قلب الأمين دون أمل للشفاء، ولقد تألم من أجل الشعب الذي</w:t>
+      </w:r>
+      <w:r>
+        <w:rPr>
+          <w:rFonts w:hint="cs"/>
+          <w:rtl/>
+          <w:lang w:bidi="ar-EG"/>
+        </w:rPr>
+        <w:t xml:space="preserve"> لم يُرِد أن يميل أذنه لصوت الرب، أكثر مما هو بسبب الأعداء الذين أقاموه للقضاء. </w:t>
+      </w:r>
+      <w:r>
+        <w:rPr>
+          <w:rtl/>
+          <w:lang w:bidi="ar-EG"/>
+        </w:rPr>
+        <w:t>–</w:t>
+      </w:r>
+      <w:r>
+        <w:rPr>
+          <w:rFonts w:hint="cs"/>
+          <w:rtl/>
+          <w:lang w:bidi="ar-EG"/>
+        </w:rPr>
+        <w:t xml:space="preserve"> كم تألم المسيح كثيرًا! ما الذي أثاره روحه في قلب بشري ضعيف، هذا ما اختبره وشعر به في كل أبعاده؛ غير أنه أظهر</w:t>
+      </w:r>
+      <w:r>
+        <w:rPr>
+          <w:rFonts w:hint="cs"/>
+          <w:rtl/>
+          <w:lang w:bidi="ar-EG"/>
+        </w:rPr>
+        <w:t xml:space="preserve"> كماله</w:t>
+      </w:r>
+      <w:r>
+        <w:rPr>
+          <w:rFonts w:hint="cs"/>
+          <w:rtl/>
+          <w:lang w:bidi="ar-EG"/>
+        </w:rPr>
+        <w:t xml:space="preserve"> في كل الأحزان التي كان قلبه مجبرًا</w:t>
+      </w:r>
+      <w:r>
+        <w:rPr>
+          <w:rFonts w:hint="cs"/>
+          <w:rtl/>
+          <w:lang w:bidi="ar-EG"/>
+        </w:rPr>
+        <w:t xml:space="preserve"> على اختبارها.</w:t>
       </w:r>
     </w:p>
     <w:p>
       <w:pPr>
-        <w:jc w:val="both"/>
-        <w:rPr>
-          <w:rFonts w:ascii="Sakkal Majalla" w:hAnsi="Sakkal Majalla" w:cs="Sakkal Majalla"/>
-          <w:sz w:val="28"/>
-          <w:szCs w:val="28"/>
-          <w:rtl/>
-          <w:lang w:bidi="ar-AE"/>
+        <w:rPr>
+          <w:rtl/>
+          <w:lang w:bidi="ar-EG"/>
         </w:rPr>
       </w:pPr>
       <w:r>
         <w:rPr>
-          <w:rFonts w:ascii="Sakkal Majalla" w:hAnsi="Sakkal Majalla" w:cs="Sakkal Majalla" w:hint="cs"/>
-          <w:sz w:val="28"/>
-          <w:szCs w:val="28"/>
-          <w:rtl/>
-          <w:lang w:bidi="ar-AE"/>
-        </w:rPr>
-        <w:t xml:space="preserve">"وأخذت نعمي الولد ووضعته في حضنها"، وقد قيل: "وًلد لنعمي ولد." وفعلاً سيولد وارث مواعيد إسرائيل كأمة، على الرغم من أن تتمة المواعيد ستختص فقط بالبقية، التي، وبينما تتحد تمامًا بنطاق اهتمامات الشعب، إلا أنها لا </w:t>
-      </w:r>
-      <w:r>
-        <w:rPr>
-          <w:rFonts w:ascii="Sakkal Majalla" w:hAnsi="Sakkal Majalla" w:cs="Sakkal Majalla" w:hint="cs"/>
-          <w:sz w:val="28"/>
-          <w:szCs w:val="28"/>
-          <w:rtl/>
-          <w:lang w:bidi="ar-AE"/>
-        </w:rPr>
-        <w:t xml:space="preserve">تذهب وراء الأغنياء ولا الفقراء، وإنما تحفظ شهادة الله في الإيمان والطاعة وسط الشعب في السبيل المُعدّ لها. فإن كان سفر </w:t>
-      </w:r>
-      <w:proofErr w:type="spellStart"/>
-      <w:r>
-        <w:rPr>
-          <w:rFonts w:ascii="Sakkal Majalla" w:hAnsi="Sakkal Majalla" w:cs="Sakkal Majalla" w:hint="cs"/>
-          <w:sz w:val="28"/>
-          <w:szCs w:val="28"/>
-          <w:rtl/>
-          <w:lang w:bidi="ar-AE"/>
-        </w:rPr>
-        <w:t>القضا</w:t>
-      </w:r>
-      <w:proofErr w:type="spellEnd"/>
-      <w:r>
-        <w:rPr>
-          <w:rFonts w:ascii="Sakkal Majalla" w:hAnsi="Sakkal Majalla" w:cs="Sakkal Majalla" w:hint="cs"/>
-          <w:sz w:val="28"/>
-          <w:szCs w:val="28"/>
-          <w:rtl/>
-          <w:lang w:bidi="ar-AE"/>
-        </w:rPr>
-        <w:t xml:space="preserve"> يرينا من جانب واحد ارتداد شعب إسرائيل وفشله في مسؤوليته، وبالأخص حينما كان الله معينه، فهذا السفر المؤثر والثمين يعرض لأنظارنا في الجانب الآخر فجر صبح أمور أفضل، النعمة، العاملة وسط الصعاب، </w:t>
-      </w:r>
-      <w:r>
-        <w:rPr>
-          <w:rFonts w:ascii="Sakkal Majalla" w:hAnsi="Sakkal Majalla" w:cs="Sakkal Majalla" w:hint="cs"/>
-          <w:sz w:val="28"/>
-          <w:szCs w:val="28"/>
-          <w:rtl/>
-          <w:lang w:bidi="ar-AE"/>
-        </w:rPr>
-        <w:t>بضمانها لتتميم الوعد وإطهاء الجمال على هذا المشهد من البؤس والخطية بوقائع إيمان حلوة وجميلة، من خلال ثمار النعمة الحلوة هذه، إن في ضعف وإخلاص أو في قوة ورأفة، وعلى طول الخط بانسجام مع مشيئة الله الكاملة، وتؤمّن رمزيًا من خلال هذه الرواية المؤثرة، بأن تتجدد إسرائيل بحسب المواعيد للبركة تمامًا. إنها صورة منعشة وحلوة وسط قساوة قلب إسرائيل وآلامها.</w:t>
+          <w:rFonts w:hint="cs"/>
+          <w:rtl/>
+          <w:lang w:bidi="ar-EG"/>
+        </w:rPr>
+        <w:t>ففي الإصحاح 3 يعبّر النبي في كيانه بروح المسيح عن كل ما شعر به من خلال مشاركته بأحزان إسرائيل وبكونه أيضًا موضوع عداوتهم، - إنه دور يشابه دور المسيح بصورة ملحوظة. أي</w:t>
+      </w:r>
+      <w:r>
+        <w:rPr>
+          <w:rFonts w:hint="cs"/>
+          <w:rtl/>
+          <w:lang w:bidi="ar-EG"/>
+        </w:rPr>
+        <w:t>ة</w:t>
+      </w:r>
+      <w:r>
+        <w:rPr>
+          <w:rFonts w:hint="cs"/>
+          <w:rtl/>
+          <w:lang w:bidi="ar-EG"/>
+        </w:rPr>
+        <w:t xml:space="preserve"> آلام تشبه عواطف</w:t>
+      </w:r>
+      <w:r>
+        <w:rPr>
+          <w:rFonts w:hint="cs"/>
+          <w:rtl/>
+          <w:lang w:bidi="ar-EG"/>
+        </w:rPr>
+        <w:t xml:space="preserve"> رجل يشارك في آلام الشعب دون أن يكون بوسعه أن يصدّ الشؤم عنه، لأن الشعب يرفض الاستماع إلى بشارة الله، والذي يحمل هذه الأحزان في قلبه مع الشعور، بأنه إن سمع هذا الشعب الجاهل فقط، لكان سيحيد غضب الله عنه؟ هكذا كان نداء دعاء المسيح الباكي: "</w:t>
+      </w:r>
+      <w:r>
+        <w:rPr>
+          <w:rtl/>
+          <w:lang w:bidi="ar-EG"/>
+        </w:rPr>
+        <w:t>«إِنَّكِ لَوْ عَلِمْتِ أَنْتِ أَيْضًا</w:t>
+      </w:r>
+      <w:r>
+        <w:rPr>
+          <w:rFonts w:hint="cs"/>
+          <w:rtl/>
+          <w:lang w:bidi="ar-EG"/>
+        </w:rPr>
+        <w:t xml:space="preserve">، إلخ!" في الأساس تشارك إرميا بذات الأحاسيس؛ لكن ما نراه فيه هو أكثر بأنه ينتمي للشعب وأن يشارك في كيان شخصه بعواقب الشؤم، إذ يرى نفسه معرّضًا مع الشعب لتلك العواقب، لأنه (أي الشعب) رفض شهادته. إن هذا من الممكن أيضًا قوله عن الرب في نهاية حياته أو وهو على الصليب. غير أن هذه الأحاسيس أيضًا التي </w:t>
+      </w:r>
+      <w:r>
+        <w:rPr>
+          <w:rFonts w:hint="cs"/>
+          <w:rtl/>
+          <w:lang w:bidi="ar-EG"/>
+        </w:rPr>
+        <w:t xml:space="preserve">تظهر قليلاً مع أيوب، تتخذ هنا صورة صلاة شخصية مُعبّر فيها عن شكواه من آلامه الشخصية. </w:t>
+      </w:r>
+      <w:r>
+        <w:rPr>
+          <w:rFonts w:hint="cs"/>
+          <w:rtl/>
+          <w:lang w:bidi="ar-EG"/>
+        </w:rPr>
+        <w:t>أرميا يعاني من أجل الشهادة وبسبب رفض الشهادة. في الأعداد الـ</w:t>
+      </w:r>
+      <w:r>
+        <w:rPr>
+          <w:rFonts w:hint="cs"/>
+          <w:rtl/>
+          <w:lang w:bidi="ar-EG"/>
+        </w:rPr>
+        <w:t xml:space="preserve"> </w:t>
+      </w:r>
+      <w:r>
+        <w:rPr>
+          <w:rFonts w:hint="cs"/>
+          <w:rtl/>
+          <w:lang w:bidi="ar-EG"/>
+        </w:rPr>
+        <w:t xml:space="preserve">19 الأولى </w:t>
+      </w:r>
+      <w:r>
+        <w:rPr>
+          <w:rFonts w:hint="cs"/>
+          <w:rtl/>
+          <w:lang w:bidi="ar-EG"/>
+        </w:rPr>
+        <w:t>من الإصحاح 3 يأتي التعبير بهذه الحالة. إنها بمجملها روح البقية وباستثناء الشعور الذي ذكرته آنفًا، هي ما نجد تعبيره في الكثير من المزامير. لقد اجتاز المسيح، إن شملنا الصليب فيما نتأمل فيه</w:t>
+      </w:r>
+      <w:r>
+        <w:rPr>
+          <w:rStyle w:val="FootnoteReference"/>
+          <w:rtl/>
+          <w:lang w:bidi="ar-EG"/>
+        </w:rPr>
+        <w:footnoteReference w:id="1"/>
+      </w:r>
+      <w:r>
+        <w:rPr>
+          <w:rFonts w:hint="cs"/>
+          <w:rtl/>
+          <w:lang w:bidi="ar-EG"/>
+        </w:rPr>
+        <w:t xml:space="preserve">، </w:t>
+      </w:r>
+      <w:r>
+        <w:rPr>
+          <w:rFonts w:hint="cs"/>
+          <w:rtl/>
+          <w:lang w:bidi="ar-EG"/>
+        </w:rPr>
+        <w:t xml:space="preserve">في جميعها فعلاً </w:t>
+      </w:r>
+      <w:r>
+        <w:rPr>
+          <w:rFonts w:hint="cs"/>
+          <w:rtl/>
+          <w:lang w:bidi="ar-EG"/>
+        </w:rPr>
+        <w:t>بنفسه</w:t>
+      </w:r>
+      <w:r>
+        <w:rPr>
+          <w:rFonts w:hint="cs"/>
+          <w:rtl/>
+          <w:lang w:bidi="ar-EG"/>
+        </w:rPr>
+        <w:t>.</w:t>
       </w:r>
     </w:p>
     <w:p>
       <w:pPr>
-        <w:jc w:val="both"/>
-        <w:rPr>
-          <w:rFonts w:ascii="Sakkal Majalla" w:hAnsi="Sakkal Majalla" w:cs="Sakkal Majalla"/>
-          <w:sz w:val="28"/>
-          <w:szCs w:val="28"/>
-          <w:rtl/>
-          <w:lang w:bidi="ar-AE"/>
+        <w:rPr>
+          <w:rtl/>
+          <w:lang w:bidi="ar-EG"/>
         </w:rPr>
       </w:pPr>
       <w:r>
         <w:rPr>
-          <w:rFonts w:ascii="Sakkal Majalla" w:hAnsi="Sakkal Majalla" w:cs="Sakkal Majalla" w:hint="cs"/>
-          <w:sz w:val="28"/>
-          <w:szCs w:val="28"/>
-          <w:rtl/>
-          <w:lang w:bidi="ar-AE"/>
-        </w:rPr>
-        <w:t xml:space="preserve">في الأسفار التالية سنرى نبوة وتاريخ معاملات الله وتطور الأحداث، التي آلت لتتميم مخططاته </w:t>
-      </w:r>
-      <w:r>
-        <w:rPr>
-          <w:rFonts w:ascii="Sakkal Majalla" w:hAnsi="Sakkal Majalla" w:cs="Sakkal Majalla"/>
-          <w:sz w:val="28"/>
-          <w:szCs w:val="28"/>
-          <w:rtl/>
-          <w:lang w:bidi="ar-AE"/>
-        </w:rPr>
-        <w:t>–</w:t>
-      </w:r>
-      <w:r>
-        <w:rPr>
-          <w:rFonts w:ascii="Sakkal Majalla" w:hAnsi="Sakkal Majalla" w:cs="Sakkal Majalla" w:hint="cs"/>
-          <w:sz w:val="28"/>
-          <w:szCs w:val="28"/>
-          <w:rtl/>
-          <w:lang w:bidi="ar-AE"/>
-        </w:rPr>
-        <w:t xml:space="preserve"> أول المبادئ، </w:t>
-      </w:r>
-      <w:r>
-        <w:rPr>
-          <w:rFonts w:ascii="Sakkal Majalla" w:hAnsi="Sakkal Majalla" w:cs="Sakkal Majalla" w:hint="cs"/>
-          <w:sz w:val="28"/>
-          <w:szCs w:val="28"/>
-          <w:rtl/>
-          <w:lang w:bidi="ar-AE"/>
-        </w:rPr>
-        <w:t>هي الموضوعة مكوناتها فيما يُستعرض لنا في هذا السفر. لأن سفر راعوث يشكل نوعًا من الوساطة ما بين سقوط إسرائيل تحت حكومة الله المباشرة وتتميم مواعيدها في المستقبل.</w:t>
+          <w:rFonts w:hint="cs"/>
+          <w:rtl/>
+          <w:lang w:bidi="ar-EG"/>
+        </w:rPr>
+        <w:t>يتكلم النبي</w:t>
+      </w:r>
+      <w:r>
+        <w:rPr>
+          <w:rFonts w:hint="cs"/>
+          <w:rtl/>
+          <w:lang w:bidi="ar-EG"/>
+        </w:rPr>
+        <w:t xml:space="preserve"> كمَن حمل في قلبه حزنًا شديدًا على ما أوقعه الرب على أورشليم؛ لكنه شعر به كشخص يعرف الله أنه إلهه، حتى أنه اختبر ما يعنيه بأن يكون موضوع غضب الله. هو تألم مع أورشليم، وهو تألم لأجل أورشليم. لكن واقع علاقته هذه بالرب حفظته</w:t>
+      </w:r>
+      <w:r>
+        <w:rPr>
+          <w:rFonts w:hint="cs"/>
+          <w:rtl/>
+          <w:lang w:bidi="ar-EG"/>
+        </w:rPr>
+        <w:t xml:space="preserve"> من جانب واحد</w:t>
+      </w:r>
+      <w:r>
+        <w:rPr>
+          <w:rFonts w:hint="cs"/>
+          <w:rtl/>
+          <w:lang w:bidi="ar-EG"/>
+        </w:rPr>
+        <w:t xml:space="preserve"> بينما جعلته في جانب </w:t>
+      </w:r>
+      <w:r>
+        <w:rPr>
+          <w:rFonts w:hint="cs"/>
+          <w:rtl/>
+          <w:lang w:bidi="ar-EG"/>
+        </w:rPr>
+        <w:t>آخر</w:t>
+      </w:r>
+      <w:r>
+        <w:rPr>
+          <w:rFonts w:hint="cs"/>
+          <w:rtl/>
+          <w:lang w:bidi="ar-EG"/>
+        </w:rPr>
+        <w:t xml:space="preserve"> يشعر </w:t>
+      </w:r>
+      <w:r>
+        <w:rPr>
+          <w:rFonts w:hint="cs"/>
+          <w:rtl/>
+          <w:lang w:bidi="ar-EG"/>
+        </w:rPr>
+        <w:t>ب</w:t>
+      </w:r>
+      <w:r>
+        <w:rPr>
+          <w:rFonts w:hint="cs"/>
+          <w:rtl/>
+          <w:lang w:bidi="ar-EG"/>
+        </w:rPr>
+        <w:t>الحزن الشديد</w:t>
+      </w:r>
+      <w:r>
+        <w:rPr>
+          <w:rFonts w:hint="cs"/>
+          <w:rtl/>
+          <w:lang w:bidi="ar-EG"/>
+        </w:rPr>
+        <w:t xml:space="preserve"> (عدد 22). لقد ابتدأ بالشعور أنه في النهاية أفضل بكثير بأن يكون أمره مع الرب، مع أنه من ناحية أخرى هذا الحدث بالذات جعل الأمر أكثر ألمًا.</w:t>
+      </w:r>
+      <w:r>
+        <w:rPr>
+          <w:rFonts w:hint="cs"/>
+          <w:rtl/>
+          <w:lang w:bidi="ar-EG"/>
+        </w:rPr>
+        <w:t xml:space="preserve"> هو يشعر بأنه جيد بأن يحزن وأن ينتظر الرب، الذي يضرب؛ لأنه</w:t>
+      </w:r>
+      <w:r>
+        <w:rPr>
+          <w:rFonts w:hint="cs"/>
+          <w:rtl/>
+          <w:lang w:bidi="ar-EG"/>
+        </w:rPr>
+        <w:t xml:space="preserve"> </w:t>
+      </w:r>
+      <w:r>
+        <w:rPr>
+          <w:rtl/>
+          <w:lang w:bidi="ar-EG"/>
+        </w:rPr>
+        <w:t>لاَ يَرْفُضُ</w:t>
+      </w:r>
+      <w:r>
+        <w:rPr>
+          <w:rFonts w:hint="cs"/>
+          <w:rtl/>
+          <w:lang w:bidi="ar-EG"/>
+        </w:rPr>
+        <w:t xml:space="preserve"> (يرذل)</w:t>
+      </w:r>
+      <w:r>
+        <w:rPr>
+          <w:rtl/>
+          <w:lang w:bidi="ar-EG"/>
+        </w:rPr>
+        <w:t xml:space="preserve"> إِلَى الأَبَدِ</w:t>
+      </w:r>
+      <w:r>
+        <w:rPr>
+          <w:rFonts w:hint="cs"/>
+          <w:rtl/>
+          <w:lang w:bidi="ar-EG"/>
+        </w:rPr>
+        <w:t xml:space="preserve">. هو لا يصب غضبه من قلبه، وإنما لأنه أمر محتوم. لماذا يشتكي من معاقبة الخطايا؟ لقد كان من الأفضل الرجوع إلى الرب. هو يشجّع إسرائيل بأن يفعل هكذا، وبينما كان يذكر ضيق شعبه الحزين كان الإيمان </w:t>
+      </w:r>
+      <w:r>
+        <w:rPr>
+          <w:rFonts w:hint="cs"/>
+          <w:rtl/>
+          <w:lang w:bidi="ar-EG"/>
+        </w:rPr>
+        <w:t>يعمل</w:t>
+      </w:r>
+      <w:r>
+        <w:rPr>
+          <w:rFonts w:hint="cs"/>
+          <w:rtl/>
+          <w:lang w:bidi="ar-EG"/>
+        </w:rPr>
+        <w:t xml:space="preserve"> إلى</w:t>
+      </w:r>
+      <w:r>
+        <w:rPr>
+          <w:rFonts w:hint="cs"/>
+          <w:rtl/>
+          <w:lang w:bidi="ar-EG"/>
+        </w:rPr>
+        <w:t xml:space="preserve"> أن</w:t>
+      </w:r>
+      <w:r>
+        <w:rPr>
+          <w:rFonts w:hint="cs"/>
+          <w:rtl/>
+          <w:lang w:bidi="ar-EG"/>
+        </w:rPr>
+        <w:t xml:space="preserve"> </w:t>
+      </w:r>
+      <w:r>
+        <w:rPr>
+          <w:rFonts w:hint="cs"/>
+          <w:rtl/>
+          <w:lang w:bidi="ar-EG"/>
+        </w:rPr>
+        <w:t>ي</w:t>
+      </w:r>
+      <w:r>
+        <w:rPr>
+          <w:rFonts w:hint="cs"/>
+          <w:rtl/>
+          <w:lang w:bidi="ar-EG"/>
+        </w:rPr>
+        <w:t xml:space="preserve">تدخّل الرب. حسن هو الأمر عندما نشعر بمثل هذا الضيق؛ </w:t>
+      </w:r>
+      <w:r>
+        <w:rPr>
+          <w:rFonts w:hint="cs"/>
+          <w:rtl/>
+          <w:lang w:bidi="ar-EG"/>
+        </w:rPr>
+        <w:t xml:space="preserve">الضرر الوحيد سيكون إن أعطى مجالاً لإضعاف </w:t>
+      </w:r>
+      <w:r>
+        <w:rPr>
+          <w:rFonts w:hint="cs"/>
+          <w:rtl/>
+          <w:lang w:bidi="ar-EG"/>
+        </w:rPr>
+        <w:t>ثقتنا</w:t>
+      </w:r>
+      <w:r>
+        <w:rPr>
+          <w:rFonts w:hint="cs"/>
+          <w:rtl/>
+          <w:lang w:bidi="ar-EG"/>
+        </w:rPr>
+        <w:t xml:space="preserve"> </w:t>
+      </w:r>
+      <w:r>
+        <w:rPr>
+          <w:rFonts w:hint="cs"/>
+          <w:rtl/>
+          <w:lang w:bidi="ar-EG"/>
+        </w:rPr>
+        <w:t>بالرب</w:t>
+      </w:r>
+      <w:r>
+        <w:rPr>
+          <w:rFonts w:hint="cs"/>
+          <w:rtl/>
+          <w:lang w:bidi="ar-EG"/>
+        </w:rPr>
+        <w:t>.</w:t>
       </w:r>
     </w:p>
     <w:p>
       <w:pPr>
-        <w:jc w:val="both"/>
-        <w:rPr>
-          <w:rFonts w:ascii="Sakkal Majalla" w:hAnsi="Sakkal Majalla" w:cs="Sakkal Majalla"/>
-          <w:sz w:val="28"/>
-          <w:szCs w:val="28"/>
-          <w:rtl/>
-          <w:lang w:bidi="ar-AE"/>
+        <w:rPr>
+          <w:rtl/>
+          <w:lang w:bidi="ar-EG"/>
         </w:rPr>
       </w:pPr>
       <w:r>
         <w:rPr>
-          <w:rFonts w:ascii="Sakkal Majalla" w:hAnsi="Sakkal Majalla" w:cs="Sakkal Majalla" w:hint="cs"/>
-          <w:sz w:val="28"/>
-          <w:szCs w:val="28"/>
-          <w:rtl/>
-          <w:lang w:bidi="ar-AE"/>
-        </w:rPr>
-        <w:t>النبوة، التي تكشف عن هذه المقاصد وتسلم البرهان الأدبي لهذا السقوط، تبدأ بصموئيل</w:t>
-      </w:r>
-      <w:r>
-        <w:rPr>
-          <w:rFonts w:ascii="Sakkal Majalla" w:hAnsi="Sakkal Majalla" w:cs="Sakkal Majalla" w:hint="cs"/>
-          <w:sz w:val="28"/>
-          <w:szCs w:val="28"/>
-          <w:rtl/>
-          <w:lang w:bidi="ar-AE"/>
-        </w:rPr>
-        <w:t>؛ نحن نستعلم ذلك من الرسول بطرس، وأيضًا، بأن المسيح هو موضوع النبوة (أنظر أعمال الرسل 3: 24).</w:t>
+          <w:rFonts w:hint="cs"/>
+          <w:rtl/>
+          <w:lang w:bidi="ar-EG"/>
+        </w:rPr>
+        <w:t>يستعيد النبي ضيقة أورشليم إلى ذاكرته، وبذكره الصورة التي حصل فيها على معونة استخدم اللطف الذي لاقاه ليشدد ثقته بأن الله سيُظهر للشعب</w:t>
+      </w:r>
+      <w:r>
+        <w:rPr>
+          <w:rFonts w:hint="cs"/>
+          <w:rtl/>
+          <w:lang w:bidi="ar-EG"/>
+        </w:rPr>
+        <w:t xml:space="preserve"> هذا اللطف بعينه. وفيما يتعلق بالمتكبرين والمستهترين الذين رفضوا الحق، الذين ظهرت عداوتهم لله في العداء نحو حاملي كلمته، فإنه يُنادي بإيقاع قضاء الله عليهم</w:t>
+      </w:r>
+      <w:r>
+        <w:rPr>
+          <w:rStyle w:val="FootnoteReference"/>
+          <w:rtl/>
+          <w:lang w:bidi="ar-EG"/>
+        </w:rPr>
+        <w:footnoteReference w:id="2"/>
+      </w:r>
+      <w:r>
+        <w:rPr>
+          <w:rFonts w:hint="cs"/>
+          <w:rtl/>
+          <w:lang w:bidi="ar-EG"/>
+        </w:rPr>
+        <w:t>. وإذ كان قد تعزّى بالروح بامتلاء قلبه باليقين</w:t>
+      </w:r>
+      <w:r>
+        <w:rPr>
+          <w:rFonts w:hint="cs"/>
+          <w:rtl/>
+          <w:lang w:bidi="ar-EG"/>
+        </w:rPr>
+        <w:t xml:space="preserve"> بأن ما جعل الحزن شديدًا (أي أن الشؤم كان قد أتى من عند الرب) هو بذاته كان عزاء القلب، استطاع ارمياء التوجه إلى الحُزن بذاته إذ تطلّع إلى كل مدى أبعاده، والذي ما كان خوف نفسه سيسمح له بأن يدركه</w:t>
+      </w:r>
+      <w:r>
+        <w:rPr>
+          <w:rFonts w:hint="cs"/>
+          <w:rtl/>
+          <w:lang w:bidi="ar-EG"/>
+        </w:rPr>
+        <w:t xml:space="preserve"> إلى أن قدر الوصول إلى مصدره الحقيقي. الآن هو له القدرة، وإن كان في ألم عميق، ولكن بأكثر هدوء أن يدخل في التفاصيل، لأن قلبه موجود في حضرة الله. إن الشعور بالاضطراب والألم في فكرة إيقاع الله القضاء على الذين يحبهم، ليس خاطئ، مع أنه في وضع ارمياء كان قلبه يضلّه أحيانًا.</w:t>
       </w:r>
     </w:p>
     <w:p>
       <w:pPr>
-        <w:jc w:val="both"/>
-        <w:rPr>
-          <w:rFonts w:ascii="Sakkal Majalla" w:hAnsi="Sakkal Majalla" w:cs="Sakkal Majalla"/>
-          <w:sz w:val="28"/>
-          <w:szCs w:val="28"/>
-          <w:rtl/>
-          <w:lang w:bidi="ar-AE"/>
-        </w:rPr>
-        <w:sectPr>
-          <w:pgSz w:w="11906" w:h="16838"/>
-          <w:pgMar w:top="1440" w:right="1800" w:bottom="1440" w:left="1800" w:header="708" w:footer="708" w:gutter="0"/>
-          <w:cols w:space="708"/>
-          <w:bidi/>
-          <w:rtlGutter/>
-          <w:docGrid w:linePitch="360"/>
-        </w:sectPr>
+        <w:rPr>
+          <w:rtl/>
+          <w:lang w:bidi="ar-EG"/>
+        </w:rPr>
       </w:pPr>
       <w:r>
         <w:rPr>
-          <w:rFonts w:ascii="Sakkal Majalla" w:hAnsi="Sakkal Majalla" w:cs="Sakkal Majalla" w:hint="cs"/>
-          <w:sz w:val="28"/>
-          <w:szCs w:val="28"/>
-          <w:rtl/>
-          <w:lang w:bidi="ar-AE"/>
+          <w:rFonts w:hint="cs"/>
+          <w:rtl/>
+          <w:lang w:bidi="ar-EG"/>
+        </w:rPr>
+        <w:t>من الصحيح بأن نحزن وأن نكون كالمغلوب على أمره، عندما يقطع الله ليس العلاقة بالذات، ولكن صلته الحاضرة بمَن كان موضوع لطفه وحمل اسم الله وشهادته. المسيح شعر بهذا في نفسه، غير أن الألم امتد لديه إلى ما هو أبعد من ذلك: "</w:t>
+      </w:r>
+      <w:r>
+        <w:rPr>
+          <w:rtl/>
+          <w:lang w:bidi="ar-EG"/>
+        </w:rPr>
+        <w:t>اَلآنَ نَفْسِي قَدِ اضْطَرَبَتْ. وَمَاذَا أَقُولُ؟ أَيُّهَا الآبُ نَجِّنِي مِنْ هذِهِ السَّاعَةِ</w:t>
+      </w:r>
+      <w:r>
+        <w:rPr>
+          <w:rFonts w:hint="cs"/>
+          <w:rtl/>
+          <w:lang w:bidi="ar-EG"/>
+        </w:rPr>
+        <w:t>!"</w:t>
+      </w:r>
+      <w:r>
+        <w:rPr>
+          <w:rFonts w:hint="cs"/>
+          <w:rtl/>
+          <w:lang w:bidi="ar-EG"/>
+        </w:rPr>
+        <w:t xml:space="preserve"> فقط في المسيح كل شيء كامل؛ وعند شعوره بعُمق الألم بكمال، بحيث يصبح موضوع محبة الله موضوع قضاءه </w:t>
+      </w:r>
+      <w:r>
+        <w:rPr>
+          <w:rtl/>
+          <w:lang w:bidi="ar-EG"/>
+        </w:rPr>
+        <w:t>–</w:t>
+      </w:r>
+      <w:r>
+        <w:rPr>
+          <w:rFonts w:hint="cs"/>
+          <w:rtl/>
+          <w:lang w:bidi="ar-EG"/>
+        </w:rPr>
+        <w:t xml:space="preserve"> وهو </w:t>
+      </w:r>
+      <w:r>
+        <w:rPr>
+          <w:rFonts w:hint="cs"/>
+          <w:rtl/>
+          <w:lang w:bidi="ar-EG"/>
+        </w:rPr>
+        <w:t>ال</w:t>
+      </w:r>
+      <w:r>
+        <w:rPr>
+          <w:rFonts w:hint="cs"/>
+          <w:rtl/>
+          <w:lang w:bidi="ar-EG"/>
+        </w:rPr>
+        <w:t xml:space="preserve">شعور بحزن لا مثيل له، إذ هو يرى هذه الحقيقة بحسب كمال طرق الله أيضًا </w:t>
+      </w:r>
+      <w:r>
+        <w:rPr>
+          <w:rtl/>
+          <w:lang w:bidi="ar-EG"/>
+        </w:rPr>
+        <w:t>–</w:t>
+      </w:r>
+      <w:r>
+        <w:rPr>
+          <w:rFonts w:hint="cs"/>
+          <w:rtl/>
+          <w:lang w:bidi="ar-EG"/>
+        </w:rPr>
+        <w:t xml:space="preserve"> فقد قال: "</w:t>
+      </w:r>
+      <w:r>
+        <w:rPr>
+          <w:rtl/>
         </w:rPr>
         <w:t xml:space="preserve"> </w:t>
       </w:r>
       <w:r>
         <w:rPr>
-          <w:rFonts w:ascii="Sakkal Majalla" w:hAnsi="Sakkal Majalla" w:cs="Sakkal Majalla" w:hint="cs"/>
-          <w:sz w:val="28"/>
-          <w:szCs w:val="28"/>
-          <w:rtl/>
-          <w:lang w:bidi="ar-AE"/>
-        </w:rPr>
-        <w:t>عالي، القاضي والكاهن الأخير، يفارق</w:t>
-      </w:r>
-      <w:r>
-        <w:rPr>
-          <w:rFonts w:ascii="Sakkal Majalla" w:hAnsi="Sakkal Majalla" w:cs="Sakkal Majalla" w:hint="cs"/>
-          <w:sz w:val="28"/>
-          <w:szCs w:val="28"/>
-          <w:rtl/>
-          <w:lang w:bidi="ar-AE"/>
-        </w:rPr>
-        <w:t xml:space="preserve"> الحياة</w:t>
-      </w:r>
-      <w:r>
-        <w:rPr>
-          <w:rFonts w:ascii="Sakkal Majalla" w:hAnsi="Sakkal Majalla" w:cs="Sakkal Majalla" w:hint="cs"/>
-          <w:sz w:val="28"/>
-          <w:szCs w:val="28"/>
-          <w:rtl/>
-          <w:lang w:bidi="ar-AE"/>
-        </w:rPr>
-        <w:t>؛ وعائلته قُطعت؛ تابوت العهد أخذه الفلسطينيون، وصموئيل، الذي كرّسه الله بطريقة جديدة وغير مألوفة، ظهر بشهادة خاصة عن الرب.</w:t>
+          <w:rtl/>
+          <w:lang w:bidi="ar-EG"/>
+        </w:rPr>
+        <w:t>وَلكِنْ لأَجْلِ هذَا أَتَيْتُ إِلَى هذِهِ السَّاعَةِ 28 أَيُّهَا الآبُ مَجِّدِ اسْمَكَ!»</w:t>
+      </w:r>
+      <w:r>
+        <w:rPr>
+          <w:rFonts w:hint="cs"/>
+          <w:rtl/>
+          <w:lang w:bidi="ar-EG"/>
+        </w:rPr>
+        <w:t xml:space="preserve">" هو حتمًا كان بنفسه موضوع كل </w:t>
+      </w:r>
+      <w:r>
+        <w:rPr>
+          <w:rFonts w:hint="cs"/>
+          <w:rtl/>
+          <w:lang w:bidi="ar-EG"/>
+        </w:rPr>
+        <w:t>مودة</w:t>
+      </w:r>
+      <w:r>
+        <w:rPr>
+          <w:rFonts w:hint="cs"/>
+          <w:rtl/>
+          <w:lang w:bidi="ar-EG"/>
+        </w:rPr>
+        <w:t xml:space="preserve"> الله</w:t>
+      </w:r>
+      <w:r>
+        <w:rPr>
+          <w:rFonts w:hint="cs"/>
+          <w:rtl/>
+          <w:lang w:bidi="ar-EG"/>
+        </w:rPr>
+        <w:t xml:space="preserve"> ولهذا (إن كان القضاء سيمجّد الله) أيضًا كان موضوع القضاء الكامل، أي الترك الكامل من الله. إن الفظيع في هذه الفكرة يكمن في أن تبديل مكانته في علاقته بالله، بما يتفق مع كمال العلاقة التي كان فيها، لم يكن مشروطًا وكان في كمال.</w:t>
+      </w:r>
+      <w:r>
+        <w:rPr>
+          <w:rFonts w:hint="cs"/>
+          <w:rtl/>
+          <w:lang w:bidi="ar-EG"/>
+        </w:rPr>
+        <w:t xml:space="preserve"> هو احتمل الترك من الله، بدلاً من أن يتمتع باللطف اللامتناهي الذي عرفه.</w:t>
       </w:r>
     </w:p>
     <w:p>
       <w:pPr>
-        <w:jc w:val="both"/>
-        <w:rPr>
-          <w:rFonts w:ascii="Sakkal Majalla" w:hAnsi="Sakkal Majalla" w:cs="Sakkal Majalla"/>
-          <w:sz w:val="28"/>
-          <w:szCs w:val="28"/>
-          <w:lang w:bidi="ar-AE"/>
+        <w:rPr>
+          <w:rtl/>
+          <w:lang w:bidi="ar-EG"/>
         </w:rPr>
       </w:pPr>
+      <w:r>
+        <w:rPr>
+          <w:rFonts w:hint="cs"/>
+          <w:rtl/>
+          <w:lang w:bidi="ar-EG"/>
+        </w:rPr>
+        <w:t xml:space="preserve">بالنسبة لأورشليم كان الأمر متشابهًا بعض الشيء؛ وارمياء الذي شعر </w:t>
+      </w:r>
+      <w:r>
+        <w:rPr>
+          <w:rFonts w:hint="cs"/>
+          <w:rtl/>
+          <w:lang w:bidi="ar-EG"/>
+        </w:rPr>
+        <w:t xml:space="preserve">من خلال </w:t>
+      </w:r>
+      <w:r>
+        <w:rPr>
+          <w:rFonts w:hint="cs"/>
+          <w:rtl/>
+          <w:lang w:bidi="ar-EG"/>
+        </w:rPr>
+        <w:t xml:space="preserve">روح المسيح </w:t>
+      </w:r>
+      <w:proofErr w:type="spellStart"/>
+      <w:r>
+        <w:rPr>
+          <w:rFonts w:hint="cs"/>
+          <w:rtl/>
+          <w:lang w:bidi="ar-EG"/>
+        </w:rPr>
+        <w:t>بغلاوة</w:t>
+      </w:r>
+      <w:proofErr w:type="spellEnd"/>
+      <w:r>
+        <w:rPr>
+          <w:rFonts w:hint="cs"/>
+          <w:rtl/>
+          <w:lang w:bidi="ar-EG"/>
+        </w:rPr>
+        <w:t xml:space="preserve"> هذه العلاقة وقد دخل فيها كمَن كان متشاركًا بها</w:t>
+      </w:r>
+      <w:r>
+        <w:rPr>
+          <w:rFonts w:hint="cs"/>
+          <w:rtl/>
+          <w:lang w:bidi="ar-EG"/>
+        </w:rPr>
+        <w:t>، تألم مع ما قاضاه الله. ولكن كان ينبغي عليه، مع أنه كان منقادًا بروح المسيح، أن يعود ويجد أولاً اتزان نفسه؛ فلقد كان عليه أن يطلب الرب</w:t>
+      </w:r>
+      <w:r>
+        <w:rPr>
+          <w:rFonts w:hint="cs"/>
+          <w:rtl/>
+          <w:lang w:bidi="ar-EG"/>
+        </w:rPr>
+        <w:t xml:space="preserve"> ليُدخله في الحزن وسط كل مآسيه الشخصية وتأثرات قلبه الحقيقية والإنسانية التي زعزعتها الظروف وطرحتها أرضًا. هو اتّحد مع أورشليم مستندًا على مكانتها أمام الله، وليس كما فعل ربنا المجيد، فقط لله وحده لا سواه وبصفته الله. </w:t>
+      </w:r>
+      <w:r>
+        <w:rPr>
+          <w:rFonts w:hint="cs"/>
+          <w:rtl/>
+          <w:lang w:bidi="ar-EG"/>
+        </w:rPr>
+        <w:t>لقد كان هنالك موضوع (وهو موضوع كان محبوبًا من الله) بين نفسه والله، الذي لم يحب في الله فقط وبمحبة الله. إلا أن الأساس الصحيح كان موجودًا، وقد وجد الرب، على الرغم من الحزن</w:t>
+      </w:r>
+      <w:r>
+        <w:rPr>
+          <w:rFonts w:hint="cs"/>
+          <w:rtl/>
+          <w:lang w:bidi="ar-EG"/>
+        </w:rPr>
+        <w:t xml:space="preserve"> </w:t>
+      </w:r>
+      <w:r>
+        <w:rPr>
+          <w:rFonts w:hint="cs"/>
+          <w:rtl/>
+          <w:lang w:bidi="ar-EG"/>
+        </w:rPr>
+        <w:t>أولاً</w:t>
+      </w:r>
+      <w:r>
+        <w:rPr>
+          <w:rFonts w:hint="cs"/>
+          <w:rtl/>
+          <w:lang w:bidi="ar-EG"/>
+        </w:rPr>
+        <w:t xml:space="preserve">، ولكن بعد ذلك على الفور في الحزن بحد ذاته أيضًا، </w:t>
+      </w:r>
+      <w:r>
+        <w:rPr>
+          <w:rFonts w:hint="cs"/>
+          <w:rtl/>
+          <w:lang w:bidi="ar-EG"/>
+        </w:rPr>
+        <w:t>و</w:t>
+      </w:r>
+      <w:r>
+        <w:rPr>
+          <w:rFonts w:hint="cs"/>
+          <w:rtl/>
+          <w:lang w:bidi="ar-EG"/>
+        </w:rPr>
+        <w:t>في الحال هدأت نفسه، ليس من الحزن، وإنما في الحزن بواسطة قوة الله. لقد قال المسيح: "</w:t>
+      </w:r>
+      <w:r>
+        <w:rPr>
+          <w:rtl/>
+        </w:rPr>
+        <w:t xml:space="preserve"> </w:t>
+      </w:r>
+      <w:r>
+        <w:rPr>
+          <w:rtl/>
+          <w:lang w:bidi="ar-EG"/>
+        </w:rPr>
+        <w:t xml:space="preserve">كَمْ مَرَّةٍ أَرَدْتُ أَنْ أَجْمَعَ أَوْلاَدَكِ </w:t>
+      </w:r>
+      <w:r>
+        <w:rPr>
+          <w:rFonts w:hint="cs"/>
+          <w:rtl/>
+          <w:lang w:bidi="ar-EG"/>
+        </w:rPr>
+        <w:t xml:space="preserve">إلخ..." هذه كانت محبة الله. ارمياء اعترف بالخطية وكان مديونًا بالاعتراف بها. لكن هذه الفكرة </w:t>
+      </w:r>
+      <w:r>
+        <w:rPr>
+          <w:rFonts w:hint="cs"/>
+          <w:rtl/>
+          <w:lang w:bidi="ar-EG"/>
+        </w:rPr>
+        <w:t>تغيّر من طابع العواطف في هذا الحد (انظر مراثي 1: 19، 20).</w:t>
+      </w:r>
+    </w:p>
+    <w:p>
+      <w:pPr>
+        <w:rPr>
+          <w:rtl/>
+          <w:lang w:bidi="ar-EG"/>
+        </w:rPr>
+      </w:pPr>
+      <w:r>
+        <w:rPr>
+          <w:rFonts w:hint="cs"/>
+          <w:rtl/>
+          <w:lang w:bidi="ar-EG"/>
+        </w:rPr>
+        <w:t>المسيح لم يطلب المعونة ولا بأي حال من الأحوال كما لو كان هو بنفسه مساهمًا في القضية. حزنه كان حقيقيًا بكل معنى الكلمة وهو شعر به بمفرده دون سواه (</w:t>
+      </w:r>
+      <w:r>
+        <w:rPr>
+          <w:rFonts w:hint="cs"/>
+          <w:rtl/>
+          <w:lang w:bidi="ar-EG"/>
+        </w:rPr>
+        <w:t xml:space="preserve">لقد كان أعمق بكثير، لأنه مَن كان يستطيع التشارك فيه؟)، ولكن بكمال، إذ كان قد حلّ عليه </w:t>
+      </w:r>
+      <w:r>
+        <w:rPr>
+          <w:rFonts w:hint="cs"/>
+          <w:rtl/>
+          <w:lang w:bidi="ar-EG"/>
+        </w:rPr>
+        <w:t>وحده</w:t>
+      </w:r>
+      <w:r>
+        <w:rPr>
+          <w:rFonts w:hint="cs"/>
+          <w:rtl/>
+          <w:lang w:bidi="ar-EG"/>
+        </w:rPr>
+        <w:t xml:space="preserve">. </w:t>
+      </w:r>
+      <w:r>
+        <w:rPr>
+          <w:rFonts w:hint="cs"/>
+          <w:rtl/>
+          <w:lang w:bidi="ar-EG"/>
+        </w:rPr>
+        <w:t>لذا ففي يوحنا 12 حيث الأمر مرتبط به شخصيًا (لأن هذا الإنجيل يضع الكرمة القديمة جانبًا باعتبارها مرفوضة)، لا يمكنه أن يتمنى بأن تحلّ عليه ساعة الترك من الله؛ فلقد كان مجبرًا على أن يعتريه الخوف والاضطراب، ولأجل هذا استُجيب له أيضًا. لكنها مسألة بين</w:t>
+      </w:r>
+      <w:r>
+        <w:rPr>
+          <w:rFonts w:hint="cs"/>
+          <w:rtl/>
+          <w:lang w:bidi="ar-EG"/>
+        </w:rPr>
+        <w:t xml:space="preserve"> الله وبينه لوحده. لم تدخل أية فكرة أخرى فيما بينهما: كل ما تبقى له هو أن يتعامل مع الله وحده. آهٍ، لو </w:t>
+      </w:r>
+      <w:r>
+        <w:rPr>
+          <w:rFonts w:hint="cs"/>
+          <w:rtl/>
+          <w:lang w:bidi="ar-EG"/>
+        </w:rPr>
+        <w:t>اختلف الحال</w:t>
+      </w:r>
+      <w:r>
+        <w:rPr>
+          <w:rFonts w:hint="cs"/>
+          <w:rtl/>
+          <w:lang w:bidi="ar-EG"/>
+        </w:rPr>
+        <w:t xml:space="preserve"> لكان كل شيء قد ضاع. لكن كلا، نحن نرى هنا خضوع الإنسان الكامل التام، الذي سعى (وقد كان كل سعيه دون سواه) بأن يتمجد اسم الله بما يتفق مع كمال الله، بأن يتمجّد اسم الله مهما كان الثمن</w:t>
+      </w:r>
+      <w:r>
+        <w:rPr>
+          <w:rFonts w:hint="cs"/>
+          <w:rtl/>
+          <w:lang w:bidi="ar-EG"/>
+        </w:rPr>
+        <w:t xml:space="preserve">. هو لم يتصرف هنا كالله الذي حتمًا يجب أن يحافظ على كرامة اسمه، وإنما كشخص يُخضع نفسه لكل شيء، يضحي بنفسه لكيما يمجّد اسم الله. لأجل ذلك أخذ أيضًا كإنسان أسمى كرامة ومجد </w:t>
+      </w:r>
+      <w:r>
+        <w:rPr>
+          <w:rtl/>
+          <w:lang w:bidi="ar-EG"/>
+        </w:rPr>
+        <w:t>–</w:t>
+      </w:r>
+      <w:r>
+        <w:rPr>
+          <w:rFonts w:hint="cs"/>
+          <w:rtl/>
+          <w:lang w:bidi="ar-EG"/>
+        </w:rPr>
+        <w:t xml:space="preserve"> سر فيه كل العجب سيجعل مجد الله يلمع بنوره من الأزل إلى الأبد.</w:t>
+      </w:r>
+    </w:p>
+    <w:p>
+      <w:pPr>
+        <w:rPr>
+          <w:rtl/>
+          <w:lang w:bidi="ar-EG"/>
+        </w:rPr>
+      </w:pPr>
+      <w:hyperlink r:id="rId7" w:history="1">
+        <w:r>
+          <w:rPr>
+            <w:rStyle w:val="Hyperlink"/>
+            <w:rFonts w:hint="cs"/>
+            <w:rtl/>
+            <w:lang w:bidi="ar-EG"/>
+          </w:rPr>
+          <w:t>الإصحاح 4</w:t>
+        </w:r>
+      </w:hyperlink>
+    </w:p>
+    <w:p>
+      <w:pPr>
+        <w:rPr>
+          <w:rtl/>
+          <w:lang w:bidi="ar-EG"/>
+        </w:rPr>
+      </w:pPr>
+      <w:r>
+        <w:rPr>
+          <w:rFonts w:hint="cs"/>
+          <w:rtl/>
+          <w:lang w:bidi="ar-EG"/>
+        </w:rPr>
+        <w:t>من بعدما أن وجد إرميا الرب في الضيق، يتفحص الآن ب</w:t>
+      </w:r>
+      <w:r>
+        <w:rPr>
+          <w:rFonts w:hint="cs"/>
+          <w:rtl/>
+          <w:lang w:bidi="ar-EG"/>
+        </w:rPr>
+        <w:t>ُ</w:t>
+      </w:r>
+      <w:r>
+        <w:rPr>
+          <w:rFonts w:hint="cs"/>
+          <w:rtl/>
+          <w:lang w:bidi="ar-EG"/>
+        </w:rPr>
+        <w:t>عده بهدوء. إن هذا وحده لعزاء. لأنه مع كل</w:t>
+      </w:r>
+      <w:r>
+        <w:rPr>
+          <w:rFonts w:hint="cs"/>
+          <w:rtl/>
+          <w:lang w:bidi="ar-EG"/>
+        </w:rPr>
+        <w:t xml:space="preserve"> شيء فالرب الذي لا يتغير موجود ليعزي قلبه. هذا هو موضوع الإصحاح 4. النبي يستعيد إلى ذاكرته كل شيء ويقارن ما كانت</w:t>
+      </w:r>
+      <w:r>
+        <w:rPr>
+          <w:rFonts w:hint="cs"/>
+          <w:rtl/>
+          <w:lang w:bidi="ar-EG"/>
+        </w:rPr>
+        <w:t xml:space="preserve"> عليه</w:t>
+      </w:r>
+      <w:r>
+        <w:rPr>
+          <w:rFonts w:hint="cs"/>
+          <w:rtl/>
+          <w:lang w:bidi="ar-EG"/>
+        </w:rPr>
+        <w:t xml:space="preserve"> أورشليم في الماضي عندما كانت تحت بركة الرب، بما قد أثّر به غضبه. هو لم يعد مشغول بالظروف المحطمة للوضع الراهن فقط، وإنما كذلك بما كانت</w:t>
+      </w:r>
+      <w:r>
+        <w:rPr>
+          <w:rFonts w:hint="cs"/>
+          <w:rtl/>
+          <w:lang w:bidi="ar-EG"/>
+        </w:rPr>
+        <w:t xml:space="preserve"> عليه</w:t>
+      </w:r>
+      <w:r>
+        <w:rPr>
+          <w:rFonts w:hint="cs"/>
+          <w:rtl/>
+          <w:lang w:bidi="ar-EG"/>
+        </w:rPr>
+        <w:t xml:space="preserve"> أمام الله. </w:t>
+      </w:r>
+      <w:proofErr w:type="spellStart"/>
+      <w:r>
+        <w:rPr>
+          <w:rFonts w:hint="cs"/>
+          <w:rtl/>
+          <w:lang w:bidi="ar-EG"/>
+        </w:rPr>
+        <w:t>النذيرون</w:t>
+      </w:r>
+      <w:proofErr w:type="spellEnd"/>
+      <w:r>
+        <w:rPr>
+          <w:rFonts w:hint="cs"/>
+          <w:rtl/>
+          <w:lang w:bidi="ar-EG"/>
+        </w:rPr>
+        <w:t xml:space="preserve"> يمرون من أمام عين روحه؛ من ثم</w:t>
+      </w:r>
+      <w:r>
+        <w:rPr>
+          <w:rFonts w:hint="cs"/>
+          <w:rtl/>
+          <w:lang w:bidi="ar-EG"/>
+        </w:rPr>
+        <w:t xml:space="preserve"> ما كانت عليه أورشليم كمدينة الملك العظيم حتى في عيون أعداءها؛ كما ومسيح الرب الذي كان </w:t>
+      </w:r>
+      <w:r>
+        <w:rPr>
+          <w:rtl/>
+          <w:lang w:bidi="ar-EG"/>
+        </w:rPr>
+        <w:t xml:space="preserve">الشعب </w:t>
+      </w:r>
+      <w:r>
+        <w:rPr>
+          <w:rFonts w:hint="cs"/>
+          <w:rtl/>
+          <w:lang w:bidi="ar-EG"/>
+        </w:rPr>
+        <w:t xml:space="preserve">سيحيا تحت ظله (كما </w:t>
+      </w:r>
+      <w:r>
+        <w:rPr>
+          <w:rFonts w:hint="cs"/>
+          <w:rtl/>
+          <w:lang w:bidi="ar-EG"/>
+        </w:rPr>
+        <w:t>سبق</w:t>
+      </w:r>
+      <w:r>
+        <w:rPr>
+          <w:rFonts w:hint="cs"/>
+          <w:rtl/>
+          <w:lang w:bidi="ar-EG"/>
+        </w:rPr>
+        <w:t xml:space="preserve"> </w:t>
+      </w:r>
+      <w:r>
+        <w:rPr>
+          <w:rFonts w:hint="cs"/>
+          <w:rtl/>
+          <w:lang w:bidi="ar-EG"/>
+        </w:rPr>
+        <w:t>و</w:t>
+      </w:r>
+      <w:r>
+        <w:rPr>
+          <w:rFonts w:hint="cs"/>
+          <w:rtl/>
+          <w:lang w:bidi="ar-EG"/>
+        </w:rPr>
+        <w:t xml:space="preserve">رأينا)، وبالرغم من ذلك حكمت الأمم والذي كان قد استؤسر </w:t>
+      </w:r>
+      <w:r>
+        <w:rPr>
+          <w:rFonts w:hint="cs"/>
+          <w:rtl/>
+          <w:lang w:bidi="ar-EG"/>
+        </w:rPr>
+        <w:t xml:space="preserve">هو </w:t>
+      </w:r>
+      <w:r>
+        <w:rPr>
+          <w:rFonts w:hint="cs"/>
+          <w:rtl/>
+          <w:lang w:bidi="ar-EG"/>
+        </w:rPr>
+        <w:t xml:space="preserve">الآن في حُفره كغنيمة الصياد. </w:t>
+      </w:r>
+      <w:r>
+        <w:rPr>
+          <w:rFonts w:hint="cs"/>
+          <w:rtl/>
+          <w:lang w:bidi="ar-EG"/>
+        </w:rPr>
+        <w:t>لكن روح عبد الله الحزينة الذي يحمل عبء شعبه لا يقدّر الآن</w:t>
+      </w:r>
+      <w:r>
+        <w:rPr>
+          <w:rtl/>
+        </w:rPr>
+        <w:t xml:space="preserve"> </w:t>
+      </w:r>
+      <w:r>
+        <w:rPr>
+          <w:rtl/>
+          <w:lang w:bidi="ar-EG"/>
+        </w:rPr>
+        <w:t>فقط</w:t>
+      </w:r>
+      <w:r>
+        <w:rPr>
+          <w:rFonts w:hint="cs"/>
+          <w:rtl/>
+          <w:lang w:bidi="ar-EG"/>
+        </w:rPr>
+        <w:t xml:space="preserve"> الحزن الذي يحنيه حق تقدير، وإنما يقدّر أيضًا مكانة أعداء أورشليم ومكانة المدينة المحبوبة. إن كأس غضب الله يجب أن يصل إلى </w:t>
+      </w:r>
+      <w:proofErr w:type="spellStart"/>
+      <w:r>
+        <w:rPr>
+          <w:rFonts w:hint="cs"/>
+          <w:rtl/>
+          <w:lang w:bidi="ar-EG"/>
+        </w:rPr>
+        <w:t>آدوم</w:t>
+      </w:r>
+      <w:proofErr w:type="spellEnd"/>
+      <w:r>
+        <w:rPr>
+          <w:rFonts w:hint="cs"/>
+          <w:rtl/>
+          <w:lang w:bidi="ar-EG"/>
+        </w:rPr>
+        <w:t xml:space="preserve"> الذي ابتهج الآن بخراب المدينة؛ وفيما تعلّق بصهيون، فمن دون أي شك شربت</w:t>
+      </w:r>
+      <w:r>
+        <w:rPr>
+          <w:rFonts w:hint="cs"/>
+          <w:rtl/>
+          <w:lang w:bidi="ar-EG"/>
+        </w:rPr>
+        <w:t xml:space="preserve"> الكأس إلى آخره؛ ولكن إذ أنها فعلت ذلك، فقد حدث هذا </w:t>
+      </w:r>
+      <w:proofErr w:type="gramStart"/>
+      <w:r>
+        <w:rPr>
+          <w:rFonts w:hint="cs"/>
+          <w:rtl/>
+          <w:lang w:bidi="ar-EG"/>
+        </w:rPr>
+        <w:t>لكي لا</w:t>
+      </w:r>
+      <w:proofErr w:type="gramEnd"/>
+      <w:r>
+        <w:rPr>
+          <w:rFonts w:hint="cs"/>
+          <w:rtl/>
+          <w:lang w:bidi="ar-EG"/>
+        </w:rPr>
+        <w:t xml:space="preserve"> تشربه ثانية. عقوبة خطيتها انتهت ولا يجب بأن تؤخذ للسبي</w:t>
+      </w:r>
+      <w:r>
+        <w:rPr>
+          <w:rtl/>
+        </w:rPr>
+        <w:t xml:space="preserve"> </w:t>
+      </w:r>
+      <w:r>
+        <w:rPr>
+          <w:rtl/>
+          <w:lang w:bidi="ar-EG"/>
+        </w:rPr>
+        <w:t>فيما بعد</w:t>
+      </w:r>
+      <w:r>
+        <w:rPr>
+          <w:rFonts w:hint="cs"/>
+          <w:rtl/>
+          <w:lang w:bidi="ar-EG"/>
+        </w:rPr>
+        <w:t>. بالنسبة لصهيون ف</w:t>
+      </w:r>
+      <w:r>
+        <w:rPr>
+          <w:rFonts w:hint="cs"/>
+          <w:rtl/>
+          <w:lang w:bidi="ar-EG"/>
+        </w:rPr>
+        <w:t xml:space="preserve">كل شيء كان </w:t>
+      </w:r>
+      <w:r>
+        <w:rPr>
+          <w:rFonts w:hint="cs"/>
+          <w:rtl/>
+          <w:lang w:bidi="ar-EG"/>
+        </w:rPr>
+        <w:t xml:space="preserve">قد انتهى؛ فلقد شربت الكأس الذي اعترفت به أنها كانت تستحقه (انظر مراثي ارمياء 4: 11؛ 1: 18 </w:t>
+      </w:r>
+      <w:r>
+        <w:rPr>
+          <w:rtl/>
+          <w:lang w:bidi="ar-EG"/>
+        </w:rPr>
+        <w:t>–</w:t>
+      </w:r>
+      <w:r>
+        <w:rPr>
+          <w:rFonts w:hint="cs"/>
+          <w:rtl/>
+          <w:lang w:bidi="ar-EG"/>
+        </w:rPr>
+        <w:t xml:space="preserve"> 20). لكن خطية </w:t>
+      </w:r>
+      <w:proofErr w:type="spellStart"/>
+      <w:r>
+        <w:rPr>
+          <w:rFonts w:hint="cs"/>
+          <w:rtl/>
+          <w:lang w:bidi="ar-EG"/>
+        </w:rPr>
+        <w:t>آدوم</w:t>
+      </w:r>
+      <w:proofErr w:type="spellEnd"/>
+      <w:r>
+        <w:rPr>
+          <w:rFonts w:hint="cs"/>
+          <w:rtl/>
+          <w:lang w:bidi="ar-EG"/>
+        </w:rPr>
+        <w:t xml:space="preserve"> المتعظمة كان يجب الكشف عنها؛ فالله كان يريد أن يفتقد ذنبها.</w:t>
+      </w:r>
+    </w:p>
+    <w:p>
+      <w:pPr>
+        <w:rPr>
+          <w:rtl/>
+          <w:lang w:bidi="ar-EG"/>
+        </w:rPr>
+      </w:pPr>
+      <w:hyperlink r:id="rId8" w:history="1">
+        <w:r>
+          <w:rPr>
+            <w:rStyle w:val="Hyperlink"/>
+            <w:rFonts w:hint="cs"/>
+            <w:rtl/>
+            <w:lang w:bidi="ar-EG"/>
+          </w:rPr>
+          <w:t>إصحاح 5</w:t>
+        </w:r>
+      </w:hyperlink>
+    </w:p>
+    <w:p>
+      <w:pPr>
+        <w:rPr>
+          <w:rtl/>
+          <w:lang w:bidi="ar-EG"/>
+        </w:rPr>
+      </w:pPr>
+      <w:r>
+        <w:rPr>
+          <w:rFonts w:hint="cs"/>
+          <w:rtl/>
+          <w:lang w:bidi="ar-EG"/>
+        </w:rPr>
+        <w:t>الآن باستطاعة النبي أن يعرض لله كل ضيقة الشعب كموضوع رحمته ونعمته. إنها خطوة إلى الأمام في درب مِحَن القلب العميقة هذه. إنه مع الله في سلام وموجود في محضره؛ فإننا لم نعُد نرى قلبًا يصارع مع ضيق في داخله. كل شيء أصبح معروف</w:t>
+      </w:r>
+      <w:r>
+        <w:rPr>
+          <w:rFonts w:hint="cs"/>
+          <w:rtl/>
+          <w:lang w:bidi="ar-EG"/>
+        </w:rPr>
+        <w:t>ًا</w:t>
+      </w:r>
+      <w:r>
+        <w:rPr>
+          <w:rFonts w:hint="cs"/>
+          <w:rtl/>
+          <w:lang w:bidi="ar-EG"/>
+        </w:rPr>
+        <w:t xml:space="preserve"> أمام الرب، أمام </w:t>
+      </w:r>
+      <w:r>
+        <w:rPr>
+          <w:rFonts w:hint="cs"/>
+          <w:rtl/>
+          <w:lang w:bidi="ar-EG"/>
+        </w:rPr>
+        <w:t>ال</w:t>
+      </w:r>
+      <w:r>
+        <w:rPr>
+          <w:rFonts w:hint="cs"/>
+          <w:rtl/>
+          <w:lang w:bidi="ar-EG"/>
+        </w:rPr>
+        <w:t xml:space="preserve">أمين مع شعبه، بحيث أنه باستطاعته أن يترجى الله بأن ينظر إلى ضيقته حتى يفتقد شعبه المتألم بحسب عُظم رحمته؛ لأن الرب هو </w:t>
+      </w:r>
+      <w:proofErr w:type="spellStart"/>
+      <w:r>
+        <w:rPr>
+          <w:rFonts w:hint="cs"/>
+          <w:rtl/>
+          <w:lang w:bidi="ar-EG"/>
+        </w:rPr>
+        <w:t>هو</w:t>
+      </w:r>
+      <w:proofErr w:type="spellEnd"/>
+      <w:r>
+        <w:rPr>
+          <w:rFonts w:hint="cs"/>
+          <w:rtl/>
+          <w:lang w:bidi="ar-EG"/>
+        </w:rPr>
+        <w:t xml:space="preserve"> لا يتغيّر (عدد 19 </w:t>
+      </w:r>
+      <w:r>
+        <w:rPr>
+          <w:rtl/>
+          <w:lang w:bidi="ar-EG"/>
+        </w:rPr>
+        <w:t>–</w:t>
+      </w:r>
+      <w:r>
+        <w:rPr>
+          <w:rFonts w:hint="cs"/>
+          <w:rtl/>
+          <w:lang w:bidi="ar-EG"/>
+        </w:rPr>
+        <w:t xml:space="preserve"> 21). الضيق يُشعَر به بصورة غير متغيرة، لكن الله يُدخ</w:t>
+      </w:r>
+      <w:r>
+        <w:rPr>
+          <w:rFonts w:hint="cs"/>
+          <w:rtl/>
+          <w:lang w:bidi="ar-EG"/>
+        </w:rPr>
+        <w:t>َ</w:t>
+      </w:r>
+      <w:r>
+        <w:rPr>
+          <w:rFonts w:hint="cs"/>
+          <w:rtl/>
+          <w:lang w:bidi="ar-EG"/>
+        </w:rPr>
+        <w:t>ل فيه</w:t>
+      </w:r>
+      <w:r>
+        <w:rPr>
+          <w:rFonts w:hint="cs"/>
+          <w:rtl/>
+          <w:lang w:bidi="ar-EG"/>
+        </w:rPr>
+        <w:t xml:space="preserve">، ومن بعد ذِكر كل شيء أمامه وإدانته، من بعد إزالة كل ما حدث للقلب، </w:t>
+      </w:r>
+      <w:r>
+        <w:rPr>
+          <w:rFonts w:hint="cs"/>
+          <w:rtl/>
+          <w:lang w:bidi="ar-EG"/>
+        </w:rPr>
+        <w:t xml:space="preserve">استطاع إرمياء أن يستريح في العلاقة الحقيقية والدائمة إلى الأبد ما بين الله وشعبه المحبوب؛ وبانضمامه إلى روابطه بالله استخدم إحسانه المُعلَن في هذه الروابط كي يجد فرصة في ضيق شعبه المحبوب بأن يُلفت انتباهه إليه. هذه هي مكانة الإيمان الحقيقية التي حصل عليها كنتيجة لمِحنه أمام الله بالنظر إلى ضيق شعبه </w:t>
+      </w:r>
+      <w:r>
+        <w:rPr>
+          <w:rtl/>
+          <w:lang w:bidi="ar-EG"/>
+        </w:rPr>
+        <w:t>–</w:t>
+      </w:r>
+      <w:r>
+        <w:rPr>
+          <w:rFonts w:hint="cs"/>
+          <w:rtl/>
+          <w:lang w:bidi="ar-EG"/>
+        </w:rPr>
+        <w:t xml:space="preserve"> وهو ضيق قد صار على نحو أعمق لأن الخطية هي التي كانت السبب في ذلك.</w:t>
+      </w:r>
+    </w:p>
+    <w:p>
+      <w:pPr>
+        <w:rPr>
+          <w:rtl/>
+          <w:lang w:bidi="ar-EG"/>
+        </w:rPr>
+      </w:pPr>
+      <w:r>
+        <w:rPr>
+          <w:rFonts w:hint="cs"/>
+          <w:rtl/>
+          <w:lang w:bidi="ar-EG"/>
+        </w:rPr>
+        <w:t xml:space="preserve">إن سفر مراثي إرميا ملفت للنظر لأننا نرى فيه تعبير أفكار روح الله، وهذا يعني تلك الأفكار التي نشأت </w:t>
+      </w:r>
+      <w:r>
+        <w:rPr>
+          <w:rFonts w:hint="cs"/>
+          <w:rtl/>
+          <w:lang w:bidi="ar-EG"/>
+        </w:rPr>
+        <w:t xml:space="preserve">في الأشخاص الخاضعة لتأثيره، في أواني شهادته، حينما كان الله مجبرًا على وضع ما أقامه في العالم مُلكًا له جانبًا. في كل دائرة إعلانات الله وأشواقه المعلنة فيها لا يوجد ما يشابهها. هو بنفسه يقول: كيف من الممكن أن أعاملكم مثل أدما </w:t>
+      </w:r>
+      <w:proofErr w:type="spellStart"/>
+      <w:r>
+        <w:rPr>
+          <w:rFonts w:hint="cs"/>
+          <w:rtl/>
+          <w:lang w:bidi="ar-EG"/>
+        </w:rPr>
+        <w:t>وصبوعيم</w:t>
+      </w:r>
+      <w:proofErr w:type="spellEnd"/>
+      <w:r>
+        <w:rPr>
+          <w:rFonts w:hint="cs"/>
+          <w:rtl/>
+          <w:lang w:bidi="ar-EG"/>
+        </w:rPr>
+        <w:t xml:space="preserve">؟ لقد كان على المسيح أن يشعر بتنحي الشعب جانبًا بكل حجمه. غير أنه شعر به بحسب كمال شخصه وفي الحضرة الإلهية. </w:t>
+      </w:r>
+      <w:r>
+        <w:rPr>
+          <w:rFonts w:hint="cs"/>
+          <w:rtl/>
+          <w:lang w:bidi="ar-EG"/>
+        </w:rPr>
+        <w:t>وهكذا نراه في تعامله مع أورشليم؛ فقد بكى على المدينة. لكن هنا مع إرمياء فنجد بأن الإنسان فقدَ رجاءه بتدخل الله لصالح شعبه. الله لم يترك أحد</w:t>
+      </w:r>
+      <w:r>
+        <w:rPr>
+          <w:rFonts w:hint="cs"/>
+          <w:rtl/>
+          <w:lang w:bidi="ar-EG"/>
+        </w:rPr>
+        <w:t>ًا</w:t>
+      </w:r>
+      <w:r>
+        <w:rPr>
+          <w:rFonts w:hint="cs"/>
+          <w:rtl/>
+          <w:lang w:bidi="ar-EG"/>
+        </w:rPr>
+        <w:t xml:space="preserve"> في ضائقته من بين هذا الشعب الذي أحبه وكان مقتنعًا في داخله بان الله أحبه، نعم، بأنه كان موضوع أشواق محبته. إرمياء كان واحدًا من الشعب. كيف استطاع أن يحتمل الفكرة بأن الله كان سيرفضه؟ فمن دون شك ما كان هو أن الله سيجدد علاقته. ولكن في المكان الذي وضع الشعب فيه كان</w:t>
+      </w:r>
+      <w:r>
+        <w:rPr>
+          <w:rtl/>
+        </w:rPr>
+        <w:t xml:space="preserve"> </w:t>
+      </w:r>
+      <w:r>
+        <w:rPr>
+          <w:rtl/>
+          <w:lang w:bidi="ar-EG"/>
+        </w:rPr>
+        <w:t>كل رجاء</w:t>
+      </w:r>
+      <w:r>
+        <w:rPr>
+          <w:rFonts w:hint="cs"/>
+          <w:rtl/>
+          <w:lang w:bidi="ar-EG"/>
+        </w:rPr>
+        <w:t xml:space="preserve"> قد ضاع إلى الأبد؛ أما في حضرة الله فهو لن يضيع أبدًا. ولكي يصل إلى هذا الهدف أخيرًا، </w:t>
+      </w:r>
+      <w:r>
+        <w:rPr>
+          <w:rFonts w:hint="cs"/>
+          <w:rtl/>
+          <w:lang w:bidi="ar-EG"/>
+        </w:rPr>
+        <w:t>ف</w:t>
+      </w:r>
+      <w:r>
+        <w:rPr>
+          <w:rFonts w:hint="cs"/>
+          <w:rtl/>
+          <w:lang w:bidi="ar-EG"/>
+        </w:rPr>
+        <w:t>لا بد</w:t>
+      </w:r>
+      <w:r>
+        <w:rPr>
+          <w:rFonts w:hint="cs"/>
+          <w:rtl/>
+          <w:lang w:bidi="ar-EG"/>
+        </w:rPr>
+        <w:t xml:space="preserve"> للقلب</w:t>
+      </w:r>
+      <w:r>
+        <w:rPr>
+          <w:rFonts w:hint="cs"/>
+          <w:rtl/>
+          <w:lang w:bidi="ar-EG"/>
+        </w:rPr>
+        <w:t xml:space="preserve"> وأن يجتاز في كل هذه المِحَن إلى أن يكون بوسعه بأن يدخل في فِكر وأفكار الله المُحِبة بذاتها. هذا الأمر هو بشكل دائم صحيح.</w:t>
+      </w:r>
+    </w:p>
+    <w:p>
+      <w:pPr>
+        <w:rPr>
+          <w:rtl/>
+          <w:lang w:bidi="ar-EG"/>
+        </w:rPr>
+      </w:pPr>
+      <w:r>
+        <w:rPr>
+          <w:rFonts w:hint="cs"/>
+          <w:rtl/>
+          <w:lang w:bidi="ar-EG"/>
+        </w:rPr>
+        <w:t>الروح هنا يطرح صورة بكل هذه المِحَن. يا لها من نعمة بأن نرى روح الله يدخل في كل هذه التفاصيل، ليس فق</w:t>
+      </w:r>
+      <w:r>
+        <w:rPr>
+          <w:rFonts w:hint="cs"/>
+          <w:rtl/>
+          <w:lang w:bidi="ar-EG"/>
+        </w:rPr>
+        <w:t>ط</w:t>
+      </w:r>
+      <w:r>
+        <w:rPr>
+          <w:rFonts w:hint="cs"/>
+          <w:rtl/>
+          <w:lang w:bidi="ar-EG"/>
+        </w:rPr>
+        <w:t xml:space="preserve"> في تفاصيل طرق الله، وإنما أيضًا في كل ما يخالج قلبًا مؤهلاً بالنعمة بأن يشعر بدينونة الله إلى أن يأخذ كل شيء ترتيبه الصحيح في محضر الله. في كلمة الوحي لا نجد فقط أفكار الله الكاملة كما والمسيح، كمال الإنسان أمام الله،</w:t>
+      </w:r>
+      <w:r>
+        <w:rPr>
+          <w:rFonts w:hint="cs"/>
+          <w:rtl/>
+          <w:lang w:bidi="ar-EG"/>
+        </w:rPr>
+        <w:t xml:space="preserve"> </w:t>
+      </w:r>
+      <w:r>
+        <w:rPr>
+          <w:rFonts w:hint="cs"/>
+          <w:rtl/>
+          <w:lang w:bidi="ar-EG"/>
+        </w:rPr>
+        <w:t xml:space="preserve">إنما وأيضًا كل المِحَن الناشئة بعمل كمال الروح داخل قلوبنا البائسة، بمدى أن أفكارنا مهما كانت مختلطة متجهة إلى الله بشكل أساسي أو </w:t>
+      </w:r>
+      <w:r>
+        <w:rPr>
+          <w:rFonts w:hint="cs"/>
+          <w:rtl/>
+          <w:lang w:bidi="ar-EG"/>
+        </w:rPr>
+        <w:t>أنه هو الذي أنشأها. بهذه الأمانة هو مهتم بنا! هو يستمع لأناتنا على الرغم من أنه مختلط بها الكثير من عدم كمالنا والكثير مما ينبع من قلوبنا. هذا نراه في مراثي إرمياء، في المزامير وفي مكان آخر، كما وبقدر واسع، وإن كان في صورة مختلفة، في العهد الجديد.</w:t>
+      </w:r>
     </w:p>
     <w:sectPr>
+      <w:footnotePr>
+        <w:numRestart w:val="eachSect"/>
+      </w:footnotePr>
       <w:pgSz w:w="11906" w:h="16838"/>
-      <w:pgMar w:top="1440" w:right="1800" w:bottom="1440" w:left="1800" w:header="708" w:footer="708" w:gutter="0"/>
+      <w:pgMar w:top="1440" w:right="1440" w:bottom="1440" w:left="1440" w:header="708" w:footer="708" w:gutter="0"/>
       <w:cols w:space="708"/>
       <w:bidi/>
       <w:rtlGutter/>
@@ -541,20 +2134,166 @@
 </w:document>
 </file>
 
+<file path=word/endnotes.xml><?xml version="1.0" encoding="utf-8"?>
+<w:endnotes xmlns:wpc="http://schemas.microsoft.com/office/word/2010/wordprocessingCanvas" xmlns:cx="http://schemas.microsoft.com/office/drawing/2014/chartex" xmlns:cx1="http://schemas.microsoft.com/office/drawing/2015/9/8/chartex" xmlns:cx2="http://schemas.microsoft.com/office/drawing/2015/10/21/chartex" xmlns:cx3="http://schemas.microsoft.com/office/drawing/2016/5/9/chartex" xmlns:cx4="http://schemas.microsoft.com/office/drawing/2016/5/10/chartex" xmlns:cx5="http://schemas.microsoft.com/office/drawing/2016/5/11/chartex" xmlns:cx6="http://schemas.microsoft.com/office/drawing/2016/5/12/chartex" xmlns:cx7="http://schemas.microsoft.com/office/drawing/2016/5/13/chartex" xmlns:cx8="http://schemas.microsoft.com/office/drawing/2016/5/14/chartex" xmlns:mc="http://schemas.openxmlformats.org/markup-compatibility/2006" xmlns:aink="http://schemas.microsoft.com/office/drawing/2016/ink" xmlns:am3d="http://schemas.microsoft.com/office/drawing/2017/model3d" xmlns:o="urn:schemas-microsoft-com:office:office" xmlns:oel="http://schemas.microsoft.com/office/2019/extlst" xmlns:r="http://schemas.openxmlformats.org/officeDocument/2006/relationships" xmlns:m="http://schemas.openxmlformats.org/officeDocument/2006/math" xmlns:v="urn:schemas-microsoft-com:vml" xmlns:wp14="http://schemas.microsoft.com/office/word/2010/wordprocessingDrawing" xmlns:wp="http://schemas.openxmlformats.org/drawingml/2006/wordprocessingDrawing" xmlns:w10="urn:schemas-microsoft-com:office:word" xmlns:w="http://schemas.openxmlformats.org/wordprocessingml/2006/main" xmlns:w14="http://schemas.microsoft.com/office/word/2010/wordml" xmlns:w15="http://schemas.microsoft.com/office/word/2012/wordml" xmlns:w16cex="http://schemas.microsoft.com/office/word/2018/wordml/cex" xmlns:w16cid="http://schemas.microsoft.com/office/word/2016/wordml/cid" xmlns:w16="http://schemas.microsoft.com/office/word/2018/wordml" xmlns:w16du="http://schemas.microsoft.com/office/word/2023/wordml/word16du" xmlns:w16sdtdh="http://schemas.microsoft.com/office/word/2020/wordml/sdtdatahash" xmlns:w16se="http://schemas.microsoft.com/office/word/2015/wordml/symex" xmlns:wpg="http://schemas.microsoft.com/office/word/2010/wordprocessingGroup" xmlns:wpi="http://schemas.microsoft.com/office/word/2010/wordprocessingInk" xmlns:wne="http://schemas.microsoft.com/office/word/2006/wordml" xmlns:wps="http://schemas.microsoft.com/office/word/2010/wordprocessingShape" mc:Ignorable="w14 w15 w16se w16cid w16 w16cex w16sdtdh w16du wp14">
+  <w:endnote w:type="separator" w:id="-1">
+    <w:p>
+      <w:pPr>
+        <w:spacing w:after="0" w:line="240" w:lineRule="auto"/>
+      </w:pPr>
+      <w:r>
+        <w:separator/>
+      </w:r>
+    </w:p>
+  </w:endnote>
+  <w:endnote w:type="continuationSeparator" w:id="0">
+    <w:p>
+      <w:pPr>
+        <w:spacing w:after="0" w:line="240" w:lineRule="auto"/>
+      </w:pPr>
+      <w:r>
+        <w:continuationSeparator/>
+      </w:r>
+    </w:p>
+  </w:endnote>
+</w:endnotes>
+</file>
+
+<file path=word/footnotes.xml><?xml version="1.0" encoding="utf-8"?>
+<w:footnotes xmlns:wpc="http://schemas.microsoft.com/office/word/2010/wordprocessingCanvas" xmlns:cx="http://schemas.microsoft.com/office/drawing/2014/chartex" xmlns:cx1="http://schemas.microsoft.com/office/drawing/2015/9/8/chartex" xmlns:cx2="http://schemas.microsoft.com/office/drawing/2015/10/21/chartex" xmlns:cx3="http://schemas.microsoft.com/office/drawing/2016/5/9/chartex" xmlns:cx4="http://schemas.microsoft.com/office/drawing/2016/5/10/chartex" xmlns:cx5="http://schemas.microsoft.com/office/drawing/2016/5/11/chartex" xmlns:cx6="http://schemas.microsoft.com/office/drawing/2016/5/12/chartex" xmlns:cx7="http://schemas.microsoft.com/office/drawing/2016/5/13/chartex" xmlns:cx8="http://schemas.microsoft.com/office/drawing/2016/5/14/chartex" xmlns:mc="http://schemas.openxmlformats.org/markup-compatibility/2006" xmlns:aink="http://schemas.microsoft.com/office/drawing/2016/ink" xmlns:am3d="http://schemas.microsoft.com/office/drawing/2017/model3d" xmlns:o="urn:schemas-microsoft-com:office:office" xmlns:oel="http://schemas.microsoft.com/office/2019/extlst" xmlns:r="http://schemas.openxmlformats.org/officeDocument/2006/relationships" xmlns:m="http://schemas.openxmlformats.org/officeDocument/2006/math" xmlns:v="urn:schemas-microsoft-com:vml" xmlns:wp14="http://schemas.microsoft.com/office/word/2010/wordprocessingDrawing" xmlns:wp="http://schemas.openxmlformats.org/drawingml/2006/wordprocessingDrawing" xmlns:w10="urn:schemas-microsoft-com:office:word" xmlns:w="http://schemas.openxmlformats.org/wordprocessingml/2006/main" xmlns:w14="http://schemas.microsoft.com/office/word/2010/wordml" xmlns:w15="http://schemas.microsoft.com/office/word/2012/wordml" xmlns:w16cex="http://schemas.microsoft.com/office/word/2018/wordml/cex" xmlns:w16cid="http://schemas.microsoft.com/office/word/2016/wordml/cid" xmlns:w16="http://schemas.microsoft.com/office/word/2018/wordml" xmlns:w16du="http://schemas.microsoft.com/office/word/2023/wordml/word16du" xmlns:w16sdtdh="http://schemas.microsoft.com/office/word/2020/wordml/sdtdatahash" xmlns:w16se="http://schemas.microsoft.com/office/word/2015/wordml/symex" xmlns:wpg="http://schemas.microsoft.com/office/word/2010/wordprocessingGroup" xmlns:wpi="http://schemas.microsoft.com/office/word/2010/wordprocessingInk" xmlns:wne="http://schemas.microsoft.com/office/word/2006/wordml" xmlns:wps="http://schemas.microsoft.com/office/word/2010/wordprocessingShape" mc:Ignorable="w14 w15 w16se w16cid w16 w16cex w16sdtdh w16du wp14">
+  <w:footnote w:type="separator" w:id="-1">
+    <w:p>
+      <w:pPr>
+        <w:spacing w:after="0" w:line="240" w:lineRule="auto"/>
+      </w:pPr>
+      <w:r>
+        <w:separator/>
+      </w:r>
+    </w:p>
+  </w:footnote>
+  <w:footnote w:type="continuationSeparator" w:id="0">
+    <w:p>
+      <w:pPr>
+        <w:spacing w:after="0" w:line="240" w:lineRule="auto"/>
+      </w:pPr>
+      <w:r>
+        <w:continuationSeparator/>
+      </w:r>
+    </w:p>
+  </w:footnote>
+  <w:footnote w:id="1">
+    <w:p>
+      <w:pPr>
+        <w:pStyle w:val="FootnoteText"/>
+        <w:rPr>
+          <w:b/>
+          <w:bCs/>
+          <w:sz w:val="26"/>
+          <w:szCs w:val="26"/>
+          <w:rtl/>
+          <w:lang w:bidi="ar-EG"/>
+        </w:rPr>
+      </w:pPr>
+      <w:r>
+        <w:rPr>
+          <w:rStyle w:val="FootnoteReference"/>
+          <w:b/>
+          <w:bCs/>
+          <w:sz w:val="26"/>
+          <w:szCs w:val="26"/>
+        </w:rPr>
+        <w:footnoteRef/>
+      </w:r>
+      <w:r>
+        <w:rPr>
+          <w:b/>
+          <w:bCs/>
+          <w:sz w:val="26"/>
+          <w:szCs w:val="26"/>
+          <w:rtl/>
+        </w:rPr>
+        <w:t xml:space="preserve"> </w:t>
+      </w:r>
+      <w:r>
+        <w:rPr>
+          <w:rFonts w:hint="cs"/>
+          <w:b/>
+          <w:bCs/>
+          <w:sz w:val="26"/>
+          <w:szCs w:val="26"/>
+          <w:rtl/>
+          <w:lang w:bidi="ar-EG"/>
+        </w:rPr>
+        <w:t>أنا أقول: إن شملنا الصليب فيما نتأمل فيه؛ لأنه على الرغم من أن المسيح قد شعر الكثير من ذلك في حزنه حينما كان مقتربًا من الصليب، إلا أنه يوجد هنا عبارات لا يمكن أن تنطبق إلا عليه وحده وهو هناك في آلامه. التطبيق الأساسي والمباشر ينطبق على البقية (كما هو الحال مع المزامير أيضًا) وبالأخص على ارمياء.</w:t>
+      </w:r>
+    </w:p>
+  </w:footnote>
+  <w:footnote w:id="2">
+    <w:p>
+      <w:pPr>
+        <w:pStyle w:val="FootnoteText"/>
+        <w:rPr>
+          <w:b/>
+          <w:bCs/>
+          <w:sz w:val="26"/>
+          <w:szCs w:val="26"/>
+          <w:rtl/>
+          <w:lang w:bidi="ar-EG"/>
+        </w:rPr>
+      </w:pPr>
+      <w:r>
+        <w:rPr>
+          <w:rStyle w:val="FootnoteReference"/>
+          <w:b/>
+          <w:bCs/>
+          <w:sz w:val="26"/>
+          <w:szCs w:val="26"/>
+        </w:rPr>
+        <w:footnoteRef/>
+      </w:r>
+      <w:r>
+        <w:rPr>
+          <w:b/>
+          <w:bCs/>
+          <w:sz w:val="26"/>
+          <w:szCs w:val="26"/>
+          <w:rtl/>
+        </w:rPr>
+        <w:t xml:space="preserve"> </w:t>
+      </w:r>
+      <w:r>
+        <w:rPr>
+          <w:rFonts w:hint="cs"/>
+          <w:b/>
+          <w:bCs/>
+          <w:sz w:val="26"/>
+          <w:szCs w:val="26"/>
+          <w:rtl/>
+          <w:lang w:bidi="ar-EG"/>
+        </w:rPr>
+        <w:t>في كل هذا يتطابق روح هذه المواضع تطابق عجيب مع روح المزامير، والذي هو أيضًا طبيعي جدًا. إن الصورة التي دخل المسيح فيها تم التكلم عنه في تأمل سفر المزامير. لقد اجتاز المسيح بالنعمة في كل هذا، لكيما تحصل على كمالها بالنظر إلى حالتها وعاطفتها في مثل هذا الدور. قارن هذا بما يلي أعلاه.</w:t>
+      </w:r>
+    </w:p>
+  </w:footnote>
+</w:footnotes>
+</file>
+
 <file path=word/styles.xml><?xml version="1.0" encoding="utf-8"?>
-<w:styles xmlns:mc="http://schemas.openxmlformats.org/markup-compatibility/2006" xmlns:r="http://schemas.openxmlformats.org/officeDocument/2006/relationships" xmlns:w="http://schemas.openxmlformats.org/wordprocessingml/2006/main" xmlns:w14="http://schemas.microsoft.com/office/word/2010/wordml" xmlns:w15="http://schemas.microsoft.com/office/word/2012/wordml" xmlns:w16cex="http://schemas.microsoft.com/office/word/2018/wordml/cex" xmlns:w16cid="http://schemas.microsoft.com/office/word/2016/wordml/cid" xmlns:w16="http://schemas.microsoft.com/office/word/2018/wordml" xmlns:w16sdtdh="http://schemas.microsoft.com/office/word/2020/wordml/sdtdatahash" xmlns:w16se="http://schemas.microsoft.com/office/word/2015/wordml/symex" mc:Ignorable="w14 w15 w16se w16cid w16 w16cex w16sdtdh">
+<w:styles xmlns:mc="http://schemas.openxmlformats.org/markup-compatibility/2006" xmlns:r="http://schemas.openxmlformats.org/officeDocument/2006/relationships" xmlns:w="http://schemas.openxmlformats.org/wordprocessingml/2006/main" xmlns:w14="http://schemas.microsoft.com/office/word/2010/wordml" xmlns:w15="http://schemas.microsoft.com/office/word/2012/wordml" xmlns:w16cex="http://schemas.microsoft.com/office/word/2018/wordml/cex" xmlns:w16cid="http://schemas.microsoft.com/office/word/2016/wordml/cid" xmlns:w16="http://schemas.microsoft.com/office/word/2018/wordml" xmlns:w16du="http://schemas.microsoft.com/office/word/2023/wordml/word16du" xmlns:w16sdtdh="http://schemas.microsoft.com/office/word/2020/wordml/sdtdatahash" xmlns:w16se="http://schemas.microsoft.com/office/word/2015/wordml/symex" mc:Ignorable="w14 w15 w16se w16cid w16 w16cex w16sdtdh w16du">
   <w:docDefaults>
     <w:rPrDefault>
       <w:rPr>
-        <w:rFonts w:asciiTheme="minorHAnsi" w:eastAsiaTheme="minorHAnsi" w:hAnsiTheme="minorHAnsi" w:cstheme="minorBidi"/>
-        <w:sz w:val="22"/>
-        <w:szCs w:val="22"/>
-        <w:lang w:val="en-US" w:eastAsia="en-US" w:bidi="he-IL"/>
+        <w:rFonts w:ascii="Sakkal Majalla" w:eastAsiaTheme="minorHAnsi" w:hAnsi="Sakkal Majalla" w:cs="Sakkal Majalla"/>
+        <w:sz w:val="26"/>
+        <w:szCs w:val="26"/>
+        <w:lang w:val="en-US" w:eastAsia="en-US" w:bidi="ar-SA"/>
       </w:rPr>
     </w:rPrDefault>
     <w:pPrDefault>
       <w:pPr>
+        <w:bidi/>
         <w:spacing w:after="160" w:line="259" w:lineRule="auto"/>
+        <w:jc w:val="both"/>
       </w:pPr>
     </w:pPrDefault>
   </w:docDefaults>
@@ -939,9 +2678,6 @@
   <w:style w:type="paragraph" w:default="1" w:styleId="Normal">
     <w:name w:val="Normal"/>
     <w:qFormat/>
-    <w:pPr>
-      <w:bidi/>
-    </w:pPr>
   </w:style>
   <w:style w:type="character" w:default="1" w:styleId="DefaultParagraphFont">
     <w:name w:val="Default Paragraph Font"/>
@@ -969,6 +2705,80 @@
     <w:uiPriority w:val="99"/>
     <w:semiHidden/>
     <w:unhideWhenUsed/>
+  </w:style>
+  <w:style w:type="character" w:styleId="Hyperlink">
+    <w:name w:val="Hyperlink"/>
+    <w:basedOn w:val="DefaultParagraphFont"/>
+    <w:uiPriority w:val="99"/>
+    <w:unhideWhenUsed/>
+    <w:rsid w:val="007A24EB"/>
+    <w:rPr>
+      <w:color w:val="0563C1" w:themeColor="hyperlink"/>
+      <w:u w:val="single"/>
+    </w:rPr>
+  </w:style>
+  <w:style w:type="character" w:styleId="UnresolvedMention">
+    <w:name w:val="Unresolved Mention"/>
+    <w:basedOn w:val="DefaultParagraphFont"/>
+    <w:uiPriority w:val="99"/>
+    <w:semiHidden/>
+    <w:unhideWhenUsed/>
+    <w:rsid w:val="007A24EB"/>
+    <w:rPr>
+      <w:color w:val="605E5C"/>
+      <w:shd w:val="clear" w:color="auto" w:fill="E1DFDD"/>
+    </w:rPr>
+  </w:style>
+  <w:style w:type="character" w:styleId="FollowedHyperlink">
+    <w:name w:val="FollowedHyperlink"/>
+    <w:basedOn w:val="DefaultParagraphFont"/>
+    <w:uiPriority w:val="99"/>
+    <w:semiHidden/>
+    <w:unhideWhenUsed/>
+    <w:rsid w:val="00FC2683"/>
+    <w:rPr>
+      <w:color w:val="954F72" w:themeColor="followedHyperlink"/>
+      <w:u w:val="single"/>
+    </w:rPr>
+  </w:style>
+  <w:style w:type="paragraph" w:styleId="FootnoteText">
+    <w:name w:val="footnote text"/>
+    <w:basedOn w:val="Normal"/>
+    <w:link w:val="FootnoteTextChar"/>
+    <w:uiPriority w:val="99"/>
+    <w:semiHidden/>
+    <w:unhideWhenUsed/>
+    <w:rsid w:val="00A82FA4"/>
+    <w:pPr>
+      <w:spacing w:after="0" w:line="240" w:lineRule="auto"/>
+    </w:pPr>
+    <w:rPr>
+      <w:sz w:val="20"/>
+      <w:szCs w:val="20"/>
+    </w:rPr>
+  </w:style>
+  <w:style w:type="character" w:customStyle="1" w:styleId="FootnoteTextChar">
+    <w:name w:val="Footnote Text Char"/>
+    <w:basedOn w:val="DefaultParagraphFont"/>
+    <w:link w:val="FootnoteText"/>
+    <w:uiPriority w:val="99"/>
+    <w:semiHidden/>
+    <w:rsid w:val="00A82FA4"/>
+    <w:rPr>
+      <w:sz w:val="20"/>
+      <w:szCs w:val="20"/>
+    </w:rPr>
+  </w:style>
+  <w:style w:type="character" w:styleId="FootnoteReference">
+    <w:name w:val="footnote reference"/>
+    <w:basedOn w:val="DefaultParagraphFont"/>
+    <w:uiPriority w:val="99"/>
+    <w:semiHidden/>
+    <w:unhideWhenUsed/>
+    <w:rsid w:val="00A82FA4"/>
+    <w:rPr>
+      <w:vertAlign w:val="superscript"/>
+    </w:rPr>
   </w:style>
 </w:styles>
 </file>
@@ -1266,4 +3076,16 @@
     </a:ext>
   </a:extLst>
 </a:theme>
+</file>
+
+<file path=customXml/item1.xml><?xml version="1.0" encoding="utf-8"?>
+<b:Sources xmlns:b="http://schemas.openxmlformats.org/officeDocument/2006/bibliography" xmlns="http://schemas.openxmlformats.org/officeDocument/2006/bibliography" SelectedStyle="\APASixthEditionOfficeOnline.xsl" StyleName="APA" Version="6"/>
+</file>
+
+<file path=customXml/itemProps1.xml><?xml version="1.0" encoding="utf-8"?>
+<ds:datastoreItem xmlns:ds="http://schemas.openxmlformats.org/officeDocument/2006/customXml" ds:itemID="{EFF7A56F-9513-4592-BA01-35EFE89F8569}">
+  <ds:schemaRefs>
+    <ds:schemaRef ds:uri="http://schemas.openxmlformats.org/officeDocument/2006/bibliography"/>
+  </ds:schemaRefs>
+</ds:datastoreItem>
 </file>